--- a/FINAL-SUBMISSION-2026/AIEngineer/Ram-Kotni-Senior-AI-Engineer.docx
+++ b/FINAL-SUBMISSION-2026/AIEngineer/Ram-Kotni-Senior-AI-Engineer.docx
@@ -269,6 +269,17 @@
           <w:tab w:val="left" w:pos="8730"/>
         </w:tabs>
         <w:rPr>
+          <w:rStyle w:val="normaltextrun"/>
+          <w:rFonts w:ascii="Verdana" w:hAnsi="Verdana"/>
+          <w:b/>
+          <w:bCs/>
+          <w:color w:val="000000"/>
+          <w:sz w:val="20"/>
+          <w:szCs w:val="20"/>
+        </w:rPr>
+      </w:pPr>
+      <w:r>
+        <w:rPr>
           <w:rStyle w:val="contentcontrolboundarysink"/>
           <w:rFonts w:ascii="Arial" w:hAnsi="Arial" w:cs="Arial"/>
           <w:b/>
@@ -277,36 +288,8 @@
           <w:sz w:val="20"/>
           <w:szCs w:val="20"/>
         </w:rPr>
-      </w:pPr>
-      <w:r>
-        <w:rPr>
-          <w:rStyle w:val="contentcontrolboundarysink"/>
-          <w:rFonts w:ascii="Arial" w:hAnsi="Arial" w:cs="Arial"/>
-          <w:b/>
-          <w:bCs/>
-          <w:color w:val="000000" w:themeColor="text1"/>
-          <w:sz w:val="20"/>
-          <w:szCs w:val="20"/>
-        </w:rPr>
         <w:t>​​</w:t>
       </w:r>
-    </w:p>
-    <w:p>
-      <w:pPr>
-        <w:tabs>
-          <w:tab w:val="left" w:pos="8640"/>
-          <w:tab w:val="left" w:pos="8730"/>
-        </w:tabs>
-        <w:rPr>
-          <w:rStyle w:val="normaltextrun"/>
-          <w:rFonts w:ascii="Verdana" w:hAnsi="Verdana"/>
-          <w:b/>
-          <w:bCs/>
-          <w:color w:val="000000"/>
-          <w:sz w:val="20"/>
-          <w:szCs w:val="20"/>
-        </w:rPr>
-      </w:pPr>
       <w:r>
         <w:rPr>
           <w:rStyle w:val="normaltextrun"/>
@@ -851,11 +834,12 @@
       <w:pPr>
         <w:pStyle w:val="paragraph"/>
         <w:spacing w:before="0" w:beforeAutospacing="0" w:after="0" w:afterAutospacing="0"/>
-        <w:ind w:left="502"/>
         <w:textAlignment w:val="baseline"/>
         <w:rPr>
-          <w:rStyle w:val="eop"/>
-          <w:rFonts w:ascii="Verdana" w:hAnsi="Verdana" w:cs="Arial"/>
+          <w:rStyle w:val="normaltextrun"/>
+          <w:rFonts w:ascii="Verdana" w:hAnsi="Verdana" w:cs="Segoe UI"/>
+          <w:b/>
+          <w:bCs/>
           <w:color w:val="000000"/>
           <w:sz w:val="20"/>
           <w:szCs w:val="20"/>
@@ -863,46 +847,10 @@
       </w:pPr>
       <w:r>
         <w:rPr>
-          <w:rStyle w:val="contentcontrolboundarysink"/>
-          <w:rFonts w:ascii="Arial" w:hAnsi="Arial" w:cs="Arial"/>
-          <w:color w:val="000000" w:themeColor="text1"/>
-          <w:sz w:val="20"/>
-          <w:szCs w:val="20"/>
-        </w:rPr>
-        <w:t>​</w:t>
-      </w:r>
-      <w:r>
-        <w:rPr>
-          <w:rStyle w:val="eop"/>
-          <w:rFonts w:ascii="Verdana" w:hAnsi="Verdana" w:cs="Arial"/>
-          <w:color w:val="000000" w:themeColor="text1"/>
-          <w:sz w:val="20"/>
-          <w:szCs w:val="20"/>
-        </w:rPr>
-        <w:t> </w:t>
-      </w:r>
-    </w:p>
-    <w:p>
-      <w:pPr>
-        <w:pStyle w:val="paragraph"/>
-        <w:spacing w:before="0" w:beforeAutospacing="0" w:after="0" w:afterAutospacing="0"/>
-        <w:textAlignment w:val="baseline"/>
-        <w:rPr>
           <w:rStyle w:val="normaltextrun"/>
           <w:rFonts w:ascii="Verdana" w:hAnsi="Verdana" w:cs="Segoe UI"/>
           <w:b/>
           <w:bCs/>
-          <w:color w:val="000000"/>
-          <w:sz w:val="20"/>
-          <w:szCs w:val="20"/>
-        </w:rPr>
-      </w:pPr>
-      <w:r>
-        <w:rPr>
-          <w:rStyle w:val="normaltextrun"/>
-          <w:rFonts w:ascii="Verdana" w:hAnsi="Verdana" w:cs="Segoe UI"/>
-          <w:b/>
-          <w:bCs/>
           <w:color w:val="000000" w:themeColor="text1"/>
           <w:sz w:val="20"/>
           <w:szCs w:val="20"/>
@@ -912,21 +860,6 @@
     </w:p>
     <w:p>
       <w:pPr>
-        <w:pStyle w:val="paragraph"/>
-        <w:spacing w:before="0" w:beforeAutospacing="0" w:after="0" w:afterAutospacing="0"/>
-        <w:rPr>
-          <w:rStyle w:val="normaltextrun"/>
-          <w:rFonts w:ascii="Verdana" w:hAnsi="Verdana" w:cs="Segoe UI"/>
-          <w:b/>
-          <w:bCs/>
-          <w:color w:val="000000" w:themeColor="text1"/>
-          <w:sz w:val="20"/>
-          <w:szCs w:val="20"/>
-        </w:rPr>
-      </w:pPr>
-    </w:p>
-    <w:p>
-      <w:pPr>
         <w:pStyle w:val="ListParagraph"/>
         <w:numPr>
           <w:ilvl w:val="0"/>
@@ -1345,7 +1278,6 @@
           <w:szCs w:val="20"/>
           <w14:ligatures w14:val="none"/>
         </w:rPr>
-        <w:lastRenderedPageBreak/>
         <w:t>Tools &amp; Observability</w:t>
       </w:r>
       <w:r>
@@ -1610,7 +1542,31 @@
           <w:sz w:val="20"/>
           <w:szCs w:val="20"/>
         </w:rPr>
-        <w:t xml:space="preserve">Sr. Senior Java Full Stack Engineer | Microservices | Cloud | Platform Reliability | </w:t>
+        <w:t xml:space="preserve">Senior </w:t>
+      </w:r>
+      <w:r>
+        <w:rPr>
+          <w:rStyle w:val="normaltextrun"/>
+          <w:rFonts w:ascii="Verdana" w:hAnsi="Verdana" w:cs="Segoe UI"/>
+          <w:b/>
+          <w:bCs/>
+          <w:color w:val="000000" w:themeColor="text1"/>
+          <w:sz w:val="20"/>
+          <w:szCs w:val="20"/>
+        </w:rPr>
+        <w:t>AI</w:t>
+      </w:r>
+      <w:r>
+        <w:rPr>
+          <w:rStyle w:val="normaltextrun"/>
+          <w:rFonts w:ascii="Verdana" w:hAnsi="Verdana" w:cs="Segoe UI"/>
+          <w:b/>
+          <w:bCs/>
+          <w:color w:val="000000" w:themeColor="text1"/>
+          <w:sz w:val="20"/>
+          <w:szCs w:val="20"/>
+        </w:rPr>
+        <w:t xml:space="preserve"> Engineer | </w:t>
       </w:r>
       <w:r>
         <w:rPr>
@@ -1755,18 +1711,23 @@
           <w:sz w:val="20"/>
           <w:szCs w:val="20"/>
         </w:rPr>
-        <w:t>Designed and implemented RESTful APIs with JAX</w:t>
-      </w:r>
-      <w:r>
+        <w:t>Designed a multi-agent architecture using LangGraph for payment operations intelligence.</w:t>
+      </w:r>
+    </w:p>
+    <w:p>
+      <w:pPr>
+        <w:pStyle w:val="paragraph"/>
+        <w:numPr>
+          <w:ilvl w:val="0"/>
+          <w:numId w:val="8"/>
+        </w:numPr>
         <w:rPr>
           <w:rFonts w:ascii="Verdana" w:eastAsia="Verdana" w:hAnsi="Verdana" w:cs="Verdana"/>
           <w:color w:val="000000" w:themeColor="text1"/>
           <w:sz w:val="20"/>
           <w:szCs w:val="20"/>
         </w:rPr>
-        <w:noBreakHyphen/>
-        <w:t>RS for critical grid operations (solar, wind, conventional, combined</w:t>
-      </w:r>
+      </w:pPr>
       <w:r>
         <w:rPr>
           <w:rFonts w:ascii="Verdana" w:eastAsia="Verdana" w:hAnsi="Verdana" w:cs="Verdana"/>
@@ -1774,24 +1735,41 @@
           <w:sz w:val="20"/>
           <w:szCs w:val="20"/>
         </w:rPr>
-        <w:noBreakHyphen/>
-        <w:t>cycle)</w:t>
-      </w:r>
-    </w:p>
-    <w:p>
-      <w:pPr>
-        <w:pStyle w:val="ListParagraph"/>
+        <w:t>Built an </w:t>
+      </w:r>
+      <w:r>
+        <w:rPr>
+          <w:rFonts w:ascii="Verdana" w:eastAsia="Verdana" w:hAnsi="Verdana" w:cs="Verdana"/>
+          <w:b/>
+          <w:bCs/>
+          <w:color w:val="000000" w:themeColor="text1"/>
+          <w:sz w:val="20"/>
+          <w:szCs w:val="20"/>
+        </w:rPr>
+        <w:t>Intent Agent</w:t>
+      </w:r>
+      <w:r>
+        <w:rPr>
+          <w:rFonts w:ascii="Verdana" w:eastAsia="Verdana" w:hAnsi="Verdana" w:cs="Verdana"/>
+          <w:color w:val="000000" w:themeColor="text1"/>
+          <w:sz w:val="20"/>
+          <w:szCs w:val="20"/>
+        </w:rPr>
+        <w:t> to classify user requests into Root Cause Analysis (RCA), Trend Analysis, Recommendation, Summary, and Search workflows.</w:t>
+      </w:r>
+    </w:p>
+    <w:p>
+      <w:pPr>
+        <w:pStyle w:val="paragraph"/>
         <w:numPr>
           <w:ilvl w:val="0"/>
           <w:numId w:val="8"/>
         </w:numPr>
-        <w:spacing w:line="300" w:lineRule="atLeast"/>
         <w:rPr>
           <w:rFonts w:ascii="Verdana" w:eastAsia="Verdana" w:hAnsi="Verdana" w:cs="Verdana"/>
           <w:color w:val="000000" w:themeColor="text1"/>
           <w:sz w:val="20"/>
           <w:szCs w:val="20"/>
-          <w:lang w:eastAsia="en-US"/>
         </w:rPr>
       </w:pPr>
       <w:r>
@@ -1800,9 +1778,8 @@
           <w:color w:val="000000" w:themeColor="text1"/>
           <w:sz w:val="20"/>
           <w:szCs w:val="20"/>
-          <w:lang w:eastAsia="en-US"/>
-        </w:rPr>
-        <w:t xml:space="preserve">Delivered low-latency APIs using </w:t>
+        </w:rPr>
+        <w:t>Developed a </w:t>
       </w:r>
       <w:r>
         <w:rPr>
@@ -1812,9 +1789,8 @@
           <w:color w:val="000000" w:themeColor="text1"/>
           <w:sz w:val="20"/>
           <w:szCs w:val="20"/>
-          <w:lang w:eastAsia="en-US"/>
-        </w:rPr>
-        <w:t>JAX-RS</w:t>
+        </w:rPr>
+        <w:t>Search Agent</w:t>
       </w:r>
       <w:r>
         <w:rPr>
@@ -1822,9 +1798,8 @@
           <w:color w:val="000000" w:themeColor="text1"/>
           <w:sz w:val="20"/>
           <w:szCs w:val="20"/>
-          <w:lang w:eastAsia="en-US"/>
-        </w:rPr>
-        <w:t xml:space="preserve"> and optimized backend workflows for faster data processing.</w:t>
+        </w:rPr>
+        <w:t> to retrieve relevant historical payment incidents from a ChromaDB vector store using semantic search.</w:t>
       </w:r>
     </w:p>
     <w:p>
@@ -1848,17 +1823,18 @@
           <w:sz w:val="20"/>
           <w:szCs w:val="20"/>
         </w:rPr>
-        <w:t>Built and enhanced Angular UI components for RIOO</w:t>
+        <w:t>Implemented an </w:t>
       </w:r>
       <w:r>
         <w:rPr>
           <w:rFonts w:ascii="Verdana" w:eastAsia="Verdana" w:hAnsi="Verdana" w:cs="Verdana"/>
-          <w:color w:val="000000" w:themeColor="text1"/>
-          <w:sz w:val="20"/>
-          <w:szCs w:val="20"/>
-        </w:rPr>
-        <w:noBreakHyphen/>
-        <w:t>IS and RIOO</w:t>
+          <w:b/>
+          <w:bCs/>
+          <w:color w:val="000000" w:themeColor="text1"/>
+          <w:sz w:val="20"/>
+          <w:szCs w:val="20"/>
+        </w:rPr>
+        <w:t>RCA Agent</w:t>
       </w:r>
       <w:r>
         <w:rPr>
@@ -1867,8 +1843,7 @@
           <w:sz w:val="20"/>
           <w:szCs w:val="20"/>
         </w:rPr>
-        <w:noBreakHyphen/>
-        <w:t xml:space="preserve">RS, improving usability and navigation across 10+ routes. </w:t>
+        <w:t> to analyze similar historical failures and identify probable causes.</w:t>
       </w:r>
     </w:p>
     <w:p>
@@ -1892,17 +1867,27 @@
           <w:sz w:val="20"/>
           <w:szCs w:val="20"/>
         </w:rPr>
-        <w:t>Delivered a production</w:t>
+        <w:t>Developed a </w:t>
       </w:r>
       <w:r>
         <w:rPr>
           <w:rFonts w:ascii="Verdana" w:eastAsia="Verdana" w:hAnsi="Verdana" w:cs="Verdana"/>
-          <w:color w:val="000000" w:themeColor="text1"/>
-          <w:sz w:val="20"/>
-          <w:szCs w:val="20"/>
-        </w:rPr>
-        <w:noBreakHyphen/>
-        <w:t xml:space="preserve">ready INR email notification system, enabling timely communication for grid reliability and operational alerts. </w:t>
+          <w:b/>
+          <w:bCs/>
+          <w:color w:val="000000" w:themeColor="text1"/>
+          <w:sz w:val="20"/>
+          <w:szCs w:val="20"/>
+        </w:rPr>
+        <w:t>Recommendation Agent</w:t>
+      </w:r>
+      <w:r>
+        <w:rPr>
+          <w:rFonts w:ascii="Verdana" w:eastAsia="Verdana" w:hAnsi="Verdana" w:cs="Verdana"/>
+          <w:color w:val="000000" w:themeColor="text1"/>
+          <w:sz w:val="20"/>
+          <w:szCs w:val="20"/>
+        </w:rPr>
+        <w:t> to suggest operational actions based on previous incident resolutions and business rules.</w:t>
       </w:r>
     </w:p>
     <w:p>
@@ -1926,7 +1911,7 @@
           <w:sz w:val="20"/>
           <w:szCs w:val="20"/>
         </w:rPr>
-        <w:t xml:space="preserve">Refactored common code for 10+ entities (Breaker Switch, Generators, Lines, Load Resources), increasing reuse and cutting redundancy by 30%. </w:t>
+        <w:t>Built a Trend Analysis Agent to identify recurring payment failure patterns, severity trends, and monthly operational metrics.</w:t>
       </w:r>
     </w:p>
     <w:p>
@@ -1950,17 +1935,27 @@
           <w:sz w:val="20"/>
           <w:szCs w:val="20"/>
         </w:rPr>
-        <w:t>Implemented Ansible</w:t>
+        <w:t>Implemented a </w:t>
       </w:r>
       <w:r>
         <w:rPr>
           <w:rFonts w:ascii="Verdana" w:eastAsia="Verdana" w:hAnsi="Verdana" w:cs="Verdana"/>
-          <w:color w:val="000000" w:themeColor="text1"/>
-          <w:sz w:val="20"/>
-          <w:szCs w:val="20"/>
-        </w:rPr>
-        <w:noBreakHyphen/>
-        <w:t xml:space="preserve">based deployments for higher environments with zero downtime. </w:t>
+          <w:b/>
+          <w:bCs/>
+          <w:color w:val="000000" w:themeColor="text1"/>
+          <w:sz w:val="20"/>
+          <w:szCs w:val="20"/>
+        </w:rPr>
+        <w:t>Summary Agent</w:t>
+      </w:r>
+      <w:r>
+        <w:rPr>
+          <w:rFonts w:ascii="Verdana" w:eastAsia="Verdana" w:hAnsi="Verdana" w:cs="Verdana"/>
+          <w:color w:val="000000" w:themeColor="text1"/>
+          <w:sz w:val="20"/>
+          <w:szCs w:val="20"/>
+        </w:rPr>
+        <w:t> to generate executive-ready summaries for operations teams and management.</w:t>
       </w:r>
     </w:p>
     <w:p>
@@ -1984,17 +1979,71 @@
           <w:sz w:val="20"/>
           <w:szCs w:val="20"/>
         </w:rPr>
-        <w:t>Wrote unit and integration tests for 20+ APIs, achieving 99% reliability and reducing post</w:t>
-      </w:r>
-      <w:r>
+        <w:t>Built a Retrieval-Augmented Generation (RAG) pipeline to ingest CSV and HTML payment monitoring reports and convert them into searchable embeddings.</w:t>
+      </w:r>
+    </w:p>
+    <w:p>
+      <w:pPr>
+        <w:pStyle w:val="paragraph"/>
+        <w:numPr>
+          <w:ilvl w:val="0"/>
+          <w:numId w:val="8"/>
+        </w:numPr>
         <w:rPr>
           <w:rFonts w:ascii="Verdana" w:eastAsia="Verdana" w:hAnsi="Verdana" w:cs="Verdana"/>
           <w:color w:val="000000" w:themeColor="text1"/>
           <w:sz w:val="20"/>
           <w:szCs w:val="20"/>
         </w:rPr>
-        <w:noBreakHyphen/>
-        <w:t xml:space="preserve">release defects. </w:t>
+      </w:pPr>
+      <w:r>
+        <w:rPr>
+          <w:rFonts w:ascii="Verdana" w:eastAsia="Verdana" w:hAnsi="Verdana" w:cs="Verdana"/>
+          <w:color w:val="000000" w:themeColor="text1"/>
+          <w:sz w:val="20"/>
+          <w:szCs w:val="20"/>
+        </w:rPr>
+        <w:t>Generated embeddings using </w:t>
+      </w:r>
+      <w:r>
+        <w:rPr>
+          <w:rFonts w:ascii="Verdana" w:eastAsia="Verdana" w:hAnsi="Verdana" w:cs="Verdana"/>
+          <w:b/>
+          <w:bCs/>
+          <w:color w:val="000000" w:themeColor="text1"/>
+          <w:sz w:val="20"/>
+          <w:szCs w:val="20"/>
+        </w:rPr>
+        <w:t>nomic-embed-text</w:t>
+      </w:r>
+      <w:r>
+        <w:rPr>
+          <w:rFonts w:ascii="Verdana" w:eastAsia="Verdana" w:hAnsi="Verdana" w:cs="Verdana"/>
+          <w:color w:val="000000" w:themeColor="text1"/>
+          <w:sz w:val="20"/>
+          <w:szCs w:val="20"/>
+        </w:rPr>
+        <w:t> and stored vectors in </w:t>
+      </w:r>
+      <w:r>
+        <w:rPr>
+          <w:rFonts w:ascii="Verdana" w:eastAsia="Verdana" w:hAnsi="Verdana" w:cs="Verdana"/>
+          <w:b/>
+          <w:bCs/>
+          <w:color w:val="000000" w:themeColor="text1"/>
+          <w:sz w:val="20"/>
+          <w:szCs w:val="20"/>
+        </w:rPr>
+        <w:t>ChromaDB</w:t>
+      </w:r>
+      <w:r>
+        <w:rPr>
+          <w:rFonts w:ascii="Verdana" w:eastAsia="Verdana" w:hAnsi="Verdana" w:cs="Verdana"/>
+          <w:color w:val="000000" w:themeColor="text1"/>
+          <w:sz w:val="20"/>
+          <w:szCs w:val="20"/>
+        </w:rPr>
+        <w:t> for semantic retrieval.</w:t>
       </w:r>
     </w:p>
     <w:p>
@@ -2018,7 +2067,7 @@
           <w:sz w:val="20"/>
           <w:szCs w:val="20"/>
         </w:rPr>
-        <w:t xml:space="preserve">Resolved 25+ production issues and 50+ data corrections, improving data accuracy and meeting SLAs. </w:t>
+        <w:t>Integrated local LLMs through Ollama to provide secure, enterprise-ready AI capabilities.</w:t>
       </w:r>
     </w:p>
     <w:p>
@@ -2042,7 +2091,7 @@
           <w:sz w:val="20"/>
           <w:szCs w:val="20"/>
         </w:rPr>
-        <w:t xml:space="preserve">Investigated/mitigated file attachment limitations (e.g., unsupported types with Lastline API), improving file handling efficiency by 20%. </w:t>
+        <w:t>Developed FastAPI REST APIs for conversational AI, incident analysis, and operational reporting.</w:t>
       </w:r>
     </w:p>
     <w:p>
@@ -2066,7 +2115,55 @@
           <w:sz w:val="20"/>
           <w:szCs w:val="20"/>
         </w:rPr>
-        <w:t>Collaborated in design reviews and defect triage for ESR graduation, SODG development, and CC configurations.</w:t>
+        <w:t>Applied Clean Architecture, SOLID principles, structured logging, exception handling, and configuration management to build production-ready AI services.</w:t>
+      </w:r>
+    </w:p>
+    <w:p>
+      <w:pPr>
+        <w:pStyle w:val="paragraph"/>
+        <w:numPr>
+          <w:ilvl w:val="0"/>
+          <w:numId w:val="8"/>
+        </w:numPr>
+        <w:rPr>
+          <w:rFonts w:ascii="Verdana" w:eastAsia="Verdana" w:hAnsi="Verdana" w:cs="Verdana"/>
+          <w:color w:val="000000" w:themeColor="text1"/>
+          <w:sz w:val="20"/>
+          <w:szCs w:val="20"/>
+        </w:rPr>
+      </w:pPr>
+      <w:r>
+        <w:rPr>
+          <w:rFonts w:ascii="Verdana" w:eastAsia="Verdana" w:hAnsi="Verdana" w:cs="Verdana"/>
+          <w:color w:val="000000" w:themeColor="text1"/>
+          <w:sz w:val="20"/>
+          <w:szCs w:val="20"/>
+        </w:rPr>
+        <w:t>Containerized AI services using Docker and designed deployment-ready architectures for Kubernetes.</w:t>
+      </w:r>
+    </w:p>
+    <w:p>
+      <w:pPr>
+        <w:pStyle w:val="paragraph"/>
+        <w:numPr>
+          <w:ilvl w:val="0"/>
+          <w:numId w:val="8"/>
+        </w:numPr>
+        <w:rPr>
+          <w:rFonts w:ascii="Verdana" w:eastAsia="Verdana" w:hAnsi="Verdana" w:cs="Verdana"/>
+          <w:color w:val="000000" w:themeColor="text1"/>
+          <w:sz w:val="20"/>
+          <w:szCs w:val="20"/>
+        </w:rPr>
+      </w:pPr>
+      <w:r>
+        <w:rPr>
+          <w:rFonts w:ascii="Verdana" w:eastAsia="Verdana" w:hAnsi="Verdana" w:cs="Verdana"/>
+          <w:color w:val="000000" w:themeColor="text1"/>
+          <w:sz w:val="20"/>
+          <w:szCs w:val="20"/>
+        </w:rPr>
+        <w:t>Worked with operations and business stakeholders to validate AI recommendations and improve investigation workflows.</w:t>
       </w:r>
     </w:p>
     <w:p>
@@ -2132,7 +2229,7 @@
           <w:sz w:val="20"/>
           <w:szCs w:val="20"/>
         </w:rPr>
-        <w:t>Sr. Sava</w:t>
+        <w:t xml:space="preserve">Sr. </w:t>
       </w:r>
       <w:r>
         <w:rPr>
@@ -2144,7 +2241,7 @@
           <w:sz w:val="20"/>
           <w:szCs w:val="20"/>
         </w:rPr>
-        <w:t xml:space="preserve"> Full Steck Developer</w:t>
+        <w:t>AI Engineer</w:t>
       </w:r>
       <w:r>
         <w:rPr>
@@ -2211,7 +2308,7 @@
           <w:color w:val="000000"/>
           <w:sz w:val="20"/>
         </w:rPr>
-        <w:t>Robotics Manufacturing &amp; Warehouse Management — Real</w:t>
+        <w:t xml:space="preserve">Robotics Manufacturing &amp; Warehouse Management — </w:t>
       </w:r>
       <w:r>
         <w:rPr>
@@ -2220,8 +2317,7 @@
           <w:color w:val="000000"/>
           <w:sz w:val="20"/>
         </w:rPr>
-        <w:noBreakHyphen/>
-        <w:t>time tracking and automation of robot production and delivery.</w:t>
+        <w:t>Amazon Robotics AI Assistant Platform</w:t>
       </w:r>
     </w:p>
     <w:p>
@@ -2245,7 +2341,7 @@
           <w:sz w:val="20"/>
           <w:szCs w:val="20"/>
         </w:rPr>
-        <w:t>Architected Spring Boot microservices for manufacturing, delivery, and warehouse modules, improving scalability by 40% and reducing complexity by 35%.</w:t>
+        <w:t>Designed a modular multi-agent architecture using LangGraph for robotics operations.</w:t>
       </w:r>
     </w:p>
     <w:p>
@@ -2269,17 +2365,31 @@
           <w:sz w:val="20"/>
           <w:szCs w:val="20"/>
         </w:rPr>
-        <w:t>Developed Angular dashboards for real</w:t>
-      </w:r>
-      <w:r>
+        <w:t>Built an Intent Agent to classify user requests into Robot Diagnostics, Fleet Status, Battery Analysis, Navigation Issues, Predictive Maintenance, Task Assignment, and Operational Summary.</w:t>
+      </w:r>
+    </w:p>
+    <w:p>
+      <w:pPr>
+        <w:pStyle w:val="paragraph"/>
+        <w:numPr>
+          <w:ilvl w:val="0"/>
+          <w:numId w:val="8"/>
+        </w:numPr>
         <w:rPr>
           <w:rFonts w:ascii="Verdana" w:eastAsia="Verdana" w:hAnsi="Verdana" w:cs="Verdana"/>
           <w:color w:val="000000" w:themeColor="text1"/>
           <w:sz w:val="20"/>
           <w:szCs w:val="20"/>
         </w:rPr>
-        <w:noBreakHyphen/>
-        <w:t>time KPIs (production, delivery status, warehouse stats)</w:t>
+      </w:pPr>
+      <w:r>
+        <w:rPr>
+          <w:rFonts w:ascii="Verdana" w:eastAsia="Verdana" w:hAnsi="Verdana" w:cs="Verdana"/>
+          <w:color w:val="000000" w:themeColor="text1"/>
+          <w:sz w:val="20"/>
+          <w:szCs w:val="20"/>
+        </w:rPr>
+        <w:t>Developed a Fleet Search Agent to retrieve historical robot incidents, maintenance logs, and operational events using semantic search.</w:t>
       </w:r>
     </w:p>
     <w:p>
@@ -2303,7 +2413,7 @@
           <w:sz w:val="20"/>
           <w:szCs w:val="20"/>
         </w:rPr>
-        <w:t>Achieved horizontal scalability through microservices and container orchestration.</w:t>
+        <w:t>Built a Robot Diagnostics Agent to identify probable causes for robot failures such as battery degradation, sensor issues, motor faults, barcode scanner errors, Wi-Fi connectivity problems, and navigation exceptions.</w:t>
       </w:r>
     </w:p>
     <w:p>
@@ -2327,7 +2437,7 @@
           <w:sz w:val="20"/>
           <w:szCs w:val="20"/>
         </w:rPr>
-        <w:t>Automated operational workflows and digitized tracking dashboards to eliminate manual processes.</w:t>
+        <w:t>Implemented a Predictive Maintenance Agent that analyzed historical maintenance records and generated proactive maintenance recommendations.</w:t>
       </w:r>
     </w:p>
     <w:p>
@@ -2351,18 +2461,23 @@
           <w:sz w:val="20"/>
           <w:szCs w:val="20"/>
         </w:rPr>
-        <w:t>Implemented Apache Kafka for event streaming, reducing inter</w:t>
-      </w:r>
-      <w:r>
+        <w:t>Developed a Task Optimization Agent that suggested workload balancing and robot reassignment based on fleet utilization.</w:t>
+      </w:r>
+    </w:p>
+    <w:p>
+      <w:pPr>
+        <w:pStyle w:val="paragraph"/>
+        <w:numPr>
+          <w:ilvl w:val="0"/>
+          <w:numId w:val="8"/>
+        </w:numPr>
         <w:rPr>
           <w:rFonts w:ascii="Verdana" w:eastAsia="Verdana" w:hAnsi="Verdana" w:cs="Verdana"/>
           <w:color w:val="000000" w:themeColor="text1"/>
           <w:sz w:val="20"/>
           <w:szCs w:val="20"/>
         </w:rPr>
-        <w:noBreakHyphen/>
-        <w:t>service latency by 40%; adopted event</w:t>
-      </w:r>
+      </w:pPr>
       <w:r>
         <w:rPr>
           <w:rFonts w:ascii="Verdana" w:eastAsia="Verdana" w:hAnsi="Verdana" w:cs="Verdana"/>
@@ -2370,8 +2485,7 @@
           <w:sz w:val="20"/>
           <w:szCs w:val="20"/>
         </w:rPr>
-        <w:noBreakHyphen/>
-        <w:t>driven design to cut delivery response time by 30%.</w:t>
+        <w:t>Built an Operations Summary Agent to generate daily warehouse health reports and executive summaries.</w:t>
       </w:r>
     </w:p>
     <w:p>
@@ -2395,17 +2509,31 @@
           <w:sz w:val="20"/>
           <w:szCs w:val="20"/>
         </w:rPr>
-        <w:t>Deployed services on AWS &amp; GCP; achieved 99.9% uptime and 50% cost reduction via autoscaling and right</w:t>
-      </w:r>
-      <w:r>
+        <w:t>Implemented a Retrieval-Augmented Generation (RAG) pipeline to ingest robotics operational logs, maintenance reports, CSV files, and HTML dashboards into a searchable knowledge base.</w:t>
+      </w:r>
+    </w:p>
+    <w:p>
+      <w:pPr>
+        <w:pStyle w:val="paragraph"/>
+        <w:numPr>
+          <w:ilvl w:val="0"/>
+          <w:numId w:val="8"/>
+        </w:numPr>
         <w:rPr>
           <w:rFonts w:ascii="Verdana" w:eastAsia="Verdana" w:hAnsi="Verdana" w:cs="Verdana"/>
           <w:color w:val="000000" w:themeColor="text1"/>
           <w:sz w:val="20"/>
           <w:szCs w:val="20"/>
         </w:rPr>
-        <w:noBreakHyphen/>
-        <w:t>sizing.</w:t>
+      </w:pPr>
+      <w:r>
+        <w:rPr>
+          <w:rFonts w:ascii="Verdana" w:eastAsia="Verdana" w:hAnsi="Verdana" w:cs="Verdana"/>
+          <w:color w:val="000000" w:themeColor="text1"/>
+          <w:sz w:val="20"/>
+          <w:szCs w:val="20"/>
+        </w:rPr>
+        <w:t>Generated embeddings using nomic-embed-text and stored vectors in ChromaDB for semantic retrieval.</w:t>
       </w:r>
     </w:p>
     <w:p>
@@ -2429,7 +2557,7 @@
           <w:sz w:val="20"/>
           <w:szCs w:val="20"/>
         </w:rPr>
-        <w:t>Built CI/CD pipelines with AWS Code Pipeline and Jenkins, decreasing deployment time by 60%.</w:t>
+        <w:t>Integrated local LLMs through Ollama to provide secure enterprise AI capabilities.</w:t>
       </w:r>
     </w:p>
     <w:p>
@@ -2453,7 +2581,7 @@
           <w:sz w:val="20"/>
           <w:szCs w:val="20"/>
         </w:rPr>
-        <w:t>Secured APIs with OAuth2/JWT and TLS; produced Swagger documentation to improve integration by 45% and reduce support queries by 25%.</w:t>
+        <w:t>Developed FastAPI REST APIs to expose conversational AI services for warehouse operations.</w:t>
       </w:r>
     </w:p>
     <w:p>
@@ -2477,21 +2605,57 @@
           <w:sz w:val="20"/>
           <w:szCs w:val="20"/>
         </w:rPr>
-        <w:t>Achieved 90%+ code coverage with JUnit/Mockito and conducted load/stress testing; boosted response times by 25% with caching and load balancing.</w:t>
-      </w:r>
-    </w:p>
-    <w:p>
-      <w:pPr>
-        <w:pStyle w:val="ListParagraph"/>
-        <w:shd w:val="clear" w:color="auto" w:fill="FFFFFF" w:themeFill="background1"/>
-        <w:rPr>
-          <w:rStyle w:val="normaltextrun"/>
-          <w:rFonts w:ascii="Verdana" w:eastAsia="Arial" w:hAnsi="Verdana" w:cs="Arial"/>
-          <w:color w:val="000000" w:themeColor="text1"/>
-          <w:sz w:val="20"/>
-          <w:szCs w:val="20"/>
-        </w:rPr>
-      </w:pPr>
+        <w:t>Applied Clean Architecture, SOLID principles, structured logging, exception handling, and configuration management to build scalable AI services.</w:t>
+      </w:r>
+    </w:p>
+    <w:p>
+      <w:pPr>
+        <w:pStyle w:val="paragraph"/>
+        <w:numPr>
+          <w:ilvl w:val="0"/>
+          <w:numId w:val="8"/>
+        </w:numPr>
+        <w:rPr>
+          <w:rFonts w:ascii="Verdana" w:eastAsia="Verdana" w:hAnsi="Verdana" w:cs="Verdana"/>
+          <w:color w:val="000000" w:themeColor="text1"/>
+          <w:sz w:val="20"/>
+          <w:szCs w:val="20"/>
+        </w:rPr>
+      </w:pPr>
+      <w:r>
+        <w:rPr>
+          <w:rFonts w:ascii="Verdana" w:eastAsia="Verdana" w:hAnsi="Verdana" w:cs="Verdana"/>
+          <w:color w:val="000000" w:themeColor="text1"/>
+          <w:sz w:val="20"/>
+          <w:szCs w:val="20"/>
+        </w:rPr>
+        <w:t>Containerized AI services using Docker and designed Kubernetes deployment architectures.</w:t>
+      </w:r>
+    </w:p>
+    <w:p>
+      <w:pPr>
+        <w:pStyle w:val="paragraph"/>
+        <w:numPr>
+          <w:ilvl w:val="0"/>
+          <w:numId w:val="8"/>
+        </w:numPr>
+        <w:rPr>
+          <w:rFonts w:ascii="Verdana" w:eastAsia="Verdana" w:hAnsi="Verdana" w:cs="Verdana"/>
+          <w:color w:val="000000" w:themeColor="text1"/>
+          <w:sz w:val="20"/>
+          <w:szCs w:val="20"/>
+        </w:rPr>
+      </w:pPr>
+      <w:r>
+        <w:rPr>
+          <w:rFonts w:ascii="Verdana" w:eastAsia="Verdana" w:hAnsi="Verdana" w:cs="Verdana"/>
+          <w:color w:val="000000" w:themeColor="text1"/>
+          <w:sz w:val="20"/>
+          <w:szCs w:val="20"/>
+        </w:rPr>
+        <w:lastRenderedPageBreak/>
+        <w:t>Collaborated with robotics operations teams to validate AI recommendations and improve operational efficiency.</w:t>
+      </w:r>
     </w:p>
     <w:p>
       <w:pPr>
@@ -2544,7 +2708,19 @@
           <w:sz w:val="20"/>
           <w:szCs w:val="20"/>
         </w:rPr>
-        <w:t>Lead Full Stack Java Developer |June 2022 – Jan 2023</w:t>
+        <w:t>AI Engineer</w:t>
+      </w:r>
+      <w:r>
+        <w:rPr>
+          <w:rStyle w:val="normaltextrun"/>
+          <w:rFonts w:ascii="Verdana" w:hAnsi="Verdana" w:cs="Segoe UI"/>
+          <w:b/>
+          <w:bCs/>
+          <w:color w:val="000000" w:themeColor="text1"/>
+          <w:sz w:val="20"/>
+          <w:szCs w:val="20"/>
+        </w:rPr>
+        <w:t xml:space="preserve"> |June 2022 – Jan 2023</w:t>
       </w:r>
     </w:p>
     <w:p>
@@ -2587,17 +2763,17 @@
           <w:color w:val="000000"/>
           <w:sz w:val="20"/>
         </w:rPr>
-        <w:t>Drug Supply Chain Management — Compliance and end</w:t>
+        <w:t xml:space="preserve">Drug Supply Chain Management — </w:t>
       </w:r>
       <w:r>
         <w:rPr>
           <w:rFonts w:ascii="Verdana" w:hAnsi="Verdana"/>
+          <w:b/>
           <w:bCs/>
           <w:color w:val="000000"/>
           <w:sz w:val="20"/>
         </w:rPr>
-        <w:noBreakHyphen/>
-        <w:t>to</w:t>
+        <w:t>Enterprise Knowledge Assistant</w:t>
       </w:r>
       <w:r>
         <w:rPr>
@@ -2606,8 +2782,7 @@
           <w:color w:val="000000"/>
           <w:sz w:val="20"/>
         </w:rPr>
-        <w:noBreakHyphen/>
-        <w:t>end visibility across global supply chains.</w:t>
+        <w:t>.</w:t>
       </w:r>
     </w:p>
     <w:p>
@@ -2631,8 +2806,7 @@
           <w:sz w:val="20"/>
           <w:szCs w:val="20"/>
         </w:rPr>
-        <w:lastRenderedPageBreak/>
-        <w:t>Built secure Spring Boot microservices integrating ERP/CRM/inventory, improving data processing speed by 35%.</w:t>
+        <w:t>Integrated Llama-based models with enterprise applications using REST APIs.</w:t>
       </w:r>
     </w:p>
     <w:p>
@@ -2656,7 +2830,7 @@
           <w:sz w:val="20"/>
           <w:szCs w:val="20"/>
         </w:rPr>
-        <w:t>Streamlined compliance workflows and automated reporting to minimize manual intervention.</w:t>
+        <w:t>Designed prompt templates for document summarization and question answering.</w:t>
       </w:r>
     </w:p>
     <w:p>
@@ -2680,7 +2854,7 @@
           <w:sz w:val="20"/>
           <w:szCs w:val="20"/>
         </w:rPr>
-        <w:t>Delivered intuitive Angular dashboards aligned with modern UX principles for better accessibility</w:t>
+        <w:t>Built document ingestion pipelines for PDF, Word, HTML, and CSV sources.</w:t>
       </w:r>
     </w:p>
     <w:p>
@@ -2704,7 +2878,7 @@
           <w:sz w:val="20"/>
           <w:szCs w:val="20"/>
         </w:rPr>
-        <w:t>Implemented OAuth2/JWT; ensured HIPAA/GDPR/FDA compliance with encryption and audit trails.</w:t>
+        <w:t>Generated embeddings and indexed enterprise documents in ChromaDB.</w:t>
       </w:r>
     </w:p>
     <w:p>
@@ -2728,7 +2902,7 @@
           <w:sz w:val="20"/>
           <w:szCs w:val="20"/>
         </w:rPr>
-        <w:t>Deployed on AWS (EC2, S3, RDS) achieving 99.9% uptime and 50% lower hardware costs; automated compliance checks/serialization (DSCSA) cutting audit time by 40%.</w:t>
+        <w:t>Implemented semantic search for knowledge retrieval.</w:t>
       </w:r>
     </w:p>
     <w:p>
@@ -2752,7 +2926,7 @@
           <w:sz w:val="20"/>
           <w:szCs w:val="20"/>
         </w:rPr>
-        <w:t xml:space="preserve">Collaborated with cross-functional teams (product managers, logistics, legal) in a Scrum environment, achieving a 90% sprint goal completion rate and delivering features on time. </w:t>
+        <w:t>Developed FastAPI services to expose AI capabilities.</w:t>
       </w:r>
     </w:p>
     <w:p>
@@ -2776,7 +2950,7 @@
           <w:sz w:val="20"/>
           <w:szCs w:val="20"/>
         </w:rPr>
-        <w:t xml:space="preserve">Implemented system monitoring using AWS CloudWatch and Prometheus to proactively troubleshoot and optimize system performance, reducing downtime by 50%. </w:t>
+        <w:t>Improved prompt quality through prompt engineering and iterative evaluation.</w:t>
       </w:r>
     </w:p>
     <w:p>
@@ -2800,28 +2974,50 @@
           <w:sz w:val="20"/>
           <w:szCs w:val="20"/>
         </w:rPr>
-        <w:t xml:space="preserve">Performed user acceptance testing (UAT) to ensure the system met functional requirements and provided positive user experience, with 95% of users reporting satisfaction during the testing phase. </w:t>
-      </w:r>
-    </w:p>
-    <w:p>
-      <w:pPr>
-        <w:spacing w:after="0" w:line="240" w:lineRule="auto"/>
-        <w:rPr>
-          <w:rStyle w:val="normaltextrun"/>
-          <w:rFonts w:ascii="Verdana" w:eastAsia="Times New Roman" w:hAnsi="Verdana" w:cs="Arial"/>
-          <w:color w:val="000000"/>
-          <w:kern w:val="0"/>
+        <w:t>Added citation-aware responses based on retrieved context.</w:t>
+      </w:r>
+    </w:p>
+    <w:p>
+      <w:pPr>
+        <w:pStyle w:val="paragraph"/>
+        <w:numPr>
+          <w:ilvl w:val="0"/>
+          <w:numId w:val="10"/>
+        </w:numPr>
+        <w:rPr>
+          <w:rFonts w:ascii="Verdana" w:eastAsia="Arial" w:hAnsi="Verdana" w:cs="Arial"/>
+          <w:color w:val="000000" w:themeColor="text1"/>
+          <w:sz w:val="20"/>
+          <w:szCs w:val="20"/>
+        </w:rPr>
+      </w:pPr>
+      <w:r>
+        <w:rPr>
+          <w:rFonts w:ascii="Verdana" w:eastAsia="Arial" w:hAnsi="Verdana" w:cs="Arial"/>
+          <w:color w:val="000000" w:themeColor="text1"/>
+          <w:sz w:val="20"/>
+          <w:szCs w:val="20"/>
+        </w:rPr>
+        <w:t>Worked with business users to validate response quality.</w:t>
+      </w:r>
+    </w:p>
+    <w:p>
+      <w:pPr>
+        <w:pStyle w:val="paragraph"/>
+        <w:spacing w:before="0" w:beforeAutospacing="0" w:after="0" w:afterAutospacing="0"/>
+        <w:rPr>
+          <w:rStyle w:val="contentcontrolboundarysink"/>
+          <w:rFonts w:ascii="Verdana" w:hAnsi="Verdana" w:cs="Arial"/>
+          <w:b/>
+          <w:bCs/>
+          <w:color w:val="191919"/>
           <w:sz w:val="20"/>
           <w:szCs w:val="20"/>
         </w:rPr>
       </w:pPr>
       <w:bookmarkStart w:id="0" w:name="_Hlk124257509"/>
       <w:bookmarkEnd w:id="0"/>
-    </w:p>
-    <w:p>
-      <w:pPr>
-        <w:pStyle w:val="paragraph"/>
-        <w:spacing w:before="0" w:beforeAutospacing="0" w:after="0" w:afterAutospacing="0"/>
+      <w:r>
         <w:rPr>
           <w:rStyle w:val="contentcontrolboundarysink"/>
           <w:rFonts w:ascii="Verdana" w:hAnsi="Verdana" w:cs="Arial"/>
@@ -2831,8 +3027,13 @@
           <w:sz w:val="20"/>
           <w:szCs w:val="20"/>
         </w:rPr>
-      </w:pPr>
-      <w:r>
+        <w:t>Dell Technologies</w:t>
+      </w:r>
+    </w:p>
+    <w:p>
+      <w:pPr>
+        <w:pStyle w:val="paragraph"/>
+        <w:spacing w:before="0" w:beforeAutospacing="0" w:after="0" w:afterAutospacing="0"/>
         <w:rPr>
           <w:rStyle w:val="contentcontrolboundarysink"/>
           <w:rFonts w:ascii="Verdana" w:hAnsi="Verdana" w:cs="Arial"/>
@@ -2842,13 +3043,8 @@
           <w:sz w:val="20"/>
           <w:szCs w:val="20"/>
         </w:rPr>
-        <w:t>Dell Technologies</w:t>
-      </w:r>
-    </w:p>
-    <w:p>
-      <w:pPr>
-        <w:pStyle w:val="paragraph"/>
-        <w:spacing w:before="0" w:beforeAutospacing="0" w:after="0" w:afterAutospacing="0"/>
+      </w:pPr>
+      <w:r>
         <w:rPr>
           <w:rStyle w:val="contentcontrolboundarysink"/>
           <w:rFonts w:ascii="Verdana" w:hAnsi="Verdana" w:cs="Arial"/>
@@ -2858,7 +3054,8 @@
           <w:sz w:val="20"/>
           <w:szCs w:val="20"/>
         </w:rPr>
-      </w:pPr>
+        <w:t xml:space="preserve">Machine Learning Engineer | </w:t>
+      </w:r>
       <w:r>
         <w:rPr>
           <w:rStyle w:val="contentcontrolboundarysink"/>
@@ -2924,12 +3121,10 @@
       <w:r>
         <w:rPr>
           <w:rFonts w:ascii="Verdana" w:hAnsi="Verdana"/>
-          <w:i/>
-          <w:iCs/>
-          <w:sz w:val="20"/>
-          <w:szCs w:val="20"/>
-        </w:rPr>
-        <w:t>Cloud-Native Migration &amp; UI Modernization</w:t>
+          <w:sz w:val="20"/>
+          <w:szCs w:val="20"/>
+        </w:rPr>
+        <w:t>AI Feasibility Prediction Platform</w:t>
       </w:r>
       <w:r>
         <w:rPr>
@@ -2937,7 +3132,7 @@
           <w:sz w:val="20"/>
           <w:szCs w:val="20"/>
         </w:rPr>
-        <w:t xml:space="preserve"> — Transforming legacy monolithic applications into scalable, cloud-native microservices while modernizing user interfaces for enterprise clients.</w:t>
+        <w:t>.</w:t>
       </w:r>
     </w:p>
     <w:p>
@@ -2949,6 +3144,276 @@
           <w:szCs w:val="20"/>
         </w:rPr>
       </w:pPr>
+    </w:p>
+    <w:p>
+      <w:pPr>
+        <w:pStyle w:val="paragraph"/>
+        <w:numPr>
+          <w:ilvl w:val="0"/>
+          <w:numId w:val="10"/>
+        </w:numPr>
+        <w:spacing w:before="0" w:beforeAutospacing="0" w:after="0" w:afterAutospacing="0"/>
+        <w:rPr>
+          <w:rStyle w:val="normaltextrun"/>
+          <w:rFonts w:ascii="Verdana" w:eastAsia="Arial" w:hAnsi="Verdana" w:cs="Arial"/>
+          <w:color w:val="000000" w:themeColor="text1"/>
+          <w:sz w:val="20"/>
+          <w:szCs w:val="20"/>
+        </w:rPr>
+      </w:pPr>
+      <w:r>
+        <w:rPr>
+          <w:rStyle w:val="normaltextrun"/>
+          <w:rFonts w:ascii="Verdana" w:eastAsia="Arial" w:hAnsi="Verdana" w:cs="Arial"/>
+          <w:color w:val="000000" w:themeColor="text1"/>
+          <w:sz w:val="20"/>
+          <w:szCs w:val="20"/>
+        </w:rPr>
+        <w:t>Developed end-to-end Machine Learning pipelines using Python and Scikit-learn.</w:t>
+      </w:r>
+    </w:p>
+    <w:p>
+      <w:pPr>
+        <w:pStyle w:val="paragraph"/>
+        <w:numPr>
+          <w:ilvl w:val="0"/>
+          <w:numId w:val="10"/>
+        </w:numPr>
+        <w:spacing w:before="0" w:beforeAutospacing="0" w:after="0" w:afterAutospacing="0"/>
+        <w:rPr>
+          <w:rStyle w:val="normaltextrun"/>
+          <w:rFonts w:ascii="Verdana" w:eastAsia="Arial" w:hAnsi="Verdana" w:cs="Arial"/>
+          <w:color w:val="000000" w:themeColor="text1"/>
+          <w:sz w:val="20"/>
+          <w:szCs w:val="20"/>
+        </w:rPr>
+      </w:pPr>
+      <w:r>
+        <w:rPr>
+          <w:rStyle w:val="normaltextrun"/>
+          <w:rFonts w:ascii="Verdana" w:eastAsia="Arial" w:hAnsi="Verdana" w:cs="Arial"/>
+          <w:color w:val="000000" w:themeColor="text1"/>
+          <w:sz w:val="20"/>
+          <w:szCs w:val="20"/>
+        </w:rPr>
+        <w:t>Built a Logistic Regression model to predict project feasibility.</w:t>
+      </w:r>
+    </w:p>
+    <w:p>
+      <w:pPr>
+        <w:pStyle w:val="paragraph"/>
+        <w:numPr>
+          <w:ilvl w:val="0"/>
+          <w:numId w:val="10"/>
+        </w:numPr>
+        <w:spacing w:before="0" w:beforeAutospacing="0" w:after="0" w:afterAutospacing="0"/>
+        <w:rPr>
+          <w:rStyle w:val="normaltextrun"/>
+          <w:rFonts w:ascii="Verdana" w:eastAsia="Arial" w:hAnsi="Verdana" w:cs="Arial"/>
+          <w:color w:val="000000" w:themeColor="text1"/>
+          <w:sz w:val="20"/>
+          <w:szCs w:val="20"/>
+        </w:rPr>
+      </w:pPr>
+      <w:r>
+        <w:rPr>
+          <w:rStyle w:val="normaltextrun"/>
+          <w:rFonts w:ascii="Verdana" w:eastAsia="Arial" w:hAnsi="Verdana" w:cs="Arial"/>
+          <w:color w:val="000000" w:themeColor="text1"/>
+          <w:sz w:val="20"/>
+          <w:szCs w:val="20"/>
+        </w:rPr>
+        <w:t>Performed feature engineering using project complexity, budget, timeline, technology readiness, resource availability, and dependency data.</w:t>
+      </w:r>
+    </w:p>
+    <w:p>
+      <w:pPr>
+        <w:pStyle w:val="paragraph"/>
+        <w:numPr>
+          <w:ilvl w:val="0"/>
+          <w:numId w:val="10"/>
+        </w:numPr>
+        <w:spacing w:before="0" w:beforeAutospacing="0" w:after="0" w:afterAutospacing="0"/>
+        <w:rPr>
+          <w:rStyle w:val="normaltextrun"/>
+          <w:rFonts w:ascii="Verdana" w:eastAsia="Arial" w:hAnsi="Verdana" w:cs="Arial"/>
+          <w:color w:val="000000" w:themeColor="text1"/>
+          <w:sz w:val="20"/>
+          <w:szCs w:val="20"/>
+        </w:rPr>
+      </w:pPr>
+      <w:r>
+        <w:rPr>
+          <w:rStyle w:val="normaltextrun"/>
+          <w:rFonts w:ascii="Verdana" w:eastAsia="Arial" w:hAnsi="Verdana" w:cs="Arial"/>
+          <w:color w:val="000000" w:themeColor="text1"/>
+          <w:sz w:val="20"/>
+          <w:szCs w:val="20"/>
+        </w:rPr>
+        <w:t>Cleaned, transformed, and validated structured datasets using Pandas and NumPy.</w:t>
+      </w:r>
+    </w:p>
+    <w:p>
+      <w:pPr>
+        <w:pStyle w:val="paragraph"/>
+        <w:numPr>
+          <w:ilvl w:val="0"/>
+          <w:numId w:val="10"/>
+        </w:numPr>
+        <w:spacing w:before="0" w:beforeAutospacing="0" w:after="0" w:afterAutospacing="0"/>
+        <w:rPr>
+          <w:rStyle w:val="normaltextrun"/>
+          <w:rFonts w:ascii="Verdana" w:eastAsia="Arial" w:hAnsi="Verdana" w:cs="Arial"/>
+          <w:color w:val="000000" w:themeColor="text1"/>
+          <w:sz w:val="20"/>
+          <w:szCs w:val="20"/>
+        </w:rPr>
+      </w:pPr>
+      <w:r>
+        <w:rPr>
+          <w:rStyle w:val="normaltextrun"/>
+          <w:rFonts w:ascii="Verdana" w:eastAsia="Arial" w:hAnsi="Verdana" w:cs="Arial"/>
+          <w:color w:val="000000" w:themeColor="text1"/>
+          <w:sz w:val="20"/>
+          <w:szCs w:val="20"/>
+        </w:rPr>
+        <w:t>Split datasets into training and testing sets and evaluated models using Accuracy, Precision, Recall, F1 Score, ROC-AUC, and Confusion Matrix.</w:t>
+      </w:r>
+    </w:p>
+    <w:p>
+      <w:pPr>
+        <w:pStyle w:val="paragraph"/>
+        <w:numPr>
+          <w:ilvl w:val="0"/>
+          <w:numId w:val="10"/>
+        </w:numPr>
+        <w:spacing w:before="0" w:beforeAutospacing="0" w:after="0" w:afterAutospacing="0"/>
+        <w:rPr>
+          <w:rStyle w:val="normaltextrun"/>
+          <w:rFonts w:ascii="Verdana" w:eastAsia="Arial" w:hAnsi="Verdana" w:cs="Arial"/>
+          <w:color w:val="000000" w:themeColor="text1"/>
+          <w:sz w:val="20"/>
+          <w:szCs w:val="20"/>
+        </w:rPr>
+      </w:pPr>
+      <w:r>
+        <w:rPr>
+          <w:rStyle w:val="normaltextrun"/>
+          <w:rFonts w:ascii="Verdana" w:eastAsia="Arial" w:hAnsi="Verdana" w:cs="Arial"/>
+          <w:color w:val="000000" w:themeColor="text1"/>
+          <w:sz w:val="20"/>
+          <w:szCs w:val="20"/>
+        </w:rPr>
+        <w:t>Tuned model parameters and compared multiple algorithms before selecting Logistic Regression for its interpretability.</w:t>
+      </w:r>
+    </w:p>
+    <w:p>
+      <w:pPr>
+        <w:pStyle w:val="paragraph"/>
+        <w:numPr>
+          <w:ilvl w:val="0"/>
+          <w:numId w:val="10"/>
+        </w:numPr>
+        <w:spacing w:before="0" w:beforeAutospacing="0" w:after="0" w:afterAutospacing="0"/>
+        <w:rPr>
+          <w:rStyle w:val="normaltextrun"/>
+          <w:rFonts w:ascii="Verdana" w:eastAsia="Arial" w:hAnsi="Verdana" w:cs="Arial"/>
+          <w:color w:val="000000" w:themeColor="text1"/>
+          <w:sz w:val="20"/>
+          <w:szCs w:val="20"/>
+        </w:rPr>
+      </w:pPr>
+      <w:r>
+        <w:rPr>
+          <w:rStyle w:val="normaltextrun"/>
+          <w:rFonts w:ascii="Verdana" w:eastAsia="Arial" w:hAnsi="Verdana" w:cs="Arial"/>
+          <w:color w:val="000000" w:themeColor="text1"/>
+          <w:sz w:val="20"/>
+          <w:szCs w:val="20"/>
+        </w:rPr>
+        <w:t>Exposed model inference through FastAPI REST APIs.</w:t>
+      </w:r>
+    </w:p>
+    <w:p>
+      <w:pPr>
+        <w:pStyle w:val="paragraph"/>
+        <w:numPr>
+          <w:ilvl w:val="0"/>
+          <w:numId w:val="10"/>
+        </w:numPr>
+        <w:spacing w:before="0" w:beforeAutospacing="0" w:after="0" w:afterAutospacing="0"/>
+        <w:rPr>
+          <w:rStyle w:val="normaltextrun"/>
+          <w:rFonts w:ascii="Verdana" w:eastAsia="Arial" w:hAnsi="Verdana" w:cs="Arial"/>
+          <w:color w:val="000000" w:themeColor="text1"/>
+          <w:sz w:val="20"/>
+          <w:szCs w:val="20"/>
+        </w:rPr>
+      </w:pPr>
+      <w:r>
+        <w:rPr>
+          <w:rStyle w:val="normaltextrun"/>
+          <w:rFonts w:ascii="Verdana" w:eastAsia="Arial" w:hAnsi="Verdana" w:cs="Arial"/>
+          <w:color w:val="000000" w:themeColor="text1"/>
+          <w:sz w:val="20"/>
+          <w:szCs w:val="20"/>
+        </w:rPr>
+        <w:t>Integrated ML predictions into business workflows for automated feasibility analysis.</w:t>
+      </w:r>
+    </w:p>
+    <w:p>
+      <w:pPr>
+        <w:pStyle w:val="paragraph"/>
+        <w:numPr>
+          <w:ilvl w:val="0"/>
+          <w:numId w:val="10"/>
+        </w:numPr>
+        <w:spacing w:before="0" w:beforeAutospacing="0" w:after="0" w:afterAutospacing="0"/>
+        <w:rPr>
+          <w:rStyle w:val="normaltextrun"/>
+          <w:rFonts w:ascii="Verdana" w:eastAsia="Arial" w:hAnsi="Verdana" w:cs="Arial"/>
+          <w:color w:val="000000" w:themeColor="text1"/>
+          <w:sz w:val="20"/>
+          <w:szCs w:val="20"/>
+        </w:rPr>
+      </w:pPr>
+      <w:r>
+        <w:rPr>
+          <w:rStyle w:val="normaltextrun"/>
+          <w:rFonts w:ascii="Verdana" w:eastAsia="Arial" w:hAnsi="Verdana" w:cs="Arial"/>
+          <w:color w:val="000000" w:themeColor="text1"/>
+          <w:sz w:val="20"/>
+          <w:szCs w:val="20"/>
+        </w:rPr>
+        <w:t>Collaborated with architects and business stakeholders to validate model outputs.</w:t>
+      </w:r>
+    </w:p>
+    <w:p>
+      <w:pPr>
+        <w:pStyle w:val="paragraph"/>
+        <w:numPr>
+          <w:ilvl w:val="0"/>
+          <w:numId w:val="10"/>
+        </w:numPr>
+        <w:spacing w:before="0" w:beforeAutospacing="0" w:after="0" w:afterAutospacing="0"/>
+        <w:rPr>
+          <w:rStyle w:val="normaltextrun"/>
+          <w:rFonts w:ascii="Verdana" w:eastAsia="Arial" w:hAnsi="Verdana" w:cs="Arial"/>
+          <w:color w:val="000000" w:themeColor="text1"/>
+          <w:sz w:val="20"/>
+          <w:szCs w:val="20"/>
+        </w:rPr>
+      </w:pPr>
+      <w:r>
+        <w:rPr>
+          <w:rStyle w:val="normaltextrun"/>
+          <w:rFonts w:ascii="Verdana" w:eastAsia="Arial" w:hAnsi="Verdana" w:cs="Arial"/>
+          <w:color w:val="000000" w:themeColor="text1"/>
+          <w:sz w:val="20"/>
+          <w:szCs w:val="20"/>
+        </w:rPr>
+        <w:t>Implemented logging, monitoring, and exception handling for production readiness.</w:t>
+      </w:r>
     </w:p>
     <w:p>
       <w:pPr>
@@ -2967,28 +3432,167 @@
     <w:p>
       <w:pPr>
         <w:pStyle w:val="paragraph"/>
-        <w:numPr>
-          <w:ilvl w:val="0"/>
-          <w:numId w:val="10"/>
-        </w:numPr>
         <w:spacing w:before="0" w:beforeAutospacing="0" w:after="0" w:afterAutospacing="0"/>
         <w:rPr>
-          <w:rStyle w:val="normaltextrun"/>
-          <w:rFonts w:ascii="Verdana" w:eastAsia="Arial" w:hAnsi="Verdana" w:cs="Arial"/>
-          <w:color w:val="000000" w:themeColor="text1"/>
-          <w:sz w:val="20"/>
-          <w:szCs w:val="20"/>
-        </w:rPr>
-      </w:pPr>
-      <w:r>
-        <w:rPr>
-          <w:rStyle w:val="normaltextrun"/>
-          <w:rFonts w:ascii="Verdana" w:eastAsia="Arial" w:hAnsi="Verdana" w:cs="Arial"/>
-          <w:color w:val="000000" w:themeColor="text1"/>
-          <w:sz w:val="20"/>
-          <w:szCs w:val="20"/>
-        </w:rPr>
-        <w:t>Led migration from monoliths to microservices with Spring Boot</w:t>
+          <w:rStyle w:val="contentcontrolboundarysink"/>
+          <w:rFonts w:ascii="Verdana" w:hAnsi="Verdana" w:cs="Arial"/>
+          <w:b/>
+          <w:bCs/>
+          <w:color w:val="191919"/>
+          <w:sz w:val="20"/>
+          <w:szCs w:val="20"/>
+        </w:rPr>
+      </w:pPr>
+      <w:r>
+        <w:rPr>
+          <w:rStyle w:val="contentcontrolboundarysink"/>
+          <w:rFonts w:ascii="Verdana" w:hAnsi="Verdana" w:cs="Arial"/>
+          <w:b/>
+          <w:bCs/>
+          <w:color w:val="191919"/>
+          <w:sz w:val="20"/>
+          <w:szCs w:val="20"/>
+        </w:rPr>
+        <w:t>IBM, New York, US</w:t>
+      </w:r>
+    </w:p>
+    <w:p>
+      <w:pPr>
+        <w:pStyle w:val="paragraph"/>
+        <w:spacing w:before="0" w:beforeAutospacing="0" w:after="0" w:afterAutospacing="0"/>
+        <w:rPr>
+          <w:rStyle w:val="contentcontrolboundarysink"/>
+          <w:rFonts w:ascii="Verdana" w:hAnsi="Verdana" w:cs="Arial"/>
+          <w:b/>
+          <w:bCs/>
+          <w:color w:val="191919"/>
+          <w:sz w:val="20"/>
+          <w:szCs w:val="20"/>
+        </w:rPr>
+      </w:pPr>
+      <w:r>
+        <w:rPr>
+          <w:rStyle w:val="contentcontrolboundarysink"/>
+          <w:rFonts w:ascii="Verdana" w:hAnsi="Verdana" w:cs="Arial"/>
+          <w:b/>
+          <w:bCs/>
+          <w:color w:val="191919"/>
+          <w:sz w:val="20"/>
+          <w:szCs w:val="20"/>
+        </w:rPr>
+        <w:t>Sr. Java Developer |May 2012 – July 2015</w:t>
+      </w:r>
+    </w:p>
+    <w:p>
+      <w:pPr>
+        <w:pStyle w:val="paragraph"/>
+        <w:spacing w:before="0" w:beforeAutospacing="0" w:after="0" w:afterAutospacing="0"/>
+        <w:rPr>
+          <w:rStyle w:val="contentcontrolboundarysink"/>
+          <w:rFonts w:ascii="Verdana" w:hAnsi="Verdana" w:cs="Arial"/>
+          <w:b/>
+          <w:bCs/>
+          <w:color w:val="191919"/>
+          <w:sz w:val="20"/>
+          <w:szCs w:val="20"/>
+        </w:rPr>
+      </w:pPr>
+    </w:p>
+    <w:p>
+      <w:pPr>
+        <w:spacing w:after="0" w:line="240" w:lineRule="auto"/>
+        <w:rPr>
+          <w:rFonts w:ascii="Verdana" w:hAnsi="Verdana"/>
+          <w:sz w:val="20"/>
+          <w:szCs w:val="20"/>
+        </w:rPr>
+      </w:pPr>
+      <w:r>
+        <w:rPr>
+          <w:rFonts w:ascii="Verdana" w:hAnsi="Verdana"/>
+          <w:b/>
+          <w:bCs/>
+          <w:sz w:val="20"/>
+          <w:szCs w:val="20"/>
+        </w:rPr>
+        <w:t xml:space="preserve">Project: </w:t>
+      </w:r>
+      <w:r>
+        <w:rPr>
+          <w:rFonts w:ascii="Verdana" w:hAnsi="Verdana"/>
+          <w:sz w:val="20"/>
+          <w:szCs w:val="20"/>
+        </w:rPr>
+        <w:t>eCommerce Digital Transformation — Modernizing IBM’s eCommerce platform to deliver responsive, secure, and scalable solutions for global clients.</w:t>
+      </w:r>
+    </w:p>
+    <w:p>
+      <w:pPr>
+        <w:pStyle w:val="paragraph"/>
+        <w:spacing w:before="0" w:beforeAutospacing="0" w:after="0" w:afterAutospacing="0"/>
+        <w:rPr>
+          <w:rStyle w:val="contentcontrolboundarysink"/>
+          <w:rFonts w:ascii="Verdana" w:hAnsi="Verdana" w:cs="Arial"/>
+          <w:b/>
+          <w:bCs/>
+          <w:color w:val="191919"/>
+          <w:sz w:val="20"/>
+          <w:szCs w:val="20"/>
+        </w:rPr>
+      </w:pPr>
+    </w:p>
+    <w:p>
+      <w:pPr>
+        <w:pStyle w:val="paragraph"/>
+        <w:numPr>
+          <w:ilvl w:val="0"/>
+          <w:numId w:val="7"/>
+        </w:numPr>
+        <w:spacing w:before="0" w:beforeAutospacing="0" w:after="0" w:afterAutospacing="0"/>
+        <w:rPr>
+          <w:rStyle w:val="normaltextrun"/>
+          <w:rFonts w:ascii="Verdana" w:eastAsia="Arial" w:hAnsi="Verdana" w:cs="Arial"/>
+          <w:color w:val="000000" w:themeColor="text1"/>
+          <w:sz w:val="20"/>
+          <w:szCs w:val="20"/>
+        </w:rPr>
+      </w:pPr>
+      <w:r>
+        <w:rPr>
+          <w:rStyle w:val="normaltextrun"/>
+          <w:rFonts w:ascii="Verdana" w:eastAsia="Arial" w:hAnsi="Verdana" w:cs="Arial"/>
+          <w:color w:val="000000" w:themeColor="text1"/>
+          <w:sz w:val="20"/>
+          <w:szCs w:val="20"/>
+        </w:rPr>
+        <w:t xml:space="preserve">Delivered responsive Angular UIs for eCommerce transformation; integrated backends via REST for seamless data flow. </w:t>
+      </w:r>
+    </w:p>
+    <w:p>
+      <w:pPr>
+        <w:pStyle w:val="paragraph"/>
+        <w:numPr>
+          <w:ilvl w:val="0"/>
+          <w:numId w:val="7"/>
+        </w:numPr>
+        <w:spacing w:before="0" w:beforeAutospacing="0" w:after="0" w:afterAutospacing="0"/>
+        <w:rPr>
+          <w:rStyle w:val="normaltextrun"/>
+          <w:rFonts w:ascii="Verdana" w:eastAsia="Arial" w:hAnsi="Verdana" w:cs="Arial"/>
+          <w:color w:val="000000" w:themeColor="text1"/>
+          <w:sz w:val="20"/>
+          <w:szCs w:val="20"/>
+        </w:rPr>
+      </w:pPr>
+      <w:r>
+        <w:rPr>
+          <w:rStyle w:val="normaltextrun"/>
+          <w:rFonts w:ascii="Verdana" w:eastAsia="Arial" w:hAnsi="Verdana" w:cs="Arial"/>
+          <w:color w:val="000000" w:themeColor="text1"/>
+          <w:sz w:val="20"/>
+          <w:szCs w:val="20"/>
+        </w:rPr>
+        <w:t>Strengthened application security by enforcing encryption and secure coding standards</w:t>
       </w:r>
       <w:r>
         <w:rPr>
@@ -3006,7 +3610,7 @@
         <w:pStyle w:val="paragraph"/>
         <w:numPr>
           <w:ilvl w:val="0"/>
-          <w:numId w:val="10"/>
+          <w:numId w:val="7"/>
         </w:numPr>
         <w:spacing w:before="0" w:beforeAutospacing="0" w:after="0" w:afterAutospacing="0"/>
         <w:rPr>
@@ -3025,15 +3629,25 @@
           <w:sz w:val="20"/>
           <w:szCs w:val="20"/>
         </w:rPr>
-        <w:t>Engineered cloud-native architecture for dynamic scaling and high availability.</w:t>
-      </w:r>
-    </w:p>
-    <w:p>
-      <w:pPr>
-        <w:pStyle w:val="paragraph"/>
-        <w:numPr>
-          <w:ilvl w:val="0"/>
-          <w:numId w:val="10"/>
+        <w:t>Optimized navigation and accessibility for seamless user interaction across platforms</w:t>
+      </w:r>
+      <w:r>
+        <w:rPr>
+          <w:rStyle w:val="normaltextrun"/>
+          <w:rFonts w:ascii="Verdana" w:eastAsia="Arial" w:hAnsi="Verdana" w:cs="Arial"/>
+          <w:color w:val="000000" w:themeColor="text1"/>
+          <w:sz w:val="20"/>
+          <w:szCs w:val="20"/>
+        </w:rPr>
+        <w:t>.</w:t>
+      </w:r>
+    </w:p>
+    <w:p>
+      <w:pPr>
+        <w:pStyle w:val="paragraph"/>
+        <w:numPr>
+          <w:ilvl w:val="0"/>
+          <w:numId w:val="7"/>
         </w:numPr>
         <w:spacing w:before="0" w:beforeAutospacing="0" w:after="0" w:afterAutospacing="0"/>
         <w:rPr>
@@ -3052,15 +3666,15 @@
           <w:sz w:val="20"/>
           <w:szCs w:val="20"/>
         </w:rPr>
-        <w:t>Implemented responsive, component-driven UI for enhanced usability across devices.</w:t>
-      </w:r>
-    </w:p>
-    <w:p>
-      <w:pPr>
-        <w:pStyle w:val="paragraph"/>
-        <w:numPr>
-          <w:ilvl w:val="0"/>
-          <w:numId w:val="10"/>
+        <w:t>Led improvements in the Packaging Module, optimizing product packaging processes and reducing assembly time by 20%.</w:t>
+      </w:r>
+    </w:p>
+    <w:p>
+      <w:pPr>
+        <w:pStyle w:val="paragraph"/>
+        <w:numPr>
+          <w:ilvl w:val="0"/>
+          <w:numId w:val="7"/>
         </w:numPr>
         <w:spacing w:before="0" w:beforeAutospacing="0" w:after="0" w:afterAutospacing="0"/>
         <w:rPr>
@@ -3079,15 +3693,15 @@
           <w:sz w:val="20"/>
           <w:szCs w:val="20"/>
         </w:rPr>
-        <w:t xml:space="preserve">Orchestrated Kubernetes/GKE deployments; improved availability and streamlined container operations. </w:t>
-      </w:r>
-    </w:p>
-    <w:p>
-      <w:pPr>
-        <w:pStyle w:val="paragraph"/>
-        <w:numPr>
-          <w:ilvl w:val="0"/>
-          <w:numId w:val="10"/>
+        <w:t>Played a key role in the Manage Barcode Project, designing, developing, and testing features that increased barcode scanning accuracy by 25%.</w:t>
+      </w:r>
+    </w:p>
+    <w:p>
+      <w:pPr>
+        <w:pStyle w:val="paragraph"/>
+        <w:numPr>
+          <w:ilvl w:val="0"/>
+          <w:numId w:val="7"/>
         </w:numPr>
         <w:spacing w:before="0" w:beforeAutospacing="0" w:after="0" w:afterAutospacing="0"/>
         <w:rPr>
@@ -3106,15 +3720,25 @@
           <w:sz w:val="20"/>
           <w:szCs w:val="20"/>
         </w:rPr>
-        <w:t xml:space="preserve">Applied Spring DI/MVC, JPA/Hibernate for robust backends; optimized data processing by 30%. </w:t>
-      </w:r>
-    </w:p>
-    <w:p>
-      <w:pPr>
-        <w:pStyle w:val="paragraph"/>
-        <w:numPr>
-          <w:ilvl w:val="0"/>
-          <w:numId w:val="10"/>
+        <w:t>Implemented ICE Faces screens for the Manage Barcode Project, enhancing user interface functionality</w:t>
+      </w:r>
+      <w:r>
+        <w:rPr>
+          <w:rStyle w:val="normaltextrun"/>
+          <w:rFonts w:ascii="Verdana" w:eastAsia="Arial" w:hAnsi="Verdana" w:cs="Arial"/>
+          <w:color w:val="000000" w:themeColor="text1"/>
+          <w:sz w:val="20"/>
+          <w:szCs w:val="20"/>
+        </w:rPr>
+        <w:t>.</w:t>
+      </w:r>
+    </w:p>
+    <w:p>
+      <w:pPr>
+        <w:pStyle w:val="paragraph"/>
+        <w:numPr>
+          <w:ilvl w:val="0"/>
+          <w:numId w:val="7"/>
         </w:numPr>
         <w:spacing w:before="0" w:beforeAutospacing="0" w:after="0" w:afterAutospacing="0"/>
         <w:rPr>
@@ -3133,15 +3757,15 @@
           <w:sz w:val="20"/>
           <w:szCs w:val="20"/>
         </w:rPr>
-        <w:t>Established CI/CD pipelines; increased deployment frequency by 50% and reduced manual errors.</w:t>
-      </w:r>
-    </w:p>
-    <w:p>
-      <w:pPr>
-        <w:pStyle w:val="paragraph"/>
-        <w:numPr>
-          <w:ilvl w:val="0"/>
-          <w:numId w:val="10"/>
+        <w:t>Created reusable TypeScript components and services to consume REST APIs within Angular 5’s component-based architecture, improving application scalability and maintainability.</w:t>
+      </w:r>
+    </w:p>
+    <w:p>
+      <w:pPr>
+        <w:pStyle w:val="paragraph"/>
+        <w:numPr>
+          <w:ilvl w:val="0"/>
+          <w:numId w:val="7"/>
         </w:numPr>
         <w:spacing w:before="0" w:beforeAutospacing="0" w:after="0" w:afterAutospacing="0"/>
         <w:rPr>
@@ -3160,216 +3784,7 @@
           <w:sz w:val="20"/>
           <w:szCs w:val="20"/>
         </w:rPr>
-        <w:t>Leveraged Java EE technologies (JSP, Servlets, JPA/Hibernate) to create robust, scalable backend systems, optimizing data processing by 30%.</w:t>
-      </w:r>
-    </w:p>
-    <w:p>
-      <w:pPr>
-        <w:pStyle w:val="paragraph"/>
-        <w:numPr>
-          <w:ilvl w:val="0"/>
-          <w:numId w:val="10"/>
-        </w:numPr>
-        <w:spacing w:before="0" w:beforeAutospacing="0" w:after="0" w:afterAutospacing="0"/>
-        <w:rPr>
-          <w:rStyle w:val="normaltextrun"/>
-          <w:rFonts w:ascii="Verdana" w:eastAsia="Arial" w:hAnsi="Verdana" w:cs="Arial"/>
-          <w:color w:val="000000" w:themeColor="text1"/>
-          <w:sz w:val="20"/>
-          <w:szCs w:val="20"/>
-        </w:rPr>
-      </w:pPr>
-      <w:r>
-        <w:rPr>
-          <w:rStyle w:val="normaltextrun"/>
-          <w:rFonts w:ascii="Verdana" w:eastAsia="Arial" w:hAnsi="Verdana" w:cs="Arial"/>
-          <w:color w:val="000000" w:themeColor="text1"/>
-          <w:sz w:val="20"/>
-          <w:szCs w:val="20"/>
-        </w:rPr>
-        <w:t xml:space="preserve">Integrated APIs using </w:t>
-      </w:r>
-      <w:r>
-        <w:rPr>
-          <w:rStyle w:val="normaltextrun"/>
-          <w:rFonts w:ascii="Verdana" w:eastAsia="Arial" w:hAnsi="Verdana" w:cs="Arial"/>
-          <w:color w:val="000000" w:themeColor="text1"/>
-          <w:sz w:val="20"/>
-          <w:szCs w:val="20"/>
-        </w:rPr>
-        <w:t>Angular</w:t>
-      </w:r>
-      <w:r>
-        <w:rPr>
-          <w:rStyle w:val="normaltextrun"/>
-          <w:rFonts w:ascii="Verdana" w:eastAsia="Arial" w:hAnsi="Verdana" w:cs="Arial"/>
-          <w:color w:val="000000" w:themeColor="text1"/>
-          <w:sz w:val="20"/>
-          <w:szCs w:val="20"/>
-        </w:rPr>
-        <w:t xml:space="preserve"> and GraphQL, ensuring seamless and efficient communication between frontend and backend services.</w:t>
-      </w:r>
-    </w:p>
-    <w:p>
-      <w:pPr>
-        <w:pStyle w:val="paragraph"/>
-        <w:numPr>
-          <w:ilvl w:val="0"/>
-          <w:numId w:val="10"/>
-        </w:numPr>
-        <w:spacing w:before="0" w:beforeAutospacing="0" w:after="0" w:afterAutospacing="0"/>
-        <w:rPr>
-          <w:rStyle w:val="normaltextrun"/>
-          <w:rFonts w:ascii="Verdana" w:eastAsia="Arial" w:hAnsi="Verdana" w:cs="Arial"/>
-          <w:color w:val="000000" w:themeColor="text1"/>
-          <w:sz w:val="20"/>
-          <w:szCs w:val="20"/>
-        </w:rPr>
-      </w:pPr>
-      <w:r>
-        <w:rPr>
-          <w:rStyle w:val="normaltextrun"/>
-          <w:rFonts w:ascii="Verdana" w:eastAsia="Arial" w:hAnsi="Verdana" w:cs="Arial"/>
-          <w:color w:val="000000" w:themeColor="text1"/>
-          <w:sz w:val="20"/>
-          <w:szCs w:val="20"/>
-        </w:rPr>
-        <w:t>Applied Spring Framework for dependency injection and MVC architecture, improving maintainability and flexibility of complex applications.</w:t>
-      </w:r>
-    </w:p>
-    <w:p>
-      <w:pPr>
-        <w:pStyle w:val="paragraph"/>
-        <w:numPr>
-          <w:ilvl w:val="0"/>
-          <w:numId w:val="10"/>
-        </w:numPr>
-        <w:spacing w:before="0" w:beforeAutospacing="0" w:after="0" w:afterAutospacing="0"/>
-        <w:rPr>
-          <w:rStyle w:val="normaltextrun"/>
-          <w:rFonts w:ascii="Verdana" w:eastAsia="Arial" w:hAnsi="Verdana" w:cs="Arial"/>
-          <w:color w:val="000000" w:themeColor="text1"/>
-          <w:sz w:val="20"/>
-          <w:szCs w:val="20"/>
-        </w:rPr>
-      </w:pPr>
-      <w:r>
-        <w:rPr>
-          <w:rStyle w:val="normaltextrun"/>
-          <w:rFonts w:ascii="Verdana" w:eastAsia="Arial" w:hAnsi="Verdana" w:cs="Arial"/>
-          <w:color w:val="000000" w:themeColor="text1"/>
-          <w:sz w:val="20"/>
-          <w:szCs w:val="20"/>
-        </w:rPr>
-        <w:t>Utilized Postman and Swagger for API testing, ensuring that APIs were both robust and optimized for performance.</w:t>
-      </w:r>
-    </w:p>
-    <w:p>
-      <w:pPr>
-        <w:pStyle w:val="paragraph"/>
-        <w:numPr>
-          <w:ilvl w:val="0"/>
-          <w:numId w:val="10"/>
-        </w:numPr>
-        <w:spacing w:before="0" w:beforeAutospacing="0" w:after="0" w:afterAutospacing="0"/>
-        <w:rPr>
-          <w:rStyle w:val="normaltextrun"/>
-          <w:rFonts w:ascii="Verdana" w:eastAsia="Arial" w:hAnsi="Verdana" w:cs="Arial"/>
-          <w:color w:val="000000" w:themeColor="text1"/>
-          <w:sz w:val="20"/>
-          <w:szCs w:val="20"/>
-        </w:rPr>
-      </w:pPr>
-      <w:r>
-        <w:rPr>
-          <w:rStyle w:val="normaltextrun"/>
-          <w:rFonts w:ascii="Verdana" w:eastAsia="Arial" w:hAnsi="Verdana" w:cs="Arial"/>
-          <w:color w:val="000000" w:themeColor="text1"/>
-          <w:sz w:val="20"/>
-          <w:szCs w:val="20"/>
-        </w:rPr>
-        <w:t>Worked with PostgreSQL and MongoDB for database management, ensuring optimized queries for faster data retrieval and reporting.</w:t>
-      </w:r>
-    </w:p>
-    <w:p>
-      <w:pPr>
-        <w:pStyle w:val="paragraph"/>
-        <w:numPr>
-          <w:ilvl w:val="0"/>
-          <w:numId w:val="10"/>
-        </w:numPr>
-        <w:spacing w:before="0" w:beforeAutospacing="0" w:after="0" w:afterAutospacing="0"/>
-        <w:rPr>
-          <w:rStyle w:val="normaltextrun"/>
-          <w:rFonts w:ascii="Verdana" w:eastAsia="Arial" w:hAnsi="Verdana" w:cs="Arial"/>
-          <w:color w:val="000000" w:themeColor="text1"/>
-          <w:sz w:val="20"/>
-          <w:szCs w:val="20"/>
-        </w:rPr>
-      </w:pPr>
-      <w:r>
-        <w:rPr>
-          <w:rStyle w:val="normaltextrun"/>
-          <w:rFonts w:ascii="Verdana" w:eastAsia="Arial" w:hAnsi="Verdana" w:cs="Arial"/>
-          <w:color w:val="000000" w:themeColor="text1"/>
-          <w:sz w:val="20"/>
-          <w:szCs w:val="20"/>
-        </w:rPr>
-        <w:t>Collaborated closely with UX/UI teams to deliver optimized, visually appealing, and responsive web applications tailored to business needs.</w:t>
-      </w:r>
-    </w:p>
-    <w:p>
-      <w:pPr>
-        <w:pStyle w:val="paragraph"/>
-        <w:numPr>
-          <w:ilvl w:val="0"/>
-          <w:numId w:val="10"/>
-        </w:numPr>
-        <w:spacing w:before="0" w:beforeAutospacing="0" w:after="0" w:afterAutospacing="0"/>
-        <w:rPr>
-          <w:rStyle w:val="normaltextrun"/>
-          <w:rFonts w:ascii="Verdana" w:eastAsia="Arial" w:hAnsi="Verdana" w:cs="Arial"/>
-          <w:color w:val="000000" w:themeColor="text1"/>
-          <w:sz w:val="20"/>
-          <w:szCs w:val="20"/>
-        </w:rPr>
-      </w:pPr>
-      <w:r>
-        <w:rPr>
-          <w:rStyle w:val="normaltextrun"/>
-          <w:rFonts w:ascii="Verdana" w:eastAsia="Arial" w:hAnsi="Verdana" w:cs="Arial"/>
-          <w:color w:val="000000" w:themeColor="text1"/>
-          <w:sz w:val="20"/>
-          <w:szCs w:val="20"/>
-        </w:rPr>
-        <w:t>Led data migration projects from legacy systems to cloud platforms, ensuring seamless data integrity and reduced migration risks.</w:t>
-      </w:r>
-    </w:p>
-    <w:p>
-      <w:pPr>
-        <w:pStyle w:val="paragraph"/>
-        <w:numPr>
-          <w:ilvl w:val="0"/>
-          <w:numId w:val="10"/>
-        </w:numPr>
-        <w:spacing w:before="0" w:beforeAutospacing="0" w:after="0" w:afterAutospacing="0"/>
-        <w:rPr>
-          <w:rStyle w:val="normaltextrun"/>
-          <w:rFonts w:ascii="Verdana" w:eastAsia="Arial" w:hAnsi="Verdana" w:cs="Arial"/>
-          <w:color w:val="000000" w:themeColor="text1"/>
-          <w:sz w:val="20"/>
-          <w:szCs w:val="20"/>
-        </w:rPr>
-      </w:pPr>
-      <w:r>
-        <w:rPr>
-          <w:rStyle w:val="normaltextrun"/>
-          <w:rFonts w:ascii="Verdana" w:eastAsia="Arial" w:hAnsi="Verdana" w:cs="Arial"/>
-          <w:color w:val="000000" w:themeColor="text1"/>
-          <w:sz w:val="20"/>
-          <w:szCs w:val="20"/>
-        </w:rPr>
-        <w:t>Mentored junior developers, fostering a culture of learning and collaboration, and enhancing team productivity by 30%.</w:t>
+        <w:t>Led Agile PLM API integrations, improving system interoperability and streamlining product lifecycle management.</w:t>
       </w:r>
     </w:p>
     <w:p>
@@ -3388,8 +3803,7 @@
     </w:p>
     <w:p>
       <w:pPr>
-        <w:pStyle w:val="paragraph"/>
-        <w:spacing w:before="0" w:beforeAutospacing="0" w:after="0" w:afterAutospacing="0"/>
+        <w:spacing w:after="0" w:line="240" w:lineRule="auto"/>
         <w:rPr>
           <w:rStyle w:val="contentcontrolboundarysink"/>
           <w:rFonts w:ascii="Verdana" w:hAnsi="Verdana" w:cs="Arial"/>
@@ -3410,13 +3824,12 @@
           <w:sz w:val="20"/>
           <w:szCs w:val="20"/>
         </w:rPr>
-        <w:t>IBM, New York, US</w:t>
-      </w:r>
-    </w:p>
-    <w:p>
-      <w:pPr>
-        <w:pStyle w:val="paragraph"/>
-        <w:spacing w:before="0" w:beforeAutospacing="0" w:after="0" w:afterAutospacing="0"/>
+        <w:t>Innominds, San Jose, CA</w:t>
+      </w:r>
+    </w:p>
+    <w:p>
+      <w:pPr>
+        <w:spacing w:after="0" w:line="240" w:lineRule="auto"/>
         <w:rPr>
           <w:rStyle w:val="contentcontrolboundarysink"/>
           <w:rFonts w:ascii="Verdana" w:hAnsi="Verdana" w:cs="Arial"/>
@@ -3437,489 +3850,6 @@
           <w:sz w:val="20"/>
           <w:szCs w:val="20"/>
         </w:rPr>
-        <w:t>Sr. Java Developer |May 2012 – July 2015</w:t>
-      </w:r>
-    </w:p>
-    <w:p>
-      <w:pPr>
-        <w:pStyle w:val="paragraph"/>
-        <w:spacing w:before="0" w:beforeAutospacing="0" w:after="0" w:afterAutospacing="0"/>
-        <w:rPr>
-          <w:rStyle w:val="contentcontrolboundarysink"/>
-          <w:rFonts w:ascii="Verdana" w:hAnsi="Verdana" w:cs="Arial"/>
-          <w:b/>
-          <w:bCs/>
-          <w:color w:val="191919"/>
-          <w:sz w:val="20"/>
-          <w:szCs w:val="20"/>
-        </w:rPr>
-      </w:pPr>
-    </w:p>
-    <w:p>
-      <w:pPr>
-        <w:spacing w:after="0" w:line="240" w:lineRule="auto"/>
-        <w:rPr>
-          <w:rFonts w:ascii="Verdana" w:hAnsi="Verdana"/>
-          <w:sz w:val="20"/>
-          <w:szCs w:val="20"/>
-        </w:rPr>
-      </w:pPr>
-      <w:r>
-        <w:rPr>
-          <w:rFonts w:ascii="Verdana" w:hAnsi="Verdana"/>
-          <w:b/>
-          <w:bCs/>
-          <w:sz w:val="20"/>
-          <w:szCs w:val="20"/>
-        </w:rPr>
-        <w:t xml:space="preserve">Project: </w:t>
-      </w:r>
-      <w:r>
-        <w:rPr>
-          <w:rFonts w:ascii="Verdana" w:hAnsi="Verdana"/>
-          <w:sz w:val="20"/>
-          <w:szCs w:val="20"/>
-        </w:rPr>
-        <w:t>eCommerce Digital Transformation — Modernizing IBM’s eCommerce platform to deliver responsive, secure, and scalable solutions for global clients.</w:t>
-      </w:r>
-    </w:p>
-    <w:p>
-      <w:pPr>
-        <w:pStyle w:val="paragraph"/>
-        <w:spacing w:before="0" w:beforeAutospacing="0" w:after="0" w:afterAutospacing="0"/>
-        <w:rPr>
-          <w:rStyle w:val="contentcontrolboundarysink"/>
-          <w:rFonts w:ascii="Verdana" w:hAnsi="Verdana" w:cs="Arial"/>
-          <w:b/>
-          <w:bCs/>
-          <w:color w:val="191919"/>
-          <w:sz w:val="20"/>
-          <w:szCs w:val="20"/>
-        </w:rPr>
-      </w:pPr>
-    </w:p>
-    <w:p>
-      <w:pPr>
-        <w:pStyle w:val="paragraph"/>
-        <w:numPr>
-          <w:ilvl w:val="0"/>
-          <w:numId w:val="7"/>
-        </w:numPr>
-        <w:spacing w:before="0" w:beforeAutospacing="0" w:after="0" w:afterAutospacing="0"/>
-        <w:rPr>
-          <w:rStyle w:val="normaltextrun"/>
-          <w:rFonts w:ascii="Verdana" w:eastAsia="Arial" w:hAnsi="Verdana" w:cs="Arial"/>
-          <w:color w:val="000000" w:themeColor="text1"/>
-          <w:sz w:val="20"/>
-          <w:szCs w:val="20"/>
-        </w:rPr>
-      </w:pPr>
-      <w:r>
-        <w:rPr>
-          <w:rStyle w:val="normaltextrun"/>
-          <w:rFonts w:ascii="Verdana" w:eastAsia="Arial" w:hAnsi="Verdana" w:cs="Arial"/>
-          <w:color w:val="000000" w:themeColor="text1"/>
-          <w:sz w:val="20"/>
-          <w:szCs w:val="20"/>
-        </w:rPr>
-        <w:t xml:space="preserve">Delivered responsive Angular UIs for eCommerce transformation; integrated backends via REST for seamless data flow. </w:t>
-      </w:r>
-    </w:p>
-    <w:p>
-      <w:pPr>
-        <w:pStyle w:val="paragraph"/>
-        <w:numPr>
-          <w:ilvl w:val="0"/>
-          <w:numId w:val="7"/>
-        </w:numPr>
-        <w:spacing w:before="0" w:beforeAutospacing="0" w:after="0" w:afterAutospacing="0"/>
-        <w:rPr>
-          <w:rStyle w:val="normaltextrun"/>
-          <w:rFonts w:ascii="Verdana" w:eastAsia="Arial" w:hAnsi="Verdana" w:cs="Arial"/>
-          <w:color w:val="000000" w:themeColor="text1"/>
-          <w:sz w:val="20"/>
-          <w:szCs w:val="20"/>
-        </w:rPr>
-      </w:pPr>
-      <w:r>
-        <w:rPr>
-          <w:rStyle w:val="normaltextrun"/>
-          <w:rFonts w:ascii="Verdana" w:eastAsia="Arial" w:hAnsi="Verdana" w:cs="Arial"/>
-          <w:color w:val="000000" w:themeColor="text1"/>
-          <w:sz w:val="20"/>
-          <w:szCs w:val="20"/>
-        </w:rPr>
-        <w:t>Strengthened application security by enforcing encryption and secure coding standards</w:t>
-      </w:r>
-      <w:r>
-        <w:rPr>
-          <w:rStyle w:val="normaltextrun"/>
-          <w:rFonts w:ascii="Verdana" w:eastAsia="Arial" w:hAnsi="Verdana" w:cs="Arial"/>
-          <w:color w:val="000000" w:themeColor="text1"/>
-          <w:sz w:val="20"/>
-          <w:szCs w:val="20"/>
-        </w:rPr>
-        <w:t>.</w:t>
-      </w:r>
-    </w:p>
-    <w:p>
-      <w:pPr>
-        <w:pStyle w:val="paragraph"/>
-        <w:numPr>
-          <w:ilvl w:val="0"/>
-          <w:numId w:val="7"/>
-        </w:numPr>
-        <w:spacing w:before="0" w:beforeAutospacing="0" w:after="0" w:afterAutospacing="0"/>
-        <w:rPr>
-          <w:rStyle w:val="normaltextrun"/>
-          <w:rFonts w:ascii="Verdana" w:eastAsia="Arial" w:hAnsi="Verdana" w:cs="Arial"/>
-          <w:color w:val="000000" w:themeColor="text1"/>
-          <w:sz w:val="20"/>
-          <w:szCs w:val="20"/>
-        </w:rPr>
-      </w:pPr>
-      <w:r>
-        <w:rPr>
-          <w:rStyle w:val="normaltextrun"/>
-          <w:rFonts w:ascii="Verdana" w:eastAsia="Arial" w:hAnsi="Verdana" w:cs="Arial"/>
-          <w:color w:val="000000" w:themeColor="text1"/>
-          <w:sz w:val="20"/>
-          <w:szCs w:val="20"/>
-        </w:rPr>
-        <w:t>Optimized navigation and accessibility for seamless user interaction across platforms</w:t>
-      </w:r>
-      <w:r>
-        <w:rPr>
-          <w:rStyle w:val="normaltextrun"/>
-          <w:rFonts w:ascii="Verdana" w:eastAsia="Arial" w:hAnsi="Verdana" w:cs="Arial"/>
-          <w:color w:val="000000" w:themeColor="text1"/>
-          <w:sz w:val="20"/>
-          <w:szCs w:val="20"/>
-        </w:rPr>
-        <w:t>.</w:t>
-      </w:r>
-    </w:p>
-    <w:p>
-      <w:pPr>
-        <w:pStyle w:val="paragraph"/>
-        <w:numPr>
-          <w:ilvl w:val="0"/>
-          <w:numId w:val="7"/>
-        </w:numPr>
-        <w:spacing w:before="0" w:beforeAutospacing="0" w:after="0" w:afterAutospacing="0"/>
-        <w:rPr>
-          <w:rStyle w:val="normaltextrun"/>
-          <w:rFonts w:ascii="Verdana" w:eastAsia="Arial" w:hAnsi="Verdana" w:cs="Arial"/>
-          <w:color w:val="000000" w:themeColor="text1"/>
-          <w:sz w:val="20"/>
-          <w:szCs w:val="20"/>
-        </w:rPr>
-      </w:pPr>
-      <w:r>
-        <w:rPr>
-          <w:rStyle w:val="normaltextrun"/>
-          <w:rFonts w:ascii="Verdana" w:eastAsia="Arial" w:hAnsi="Verdana" w:cs="Arial"/>
-          <w:color w:val="000000" w:themeColor="text1"/>
-          <w:sz w:val="20"/>
-          <w:szCs w:val="20"/>
-        </w:rPr>
-        <w:t>Led improvements in the Packaging Module, optimizing product packaging processes and reducing assembly time by 20%.</w:t>
-      </w:r>
-    </w:p>
-    <w:p>
-      <w:pPr>
-        <w:pStyle w:val="paragraph"/>
-        <w:numPr>
-          <w:ilvl w:val="0"/>
-          <w:numId w:val="7"/>
-        </w:numPr>
-        <w:spacing w:before="0" w:beforeAutospacing="0" w:after="0" w:afterAutospacing="0"/>
-        <w:rPr>
-          <w:rStyle w:val="normaltextrun"/>
-          <w:rFonts w:ascii="Verdana" w:eastAsia="Arial" w:hAnsi="Verdana" w:cs="Arial"/>
-          <w:color w:val="000000" w:themeColor="text1"/>
-          <w:sz w:val="20"/>
-          <w:szCs w:val="20"/>
-        </w:rPr>
-      </w:pPr>
-      <w:r>
-        <w:rPr>
-          <w:rStyle w:val="normaltextrun"/>
-          <w:rFonts w:ascii="Verdana" w:eastAsia="Arial" w:hAnsi="Verdana" w:cs="Arial"/>
-          <w:color w:val="000000" w:themeColor="text1"/>
-          <w:sz w:val="20"/>
-          <w:szCs w:val="20"/>
-        </w:rPr>
-        <w:t>Played a key role in the Manage Barcode Project, designing, developing, and testing features that increased barcode scanning accuracy by 25%.</w:t>
-      </w:r>
-    </w:p>
-    <w:p>
-      <w:pPr>
-        <w:pStyle w:val="paragraph"/>
-        <w:numPr>
-          <w:ilvl w:val="0"/>
-          <w:numId w:val="7"/>
-        </w:numPr>
-        <w:spacing w:before="0" w:beforeAutospacing="0" w:after="0" w:afterAutospacing="0"/>
-        <w:rPr>
-          <w:rStyle w:val="normaltextrun"/>
-          <w:rFonts w:ascii="Verdana" w:eastAsia="Arial" w:hAnsi="Verdana" w:cs="Arial"/>
-          <w:color w:val="000000" w:themeColor="text1"/>
-          <w:sz w:val="20"/>
-          <w:szCs w:val="20"/>
-        </w:rPr>
-      </w:pPr>
-      <w:r>
-        <w:rPr>
-          <w:rStyle w:val="normaltextrun"/>
-          <w:rFonts w:ascii="Verdana" w:eastAsia="Arial" w:hAnsi="Verdana" w:cs="Arial"/>
-          <w:color w:val="000000" w:themeColor="text1"/>
-          <w:sz w:val="20"/>
-          <w:szCs w:val="20"/>
-        </w:rPr>
-        <w:t>Implemented ICE Faces screens for the Manage Barcode Project, enhancing user interface functionality</w:t>
-      </w:r>
-      <w:r>
-        <w:rPr>
-          <w:rStyle w:val="normaltextrun"/>
-          <w:rFonts w:ascii="Verdana" w:eastAsia="Arial" w:hAnsi="Verdana" w:cs="Arial"/>
-          <w:color w:val="000000" w:themeColor="text1"/>
-          <w:sz w:val="20"/>
-          <w:szCs w:val="20"/>
-        </w:rPr>
-        <w:t>.</w:t>
-      </w:r>
-    </w:p>
-    <w:p>
-      <w:pPr>
-        <w:pStyle w:val="paragraph"/>
-        <w:numPr>
-          <w:ilvl w:val="0"/>
-          <w:numId w:val="7"/>
-        </w:numPr>
-        <w:spacing w:before="0" w:beforeAutospacing="0" w:after="0" w:afterAutospacing="0"/>
-        <w:rPr>
-          <w:rStyle w:val="normaltextrun"/>
-          <w:rFonts w:ascii="Verdana" w:eastAsia="Arial" w:hAnsi="Verdana" w:cs="Arial"/>
-          <w:color w:val="000000" w:themeColor="text1"/>
-          <w:sz w:val="20"/>
-          <w:szCs w:val="20"/>
-        </w:rPr>
-      </w:pPr>
-      <w:r>
-        <w:rPr>
-          <w:rStyle w:val="normaltextrun"/>
-          <w:rFonts w:ascii="Verdana" w:eastAsia="Arial" w:hAnsi="Verdana" w:cs="Arial"/>
-          <w:color w:val="000000" w:themeColor="text1"/>
-          <w:sz w:val="20"/>
-          <w:szCs w:val="20"/>
-        </w:rPr>
-        <w:lastRenderedPageBreak/>
-        <w:t>Created reusable TypeScript components and services to consume REST APIs within Angular 5’s component-based architecture, improving application scalability and maintainability.</w:t>
-      </w:r>
-    </w:p>
-    <w:p>
-      <w:pPr>
-        <w:pStyle w:val="paragraph"/>
-        <w:numPr>
-          <w:ilvl w:val="0"/>
-          <w:numId w:val="7"/>
-        </w:numPr>
-        <w:spacing w:before="0" w:beforeAutospacing="0" w:after="0" w:afterAutospacing="0"/>
-        <w:rPr>
-          <w:rStyle w:val="normaltextrun"/>
-          <w:rFonts w:ascii="Verdana" w:eastAsia="Arial" w:hAnsi="Verdana" w:cs="Arial"/>
-          <w:color w:val="000000" w:themeColor="text1"/>
-          <w:sz w:val="20"/>
-          <w:szCs w:val="20"/>
-        </w:rPr>
-      </w:pPr>
-      <w:r>
-        <w:rPr>
-          <w:rStyle w:val="normaltextrun"/>
-          <w:rFonts w:ascii="Verdana" w:eastAsia="Arial" w:hAnsi="Verdana" w:cs="Arial"/>
-          <w:color w:val="000000" w:themeColor="text1"/>
-          <w:sz w:val="20"/>
-          <w:szCs w:val="20"/>
-        </w:rPr>
-        <w:t>Led Agile PLM API integrations, improving system interoperability and streamlining product lifecycle management.</w:t>
-      </w:r>
-    </w:p>
-    <w:p>
-      <w:pPr>
-        <w:pStyle w:val="paragraph"/>
-        <w:numPr>
-          <w:ilvl w:val="0"/>
-          <w:numId w:val="7"/>
-        </w:numPr>
-        <w:spacing w:before="0" w:beforeAutospacing="0" w:after="0" w:afterAutospacing="0"/>
-        <w:rPr>
-          <w:rStyle w:val="normaltextrun"/>
-          <w:rFonts w:ascii="Verdana" w:eastAsia="Arial" w:hAnsi="Verdana" w:cs="Arial"/>
-          <w:color w:val="000000" w:themeColor="text1"/>
-          <w:sz w:val="20"/>
-          <w:szCs w:val="20"/>
-        </w:rPr>
-      </w:pPr>
-      <w:r>
-        <w:rPr>
-          <w:rStyle w:val="normaltextrun"/>
-          <w:rFonts w:ascii="Verdana" w:eastAsia="Arial" w:hAnsi="Verdana" w:cs="Arial"/>
-          <w:color w:val="000000" w:themeColor="text1"/>
-          <w:sz w:val="20"/>
-          <w:szCs w:val="20"/>
-        </w:rPr>
-        <w:t>Successfully implemented URL PX for the Barcode Project, enhancing system flexibility and enabling dynamic URL-based actions.</w:t>
-      </w:r>
-    </w:p>
-    <w:p>
-      <w:pPr>
-        <w:pStyle w:val="paragraph"/>
-        <w:numPr>
-          <w:ilvl w:val="0"/>
-          <w:numId w:val="7"/>
-        </w:numPr>
-        <w:spacing w:before="0" w:beforeAutospacing="0" w:after="0" w:afterAutospacing="0"/>
-        <w:rPr>
-          <w:rStyle w:val="normaltextrun"/>
-          <w:rFonts w:ascii="Verdana" w:eastAsia="Arial" w:hAnsi="Verdana" w:cs="Arial"/>
-          <w:color w:val="000000" w:themeColor="text1"/>
-          <w:sz w:val="20"/>
-          <w:szCs w:val="20"/>
-        </w:rPr>
-      </w:pPr>
-      <w:r>
-        <w:rPr>
-          <w:rStyle w:val="normaltextrun"/>
-          <w:rFonts w:ascii="Verdana" w:eastAsia="Arial" w:hAnsi="Verdana" w:cs="Arial"/>
-          <w:color w:val="000000" w:themeColor="text1"/>
-          <w:sz w:val="20"/>
-          <w:szCs w:val="20"/>
-        </w:rPr>
-        <w:t>Refined Agile configurations, enhancing user access control and security by adding new subclasses, attributes, roles, and user groups.</w:t>
-      </w:r>
-    </w:p>
-    <w:p>
-      <w:pPr>
-        <w:pStyle w:val="paragraph"/>
-        <w:numPr>
-          <w:ilvl w:val="0"/>
-          <w:numId w:val="7"/>
-        </w:numPr>
-        <w:spacing w:before="0" w:beforeAutospacing="0" w:after="0" w:afterAutospacing="0"/>
-        <w:rPr>
-          <w:rStyle w:val="normaltextrun"/>
-          <w:rFonts w:ascii="Verdana" w:eastAsia="Arial" w:hAnsi="Verdana" w:cs="Arial"/>
-          <w:color w:val="000000" w:themeColor="text1"/>
-          <w:sz w:val="20"/>
-          <w:szCs w:val="20"/>
-        </w:rPr>
-      </w:pPr>
-      <w:r>
-        <w:rPr>
-          <w:rStyle w:val="normaltextrun"/>
-          <w:rFonts w:ascii="Verdana" w:eastAsia="Arial" w:hAnsi="Verdana" w:cs="Arial"/>
-          <w:color w:val="000000" w:themeColor="text1"/>
-          <w:sz w:val="20"/>
-          <w:szCs w:val="20"/>
-        </w:rPr>
-        <w:t>Facilitated collaboration within the SR and Change Teams, aligning on project goals and driving a 15% increase in team productivity.</w:t>
-      </w:r>
-    </w:p>
-    <w:p>
-      <w:pPr>
-        <w:pStyle w:val="paragraph"/>
-        <w:spacing w:before="0" w:beforeAutospacing="0" w:after="0" w:afterAutospacing="0"/>
-        <w:ind w:left="502" w:hanging="360"/>
-        <w:rPr>
-          <w:rStyle w:val="normaltextrun"/>
-          <w:rFonts w:ascii="Verdana" w:eastAsia="Arial" w:hAnsi="Verdana" w:cs="Arial"/>
-          <w:color w:val="000000" w:themeColor="text1"/>
-          <w:sz w:val="20"/>
-          <w:szCs w:val="20"/>
-        </w:rPr>
-      </w:pPr>
-    </w:p>
-    <w:p>
-      <w:pPr>
-        <w:tabs>
-          <w:tab w:val="right" w:pos="10080"/>
-        </w:tabs>
-        <w:spacing w:after="0" w:line="240" w:lineRule="auto"/>
-        <w:rPr>
-          <w:rStyle w:val="contentcontrolboundarysink"/>
-          <w:rFonts w:ascii="Verdana" w:hAnsi="Verdana" w:cs="Arial"/>
-          <w:b/>
-          <w:bCs/>
-          <w:color w:val="191919"/>
-          <w:sz w:val="20"/>
-          <w:szCs w:val="20"/>
-        </w:rPr>
-      </w:pPr>
-    </w:p>
-    <w:p>
-      <w:pPr>
-        <w:spacing w:after="0" w:line="240" w:lineRule="auto"/>
-        <w:rPr>
-          <w:rStyle w:val="contentcontrolboundarysink"/>
-          <w:rFonts w:ascii="Verdana" w:hAnsi="Verdana" w:cs="Arial"/>
-          <w:b/>
-          <w:bCs/>
-          <w:color w:val="191919"/>
-          <w:sz w:val="20"/>
-          <w:szCs w:val="20"/>
-        </w:rPr>
-      </w:pPr>
-    </w:p>
-    <w:p>
-      <w:pPr>
-        <w:spacing w:after="0" w:line="240" w:lineRule="auto"/>
-        <w:rPr>
-          <w:rStyle w:val="contentcontrolboundarysink"/>
-          <w:rFonts w:ascii="Verdana" w:hAnsi="Verdana" w:cs="Arial"/>
-          <w:b/>
-          <w:bCs/>
-          <w:color w:val="191919"/>
-          <w:sz w:val="20"/>
-          <w:szCs w:val="20"/>
-        </w:rPr>
-      </w:pPr>
-      <w:r>
-        <w:rPr>
-          <w:rStyle w:val="contentcontrolboundarysink"/>
-          <w:rFonts w:ascii="Verdana" w:hAnsi="Verdana" w:cs="Arial"/>
-          <w:b/>
-          <w:bCs/>
-          <w:color w:val="191919"/>
-          <w:sz w:val="20"/>
-          <w:szCs w:val="20"/>
-        </w:rPr>
-        <w:t>Innominds, San Jose, CA</w:t>
-      </w:r>
-    </w:p>
-    <w:p>
-      <w:pPr>
-        <w:spacing w:after="0" w:line="240" w:lineRule="auto"/>
-        <w:rPr>
-          <w:rStyle w:val="contentcontrolboundarysink"/>
-          <w:rFonts w:ascii="Verdana" w:hAnsi="Verdana" w:cs="Arial"/>
-          <w:b/>
-          <w:bCs/>
-          <w:color w:val="191919"/>
-          <w:sz w:val="20"/>
-          <w:szCs w:val="20"/>
-        </w:rPr>
-      </w:pPr>
-      <w:r>
-        <w:rPr>
-          <w:rStyle w:val="contentcontrolboundarysink"/>
-          <w:rFonts w:ascii="Verdana" w:hAnsi="Verdana" w:cs="Arial"/>
-          <w:b/>
-          <w:bCs/>
-          <w:color w:val="191919"/>
-          <w:sz w:val="20"/>
-          <w:szCs w:val="20"/>
-        </w:rPr>
         <w:t>Java Developer |Dec 2009 – March 2012</w:t>
       </w:r>
     </w:p>
@@ -3959,6 +3889,7 @@
           <w:sz w:val="20"/>
           <w:szCs w:val="20"/>
         </w:rPr>
+        <w:lastRenderedPageBreak/>
         <w:t>Project</w:t>
       </w:r>
       <w:r>
@@ -4146,184 +4077,114 @@
     </w:p>
     <w:p>
       <w:pPr>
-        <w:pStyle w:val="paragraph"/>
-        <w:numPr>
-          <w:ilvl w:val="0"/>
-          <w:numId w:val="5"/>
-        </w:numPr>
-        <w:spacing w:before="0" w:beforeAutospacing="0" w:after="0" w:afterAutospacing="0"/>
-        <w:rPr>
-          <w:rStyle w:val="normaltextrun"/>
-          <w:rFonts w:ascii="Verdana" w:eastAsia="Arial" w:hAnsi="Verdana" w:cs="Arial"/>
-          <w:color w:val="000000" w:themeColor="text1"/>
-          <w:sz w:val="20"/>
-          <w:szCs w:val="20"/>
-        </w:rPr>
-      </w:pPr>
-      <w:r>
-        <w:rPr>
-          <w:rStyle w:val="normaltextrun"/>
-          <w:rFonts w:ascii="Verdana" w:eastAsia="Arial" w:hAnsi="Verdana" w:cs="Arial"/>
-          <w:color w:val="000000" w:themeColor="text1"/>
-          <w:sz w:val="20"/>
-          <w:szCs w:val="20"/>
-        </w:rPr>
-        <w:t>Led the design, development, and testing of the Queue Service Framework, improving task management efficiency by 30%.</w:t>
-      </w:r>
-    </w:p>
-    <w:p>
-      <w:pPr>
-        <w:pStyle w:val="paragraph"/>
-        <w:numPr>
-          <w:ilvl w:val="0"/>
-          <w:numId w:val="5"/>
-        </w:numPr>
-        <w:spacing w:before="0" w:beforeAutospacing="0" w:after="0" w:afterAutospacing="0"/>
-        <w:rPr>
-          <w:rStyle w:val="normaltextrun"/>
-          <w:rFonts w:ascii="Verdana" w:eastAsia="Arial" w:hAnsi="Verdana" w:cs="Arial"/>
-          <w:color w:val="000000" w:themeColor="text1"/>
-          <w:sz w:val="20"/>
-          <w:szCs w:val="20"/>
-        </w:rPr>
-      </w:pPr>
-      <w:r>
-        <w:rPr>
-          <w:rStyle w:val="normaltextrun"/>
-          <w:rFonts w:ascii="Verdana" w:eastAsia="Arial" w:hAnsi="Verdana" w:cs="Arial"/>
-          <w:color w:val="000000" w:themeColor="text1"/>
-          <w:sz w:val="20"/>
-          <w:szCs w:val="20"/>
-        </w:rPr>
-        <w:t>Innovated Agile Attachment Utility/</w:t>
-      </w:r>
-      <w:r>
-        <w:rPr>
-          <w:rStyle w:val="normaltextrun"/>
-          <w:rFonts w:ascii="Verdana" w:eastAsia="Arial" w:hAnsi="Verdana" w:cs="Arial"/>
-          <w:color w:val="000000" w:themeColor="text1"/>
-          <w:sz w:val="20"/>
-          <w:szCs w:val="20"/>
-        </w:rPr>
-        <w:t>Custom UI</w:t>
-      </w:r>
-      <w:r>
-        <w:rPr>
-          <w:rStyle w:val="normaltextrun"/>
-          <w:rFonts w:ascii="Verdana" w:eastAsia="Arial" w:hAnsi="Verdana" w:cs="Arial"/>
-          <w:color w:val="000000" w:themeColor="text1"/>
-          <w:sz w:val="20"/>
-          <w:szCs w:val="20"/>
-        </w:rPr>
-        <w:t>, enabling advanced file operations and mimicking Agile’s OOTB features, improving user experience by 20%.</w:t>
-      </w:r>
-    </w:p>
-    <w:p>
-      <w:pPr>
-        <w:pStyle w:val="paragraph"/>
-        <w:numPr>
-          <w:ilvl w:val="0"/>
-          <w:numId w:val="5"/>
-        </w:numPr>
-        <w:spacing w:before="0" w:beforeAutospacing="0" w:after="0" w:afterAutospacing="0"/>
-        <w:rPr>
-          <w:rStyle w:val="normaltextrun"/>
-          <w:rFonts w:ascii="Verdana" w:eastAsia="Arial" w:hAnsi="Verdana" w:cs="Arial"/>
-          <w:color w:val="000000" w:themeColor="text1"/>
-          <w:sz w:val="20"/>
-          <w:szCs w:val="20"/>
-        </w:rPr>
-      </w:pPr>
-      <w:r>
-        <w:rPr>
-          <w:rStyle w:val="normaltextrun"/>
-          <w:rFonts w:ascii="Verdana" w:eastAsia="Arial" w:hAnsi="Verdana" w:cs="Arial"/>
-          <w:color w:val="000000" w:themeColor="text1"/>
-          <w:sz w:val="20"/>
-          <w:szCs w:val="20"/>
-        </w:rPr>
-        <w:t>Created a Custom UI web application deployed on WebLogic, enhancing user interface interactions and streamlining workflows with Agile URL PX.</w:t>
-      </w:r>
-    </w:p>
-    <w:p>
-      <w:pPr>
-        <w:pStyle w:val="paragraph"/>
-        <w:numPr>
-          <w:ilvl w:val="0"/>
-          <w:numId w:val="5"/>
-        </w:numPr>
-        <w:spacing w:before="0" w:beforeAutospacing="0" w:after="0" w:afterAutospacing="0"/>
-        <w:rPr>
-          <w:rStyle w:val="normaltextrun"/>
-          <w:rFonts w:ascii="Verdana" w:eastAsia="Arial" w:hAnsi="Verdana" w:cs="Arial"/>
-          <w:color w:val="000000" w:themeColor="text1"/>
-          <w:sz w:val="20"/>
-          <w:szCs w:val="20"/>
-        </w:rPr>
-      </w:pPr>
-      <w:r>
-        <w:rPr>
-          <w:rStyle w:val="normaltextrun"/>
-          <w:rFonts w:ascii="Verdana" w:eastAsia="Arial" w:hAnsi="Verdana" w:cs="Arial"/>
-          <w:color w:val="000000" w:themeColor="text1"/>
-          <w:sz w:val="20"/>
-          <w:szCs w:val="20"/>
-        </w:rPr>
-        <w:t>Integrated File Catalyst with Agile API calls to optimize data transfer speeds, increasing user satisfaction by 30%.</w:t>
-      </w:r>
-    </w:p>
-    <w:p>
-      <w:pPr>
-        <w:pStyle w:val="paragraph"/>
-        <w:numPr>
-          <w:ilvl w:val="0"/>
-          <w:numId w:val="5"/>
-        </w:numPr>
-        <w:spacing w:before="0" w:beforeAutospacing="0" w:after="0" w:afterAutospacing="0"/>
-        <w:rPr>
-          <w:rStyle w:val="normaltextrun"/>
-          <w:rFonts w:ascii="Verdana" w:eastAsia="Arial" w:hAnsi="Verdana" w:cs="Arial"/>
-          <w:color w:val="000000" w:themeColor="text1"/>
-          <w:sz w:val="20"/>
-          <w:szCs w:val="20"/>
-        </w:rPr>
-      </w:pPr>
-      <w:r>
-        <w:rPr>
-          <w:rStyle w:val="normaltextrun"/>
-          <w:rFonts w:ascii="Verdana" w:eastAsia="Arial" w:hAnsi="Verdana" w:cs="Arial"/>
-          <w:color w:val="000000" w:themeColor="text1"/>
-          <w:sz w:val="20"/>
-          <w:szCs w:val="20"/>
-        </w:rPr>
-        <w:t>Developed Groovy Scripts for platform code name validation in Agile, ensuring data accuracy and system reliability.</w:t>
-      </w:r>
-    </w:p>
-    <w:p>
-      <w:pPr>
-        <w:pStyle w:val="paragraph"/>
-        <w:numPr>
-          <w:ilvl w:val="0"/>
-          <w:numId w:val="5"/>
-        </w:numPr>
-        <w:spacing w:before="0" w:beforeAutospacing="0" w:after="0" w:afterAutospacing="0"/>
-        <w:rPr>
-          <w:rStyle w:val="normaltextrun"/>
-          <w:rFonts w:ascii="Verdana" w:eastAsia="Arial" w:hAnsi="Verdana" w:cs="Arial"/>
-          <w:color w:val="000000" w:themeColor="text1"/>
-          <w:sz w:val="20"/>
-          <w:szCs w:val="20"/>
-        </w:rPr>
-      </w:pPr>
-      <w:r>
-        <w:rPr>
-          <w:rStyle w:val="normaltextrun"/>
-          <w:rFonts w:ascii="Verdana" w:eastAsia="Arial" w:hAnsi="Verdana" w:cs="Arial"/>
-          <w:color w:val="000000" w:themeColor="text1"/>
-          <w:sz w:val="20"/>
-          <w:szCs w:val="20"/>
-        </w:rPr>
-        <w:t>Engineered web-based promotional functionalities for Dell products, increasing customer engagement by providing easy access to drivers and resources.</w:t>
+        <w:pStyle w:val="ListParagraph"/>
+        <w:ind w:left="502"/>
+        <w:rPr>
+          <w:rFonts w:ascii="Verdana" w:eastAsia="Arial" w:hAnsi="Verdana" w:cs="Arial"/>
+          <w:color w:val="000000" w:themeColor="text1"/>
+          <w:sz w:val="20"/>
+          <w:szCs w:val="20"/>
+        </w:rPr>
+      </w:pPr>
+    </w:p>
+    <w:p>
+      <w:pPr>
+        <w:spacing w:after="0" w:line="240" w:lineRule="auto"/>
+        <w:rPr>
+          <w:rStyle w:val="contentcontrolboundarysink"/>
+          <w:rFonts w:ascii="Verdana" w:hAnsi="Verdana" w:cs="Arial"/>
+          <w:b/>
+          <w:bCs/>
+          <w:color w:val="191919"/>
+          <w:sz w:val="20"/>
+          <w:szCs w:val="20"/>
+        </w:rPr>
+      </w:pPr>
+      <w:r>
+        <w:rPr>
+          <w:rStyle w:val="contentcontrolboundarysink"/>
+          <w:rFonts w:ascii="Arial" w:hAnsi="Arial" w:cs="Arial"/>
+          <w:b/>
+          <w:bCs/>
+          <w:color w:val="000000" w:themeColor="text1"/>
+          <w:sz w:val="20"/>
+          <w:szCs w:val="20"/>
+        </w:rPr>
+        <w:t>​</w:t>
+      </w:r>
+      <w:r>
+        <w:rPr>
+          <w:rStyle w:val="contentcontrolboundarysink"/>
+          <w:rFonts w:ascii="Verdana" w:hAnsi="Verdana" w:cs="Arial"/>
+          <w:b/>
+          <w:bCs/>
+          <w:color w:val="191919"/>
+          <w:sz w:val="20"/>
+          <w:szCs w:val="20"/>
+        </w:rPr>
+        <w:t>Wells Fargo, IA</w:t>
+      </w:r>
+    </w:p>
+    <w:p>
+      <w:pPr>
+        <w:spacing w:after="0" w:line="240" w:lineRule="auto"/>
+        <w:rPr>
+          <w:rStyle w:val="contentcontrolboundarysink"/>
+          <w:rFonts w:ascii="Verdana" w:hAnsi="Verdana" w:cs="Arial"/>
+          <w:b/>
+          <w:bCs/>
+          <w:color w:val="191919"/>
+          <w:sz w:val="20"/>
+          <w:szCs w:val="20"/>
+        </w:rPr>
+      </w:pPr>
+      <w:r>
+        <w:rPr>
+          <w:rStyle w:val="contentcontrolboundarysink"/>
+          <w:rFonts w:ascii="Verdana" w:hAnsi="Verdana" w:cs="Arial"/>
+          <w:b/>
+          <w:bCs/>
+          <w:color w:val="191919"/>
+          <w:sz w:val="20"/>
+          <w:szCs w:val="20"/>
+        </w:rPr>
+        <w:t>Java Developer | Nov 2007 – May 2009</w:t>
+      </w:r>
+    </w:p>
+    <w:p>
+      <w:pPr>
+        <w:spacing w:after="0" w:line="240" w:lineRule="auto"/>
+        <w:rPr>
+          <w:rStyle w:val="contentcontrolboundarysink"/>
+        </w:rPr>
+      </w:pPr>
+    </w:p>
+    <w:p>
+      <w:pPr>
+        <w:spacing w:after="0" w:line="240" w:lineRule="auto"/>
+        <w:rPr>
+          <w:rFonts w:ascii="Verdana" w:hAnsi="Verdana"/>
+          <w:sz w:val="20"/>
+          <w:szCs w:val="20"/>
+        </w:rPr>
+      </w:pPr>
+      <w:r>
+        <w:rPr>
+          <w:rFonts w:ascii="Verdana" w:hAnsi="Verdana"/>
+          <w:b/>
+          <w:bCs/>
+          <w:sz w:val="20"/>
+          <w:szCs w:val="20"/>
+        </w:rPr>
+        <w:t xml:space="preserve">Project: </w:t>
+      </w:r>
+      <w:r>
+        <w:rPr>
+          <w:rFonts w:ascii="Verdana" w:hAnsi="Verdana"/>
+          <w:sz w:val="20"/>
+          <w:szCs w:val="20"/>
+        </w:rPr>
+        <w:t>Smart Payment Plan &amp; Bureau Retrieval System — Delivering secure, high-performance financial solutions for payment processing and data retrieval.</w:t>
       </w:r>
     </w:p>
     <w:p>
@@ -4333,12 +4194,166 @@
         <w:ind w:left="502"/>
         <w:rPr>
           <w:rStyle w:val="normaltextrun"/>
-          <w:rFonts w:ascii="Verdana" w:eastAsia="Arial" w:hAnsi="Verdana" w:cs="Arial"/>
-          <w:color w:val="000000" w:themeColor="text1"/>
-          <w:sz w:val="20"/>
-          <w:szCs w:val="20"/>
-        </w:rPr>
-      </w:pPr>
+          <w:rFonts w:eastAsia="Arial"/>
+          <w:color w:val="000000" w:themeColor="text1"/>
+        </w:rPr>
+      </w:pPr>
+    </w:p>
+    <w:p>
+      <w:pPr>
+        <w:pStyle w:val="paragraph"/>
+        <w:numPr>
+          <w:ilvl w:val="0"/>
+          <w:numId w:val="6"/>
+        </w:numPr>
+        <w:spacing w:before="0" w:beforeAutospacing="0" w:after="0" w:afterAutospacing="0"/>
+        <w:rPr>
+          <w:rStyle w:val="normaltextrun"/>
+          <w:rFonts w:ascii="Verdana" w:eastAsia="Arial" w:hAnsi="Verdana" w:cs="Arial"/>
+          <w:color w:val="000000" w:themeColor="text1"/>
+          <w:sz w:val="20"/>
+          <w:szCs w:val="20"/>
+        </w:rPr>
+      </w:pPr>
+      <w:r>
+        <w:rPr>
+          <w:rStyle w:val="normaltextrun"/>
+          <w:rFonts w:ascii="Verdana" w:eastAsia="Arial" w:hAnsi="Verdana" w:cs="Arial"/>
+          <w:color w:val="000000" w:themeColor="text1"/>
+          <w:sz w:val="20"/>
+          <w:szCs w:val="20"/>
+        </w:rPr>
+        <w:t>Implemented Spring DI and transitioned EJBs to Spring</w:t>
+      </w:r>
+      <w:r>
+        <w:rPr>
+          <w:rStyle w:val="normaltextrun"/>
+          <w:rFonts w:ascii="Verdana" w:eastAsia="Arial" w:hAnsi="Verdana" w:cs="Arial"/>
+          <w:color w:val="000000" w:themeColor="text1"/>
+          <w:sz w:val="20"/>
+          <w:szCs w:val="20"/>
+        </w:rPr>
+        <w:noBreakHyphen/>
+        <w:t>enabled components</w:t>
+      </w:r>
+      <w:r>
+        <w:rPr>
+          <w:rStyle w:val="normaltextrun"/>
+          <w:rFonts w:ascii="Verdana" w:eastAsia="Arial" w:hAnsi="Verdana" w:cs="Arial"/>
+          <w:color w:val="000000" w:themeColor="text1"/>
+          <w:sz w:val="20"/>
+          <w:szCs w:val="20"/>
+        </w:rPr>
+        <w:t>.</w:t>
+      </w:r>
+    </w:p>
+    <w:p>
+      <w:pPr>
+        <w:pStyle w:val="paragraph"/>
+        <w:numPr>
+          <w:ilvl w:val="0"/>
+          <w:numId w:val="6"/>
+        </w:numPr>
+        <w:spacing w:before="0" w:beforeAutospacing="0" w:after="0" w:afterAutospacing="0"/>
+        <w:rPr>
+          <w:rStyle w:val="normaltextrun"/>
+          <w:rFonts w:ascii="Verdana" w:eastAsia="Arial" w:hAnsi="Verdana" w:cs="Arial"/>
+          <w:color w:val="000000" w:themeColor="text1"/>
+          <w:sz w:val="20"/>
+          <w:szCs w:val="20"/>
+        </w:rPr>
+      </w:pPr>
+      <w:r>
+        <w:rPr>
+          <w:rStyle w:val="normaltextrun"/>
+          <w:rFonts w:ascii="Verdana" w:eastAsia="Arial" w:hAnsi="Verdana" w:cs="Arial"/>
+          <w:color w:val="000000" w:themeColor="text1"/>
+          <w:sz w:val="20"/>
+          <w:szCs w:val="20"/>
+        </w:rPr>
+        <w:t>Automated repetitive workflows and enhanced resource utilization for better efficiency.</w:t>
+      </w:r>
+    </w:p>
+    <w:p>
+      <w:pPr>
+        <w:pStyle w:val="paragraph"/>
+        <w:numPr>
+          <w:ilvl w:val="0"/>
+          <w:numId w:val="6"/>
+        </w:numPr>
+        <w:spacing w:before="0" w:beforeAutospacing="0" w:after="0" w:afterAutospacing="0"/>
+        <w:rPr>
+          <w:rStyle w:val="normaltextrun"/>
+          <w:rFonts w:ascii="Verdana" w:eastAsia="Arial" w:hAnsi="Verdana" w:cs="Arial"/>
+          <w:color w:val="000000" w:themeColor="text1"/>
+          <w:sz w:val="20"/>
+          <w:szCs w:val="20"/>
+        </w:rPr>
+      </w:pPr>
+      <w:r>
+        <w:rPr>
+          <w:rStyle w:val="normaltextrun"/>
+          <w:rFonts w:ascii="Verdana" w:eastAsia="Arial" w:hAnsi="Verdana" w:cs="Arial"/>
+          <w:color w:val="000000" w:themeColor="text1"/>
+          <w:sz w:val="20"/>
+          <w:szCs w:val="20"/>
+        </w:rPr>
+        <w:t xml:space="preserve">Built a smart payment plan for ELC service (+20% efficiency) and the Bureau Retrieval System (+30% data retrieval speed). </w:t>
+      </w:r>
+    </w:p>
+    <w:p>
+      <w:pPr>
+        <w:pStyle w:val="paragraph"/>
+        <w:numPr>
+          <w:ilvl w:val="0"/>
+          <w:numId w:val="6"/>
+        </w:numPr>
+        <w:spacing w:before="0" w:beforeAutospacing="0" w:after="0" w:afterAutospacing="0"/>
+        <w:rPr>
+          <w:rStyle w:val="normaltextrun"/>
+          <w:rFonts w:ascii="Verdana" w:eastAsia="Arial" w:hAnsi="Verdana" w:cs="Arial"/>
+          <w:color w:val="000000" w:themeColor="text1"/>
+          <w:sz w:val="20"/>
+          <w:szCs w:val="20"/>
+        </w:rPr>
+      </w:pPr>
+      <w:r>
+        <w:rPr>
+          <w:rStyle w:val="normaltextrun"/>
+          <w:rFonts w:ascii="Verdana" w:eastAsia="Arial" w:hAnsi="Verdana" w:cs="Arial"/>
+          <w:color w:val="000000" w:themeColor="text1"/>
+          <w:sz w:val="20"/>
+          <w:szCs w:val="20"/>
+        </w:rPr>
+        <w:t>Authored XML SAX parsers/XSLT transformations; contributed to SOA web services; established performance testing with JMeter and coverage with EclEmma.</w:t>
+      </w:r>
+    </w:p>
+    <w:p>
+      <w:pPr>
+        <w:pStyle w:val="paragraph"/>
+        <w:numPr>
+          <w:ilvl w:val="0"/>
+          <w:numId w:val="6"/>
+        </w:numPr>
+        <w:spacing w:before="0" w:beforeAutospacing="0" w:after="0" w:afterAutospacing="0"/>
+        <w:rPr>
+          <w:rStyle w:val="normaltextrun"/>
+          <w:rFonts w:ascii="Verdana" w:eastAsia="Arial" w:hAnsi="Verdana" w:cs="Arial"/>
+          <w:color w:val="000000" w:themeColor="text1"/>
+          <w:sz w:val="20"/>
+          <w:szCs w:val="20"/>
+        </w:rPr>
+      </w:pPr>
+      <w:r>
+        <w:rPr>
+          <w:rStyle w:val="normaltextrun"/>
+          <w:rFonts w:ascii="Verdana" w:eastAsia="Arial" w:hAnsi="Verdana" w:cs="Arial"/>
+          <w:color w:val="000000" w:themeColor="text1"/>
+          <w:sz w:val="20"/>
+          <w:szCs w:val="20"/>
+        </w:rPr>
+        <w:t>Transitioned EJBs to Spring-enabled EJBs, improving system performance and simplifying codebase maintenance.</w:t>
+      </w:r>
     </w:p>
     <w:p>
       <w:pPr>
@@ -4354,17 +4369,31 @@
     </w:p>
     <w:p>
       <w:pPr>
-        <w:spacing w:after="0" w:line="240" w:lineRule="auto"/>
-        <w:rPr>
-          <w:rStyle w:val="contentcontrolboundarysink"/>
-          <w:rFonts w:ascii="Verdana" w:hAnsi="Verdana" w:cs="Arial"/>
-          <w:b/>
-          <w:bCs/>
-          <w:color w:val="191919"/>
-          <w:sz w:val="20"/>
-          <w:szCs w:val="20"/>
-        </w:rPr>
-      </w:pPr>
+        <w:pStyle w:val="paragraph"/>
+        <w:spacing w:before="0" w:beforeAutospacing="0" w:after="0" w:afterAutospacing="0"/>
+        <w:textAlignment w:val="baseline"/>
+        <w:rPr>
+          <w:rStyle w:val="eop"/>
+          <w:rFonts w:ascii="Verdana" w:hAnsi="Verdana" w:cs="Segoe UI"/>
+          <w:b/>
+          <w:bCs/>
+          <w:color w:val="000000" w:themeColor="text1"/>
+          <w:sz w:val="20"/>
+          <w:szCs w:val="20"/>
+        </w:rPr>
+      </w:pPr>
+      <w:r>
+        <w:rPr>
+          <w:rStyle w:val="normaltextrun"/>
+          <w:rFonts w:ascii="Verdana" w:hAnsi="Verdana" w:cs="Segoe UI"/>
+          <w:b/>
+          <w:bCs/>
+          <w:color w:val="000000" w:themeColor="text1"/>
+          <w:sz w:val="20"/>
+          <w:szCs w:val="20"/>
+        </w:rPr>
+        <w:t>Education</w:t>
+      </w:r>
       <w:r>
         <w:rPr>
           <w:rStyle w:val="contentcontrolboundarysink"/>
@@ -4379,366 +4408,7 @@
       </w:r>
       <w:r>
         <w:rPr>
-          <w:rStyle w:val="contentcontrolboundarysink"/>
-          <w:rFonts w:ascii="Verdana" w:hAnsi="Verdana" w:cs="Arial"/>
-          <w:b/>
-          <w:bCs/>
-          <w:color w:val="191919"/>
-          <w:sz w:val="20"/>
-          <w:szCs w:val="20"/>
-        </w:rPr>
-        <w:t>Wells Fargo, IA</w:t>
-      </w:r>
-    </w:p>
-    <w:p>
-      <w:pPr>
-        <w:spacing w:after="0" w:line="240" w:lineRule="auto"/>
-        <w:rPr>
-          <w:rStyle w:val="contentcontrolboundarysink"/>
-          <w:rFonts w:ascii="Verdana" w:hAnsi="Verdana" w:cs="Arial"/>
-          <w:b/>
-          <w:bCs/>
-          <w:color w:val="191919"/>
-          <w:sz w:val="20"/>
-          <w:szCs w:val="20"/>
-        </w:rPr>
-      </w:pPr>
-      <w:r>
-        <w:rPr>
-          <w:rStyle w:val="contentcontrolboundarysink"/>
-          <w:rFonts w:ascii="Verdana" w:hAnsi="Verdana" w:cs="Arial"/>
-          <w:b/>
-          <w:bCs/>
-          <w:color w:val="191919"/>
-          <w:sz w:val="20"/>
-          <w:szCs w:val="20"/>
-        </w:rPr>
-        <w:t>Java Developer | Nov 2007 – May 2009</w:t>
-      </w:r>
-    </w:p>
-    <w:p>
-      <w:pPr>
-        <w:spacing w:after="0" w:line="240" w:lineRule="auto"/>
-        <w:rPr>
-          <w:rStyle w:val="contentcontrolboundarysink"/>
-        </w:rPr>
-      </w:pPr>
-    </w:p>
-    <w:p>
-      <w:pPr>
-        <w:spacing w:after="0" w:line="240" w:lineRule="auto"/>
-        <w:rPr>
-          <w:rFonts w:ascii="Verdana" w:hAnsi="Verdana"/>
-          <w:sz w:val="20"/>
-          <w:szCs w:val="20"/>
-        </w:rPr>
-      </w:pPr>
-      <w:r>
-        <w:rPr>
-          <w:rFonts w:ascii="Verdana" w:hAnsi="Verdana"/>
-          <w:b/>
-          <w:bCs/>
-          <w:sz w:val="20"/>
-          <w:szCs w:val="20"/>
-        </w:rPr>
-        <w:t xml:space="preserve">Project: </w:t>
-      </w:r>
-      <w:r>
-        <w:rPr>
-          <w:rFonts w:ascii="Verdana" w:hAnsi="Verdana"/>
-          <w:sz w:val="20"/>
-          <w:szCs w:val="20"/>
-        </w:rPr>
-        <w:t>Smart Payment Plan &amp; Bureau Retrieval System — Delivering secure, high-performance financial solutions for payment processing and data retrieval.</w:t>
-      </w:r>
-    </w:p>
-    <w:p>
-      <w:pPr>
-        <w:pStyle w:val="paragraph"/>
-        <w:spacing w:before="0" w:beforeAutospacing="0" w:after="0" w:afterAutospacing="0"/>
-        <w:ind w:left="502"/>
-        <w:rPr>
-          <w:rStyle w:val="normaltextrun"/>
-          <w:rFonts w:eastAsia="Arial"/>
-          <w:color w:val="000000" w:themeColor="text1"/>
-        </w:rPr>
-      </w:pPr>
-    </w:p>
-    <w:p>
-      <w:pPr>
-        <w:pStyle w:val="paragraph"/>
-        <w:numPr>
-          <w:ilvl w:val="0"/>
-          <w:numId w:val="6"/>
-        </w:numPr>
-        <w:spacing w:before="0" w:beforeAutospacing="0" w:after="0" w:afterAutospacing="0"/>
-        <w:rPr>
-          <w:rStyle w:val="normaltextrun"/>
-          <w:rFonts w:ascii="Verdana" w:eastAsia="Arial" w:hAnsi="Verdana" w:cs="Arial"/>
-          <w:color w:val="000000" w:themeColor="text1"/>
-          <w:sz w:val="20"/>
-          <w:szCs w:val="20"/>
-        </w:rPr>
-      </w:pPr>
-      <w:r>
-        <w:rPr>
-          <w:rStyle w:val="normaltextrun"/>
-          <w:rFonts w:ascii="Verdana" w:eastAsia="Arial" w:hAnsi="Verdana" w:cs="Arial"/>
-          <w:color w:val="000000" w:themeColor="text1"/>
-          <w:sz w:val="20"/>
-          <w:szCs w:val="20"/>
-        </w:rPr>
-        <w:t>Implemented Spring DI and transitioned EJBs to Spring</w:t>
-      </w:r>
-      <w:r>
-        <w:rPr>
-          <w:rStyle w:val="normaltextrun"/>
-          <w:rFonts w:ascii="Verdana" w:eastAsia="Arial" w:hAnsi="Verdana" w:cs="Arial"/>
-          <w:color w:val="000000" w:themeColor="text1"/>
-          <w:sz w:val="20"/>
-          <w:szCs w:val="20"/>
-        </w:rPr>
-        <w:noBreakHyphen/>
-        <w:t>enabled components</w:t>
-      </w:r>
-      <w:r>
-        <w:rPr>
-          <w:rStyle w:val="normaltextrun"/>
-          <w:rFonts w:ascii="Verdana" w:eastAsia="Arial" w:hAnsi="Verdana" w:cs="Arial"/>
-          <w:color w:val="000000" w:themeColor="text1"/>
-          <w:sz w:val="20"/>
-          <w:szCs w:val="20"/>
-        </w:rPr>
-        <w:t>.</w:t>
-      </w:r>
-    </w:p>
-    <w:p>
-      <w:pPr>
-        <w:pStyle w:val="paragraph"/>
-        <w:numPr>
-          <w:ilvl w:val="0"/>
-          <w:numId w:val="6"/>
-        </w:numPr>
-        <w:spacing w:before="0" w:beforeAutospacing="0" w:after="0" w:afterAutospacing="0"/>
-        <w:rPr>
-          <w:rStyle w:val="normaltextrun"/>
-          <w:rFonts w:ascii="Verdana" w:eastAsia="Arial" w:hAnsi="Verdana" w:cs="Arial"/>
-          <w:color w:val="000000" w:themeColor="text1"/>
-          <w:sz w:val="20"/>
-          <w:szCs w:val="20"/>
-        </w:rPr>
-      </w:pPr>
-      <w:r>
-        <w:rPr>
-          <w:rStyle w:val="normaltextrun"/>
-          <w:rFonts w:ascii="Verdana" w:eastAsia="Arial" w:hAnsi="Verdana" w:cs="Arial"/>
-          <w:color w:val="000000" w:themeColor="text1"/>
-          <w:sz w:val="20"/>
-          <w:szCs w:val="20"/>
-        </w:rPr>
-        <w:t>Automated repetitive workflows and enhanced resource utilization for better efficiency.</w:t>
-      </w:r>
-    </w:p>
-    <w:p>
-      <w:pPr>
-        <w:pStyle w:val="paragraph"/>
-        <w:numPr>
-          <w:ilvl w:val="0"/>
-          <w:numId w:val="6"/>
-        </w:numPr>
-        <w:spacing w:before="0" w:beforeAutospacing="0" w:after="0" w:afterAutospacing="0"/>
-        <w:rPr>
-          <w:rStyle w:val="normaltextrun"/>
-          <w:rFonts w:ascii="Verdana" w:eastAsia="Arial" w:hAnsi="Verdana" w:cs="Arial"/>
-          <w:color w:val="000000" w:themeColor="text1"/>
-          <w:sz w:val="20"/>
-          <w:szCs w:val="20"/>
-        </w:rPr>
-      </w:pPr>
-      <w:r>
-        <w:rPr>
-          <w:rStyle w:val="normaltextrun"/>
-          <w:rFonts w:ascii="Verdana" w:eastAsia="Arial" w:hAnsi="Verdana" w:cs="Arial"/>
-          <w:color w:val="000000" w:themeColor="text1"/>
-          <w:sz w:val="20"/>
-          <w:szCs w:val="20"/>
-        </w:rPr>
-        <w:t xml:space="preserve">Built a smart payment plan for ELC service (+20% efficiency) and the Bureau Retrieval System (+30% data retrieval speed). </w:t>
-      </w:r>
-    </w:p>
-    <w:p>
-      <w:pPr>
-        <w:pStyle w:val="paragraph"/>
-        <w:numPr>
-          <w:ilvl w:val="0"/>
-          <w:numId w:val="6"/>
-        </w:numPr>
-        <w:spacing w:before="0" w:beforeAutospacing="0" w:after="0" w:afterAutospacing="0"/>
-        <w:rPr>
-          <w:rStyle w:val="normaltextrun"/>
-          <w:rFonts w:ascii="Verdana" w:eastAsia="Arial" w:hAnsi="Verdana" w:cs="Arial"/>
-          <w:color w:val="000000" w:themeColor="text1"/>
-          <w:sz w:val="20"/>
-          <w:szCs w:val="20"/>
-        </w:rPr>
-      </w:pPr>
-      <w:r>
-        <w:rPr>
-          <w:rStyle w:val="normaltextrun"/>
-          <w:rFonts w:ascii="Verdana" w:eastAsia="Arial" w:hAnsi="Verdana" w:cs="Arial"/>
-          <w:color w:val="000000" w:themeColor="text1"/>
-          <w:sz w:val="20"/>
-          <w:szCs w:val="20"/>
-        </w:rPr>
-        <w:t>Authored XML SAX parsers/XSLT transformations; contributed to SOA web services; established performance testing with JMeter and coverage with EclEmma.</w:t>
-      </w:r>
-    </w:p>
-    <w:p>
-      <w:pPr>
-        <w:pStyle w:val="paragraph"/>
-        <w:numPr>
-          <w:ilvl w:val="0"/>
-          <w:numId w:val="6"/>
-        </w:numPr>
-        <w:spacing w:before="0" w:beforeAutospacing="0" w:after="0" w:afterAutospacing="0"/>
-        <w:rPr>
-          <w:rStyle w:val="normaltextrun"/>
-          <w:rFonts w:ascii="Verdana" w:eastAsia="Arial" w:hAnsi="Verdana" w:cs="Arial"/>
-          <w:color w:val="000000" w:themeColor="text1"/>
-          <w:sz w:val="20"/>
-          <w:szCs w:val="20"/>
-        </w:rPr>
-      </w:pPr>
-      <w:r>
-        <w:rPr>
-          <w:rStyle w:val="normaltextrun"/>
-          <w:rFonts w:ascii="Verdana" w:eastAsia="Arial" w:hAnsi="Verdana" w:cs="Arial"/>
-          <w:color w:val="000000" w:themeColor="text1"/>
-          <w:sz w:val="20"/>
-          <w:szCs w:val="20"/>
-        </w:rPr>
-        <w:t>Transitioned EJBs to Spring-enabled EJBs, improving system performance and simplifying codebase maintenance.</w:t>
-      </w:r>
-    </w:p>
-    <w:p>
-      <w:pPr>
-        <w:pStyle w:val="paragraph"/>
-        <w:numPr>
-          <w:ilvl w:val="0"/>
-          <w:numId w:val="6"/>
-        </w:numPr>
-        <w:spacing w:before="0" w:beforeAutospacing="0" w:after="0" w:afterAutospacing="0"/>
-        <w:rPr>
-          <w:rStyle w:val="normaltextrun"/>
-          <w:rFonts w:ascii="Verdana" w:eastAsia="Arial" w:hAnsi="Verdana" w:cs="Arial"/>
-          <w:color w:val="000000" w:themeColor="text1"/>
-          <w:sz w:val="20"/>
-          <w:szCs w:val="20"/>
-        </w:rPr>
-      </w:pPr>
-      <w:r>
-        <w:rPr>
-          <w:rStyle w:val="normaltextrun"/>
-          <w:rFonts w:ascii="Verdana" w:eastAsia="Arial" w:hAnsi="Verdana" w:cs="Arial"/>
-          <w:color w:val="000000" w:themeColor="text1"/>
-          <w:sz w:val="20"/>
-          <w:szCs w:val="20"/>
-        </w:rPr>
-        <w:t>Delivered client-specific requirements for MR2 &amp; ILOL, successfully meeting project milestones and improving client satisfaction.</w:t>
-      </w:r>
-    </w:p>
-    <w:p>
-      <w:pPr>
-        <w:pStyle w:val="paragraph"/>
-        <w:numPr>
-          <w:ilvl w:val="0"/>
-          <w:numId w:val="6"/>
-        </w:numPr>
-        <w:spacing w:before="0" w:beforeAutospacing="0" w:after="0" w:afterAutospacing="0"/>
-        <w:rPr>
-          <w:rStyle w:val="normaltextrun"/>
-          <w:rFonts w:ascii="Verdana" w:eastAsia="Arial" w:hAnsi="Verdana" w:cs="Arial"/>
-          <w:color w:val="000000" w:themeColor="text1"/>
-          <w:sz w:val="20"/>
-          <w:szCs w:val="20"/>
-        </w:rPr>
-      </w:pPr>
-      <w:r>
-        <w:rPr>
-          <w:rStyle w:val="normaltextrun"/>
-          <w:rFonts w:ascii="Verdana" w:eastAsia="Arial" w:hAnsi="Verdana" w:cs="Arial"/>
-          <w:color w:val="000000" w:themeColor="text1"/>
-          <w:sz w:val="20"/>
-          <w:szCs w:val="20"/>
-        </w:rPr>
-        <w:t xml:space="preserve">Utilized </w:t>
-      </w:r>
-      <w:r>
-        <w:rPr>
-          <w:rStyle w:val="normaltextrun"/>
-          <w:rFonts w:ascii="Verdana" w:eastAsia="Arial" w:hAnsi="Verdana" w:cs="Arial"/>
-          <w:color w:val="000000" w:themeColor="text1"/>
-          <w:sz w:val="20"/>
-          <w:szCs w:val="20"/>
-        </w:rPr>
-        <w:t>Find Bugs</w:t>
-      </w:r>
-      <w:r>
-        <w:rPr>
-          <w:rStyle w:val="normaltextrun"/>
-          <w:rFonts w:ascii="Verdana" w:eastAsia="Arial" w:hAnsi="Verdana" w:cs="Arial"/>
-          <w:color w:val="000000" w:themeColor="text1"/>
-          <w:sz w:val="20"/>
-          <w:szCs w:val="20"/>
-        </w:rPr>
-        <w:t xml:space="preserve"> for code quality assurance, generating reports that identified and fixed potential bugs, improving software reliability.</w:t>
-      </w:r>
-    </w:p>
-    <w:p>
-      <w:pPr>
-        <w:pStyle w:val="paragraph"/>
-        <w:numPr>
-          <w:ilvl w:val="0"/>
-          <w:numId w:val="6"/>
-        </w:numPr>
-        <w:spacing w:before="0" w:beforeAutospacing="0" w:after="0" w:afterAutospacing="0"/>
-        <w:rPr>
-          <w:rStyle w:val="normaltextrun"/>
-          <w:rFonts w:ascii="Verdana" w:eastAsia="Arial" w:hAnsi="Verdana" w:cs="Arial"/>
-          <w:color w:val="000000" w:themeColor="text1"/>
-          <w:sz w:val="20"/>
-          <w:szCs w:val="20"/>
-        </w:rPr>
-      </w:pPr>
-      <w:r>
-        <w:rPr>
-          <w:rStyle w:val="normaltextrun"/>
-          <w:rFonts w:ascii="Verdana" w:eastAsia="Arial" w:hAnsi="Verdana" w:cs="Arial"/>
-          <w:color w:val="000000" w:themeColor="text1"/>
-          <w:sz w:val="20"/>
-          <w:szCs w:val="20"/>
-        </w:rPr>
-        <w:t>Developed JMeter scripts for performance testing, ensuring optimal application performance under varying load conditions.</w:t>
-      </w:r>
-    </w:p>
-    <w:p>
-      <w:pPr>
-        <w:pStyle w:val="ListParagraph"/>
-        <w:ind w:left="502"/>
-        <w:rPr>
-          <w:rFonts w:ascii="Verdana" w:eastAsia="Arial" w:hAnsi="Verdana" w:cs="Arial"/>
-          <w:color w:val="000000" w:themeColor="text1"/>
-          <w:sz w:val="20"/>
-          <w:szCs w:val="20"/>
-        </w:rPr>
-      </w:pPr>
-    </w:p>
-    <w:p>
-      <w:pPr>
-        <w:pStyle w:val="paragraph"/>
-        <w:spacing w:before="0" w:beforeAutospacing="0" w:after="0" w:afterAutospacing="0"/>
-        <w:rPr>
-          <w:rStyle w:val="normaltextrun"/>
+          <w:rStyle w:val="eop"/>
           <w:rFonts w:ascii="Verdana" w:hAnsi="Verdana" w:cs="Segoe UI"/>
           <w:b/>
           <w:bCs/>
@@ -4746,79 +4416,14 @@
           <w:sz w:val="20"/>
           <w:szCs w:val="20"/>
         </w:rPr>
-      </w:pPr>
-    </w:p>
-    <w:p>
-      <w:pPr>
-        <w:pStyle w:val="paragraph"/>
-        <w:spacing w:before="0" w:beforeAutospacing="0" w:after="0" w:afterAutospacing="0"/>
-        <w:rPr>
-          <w:rStyle w:val="normaltextrun"/>
-          <w:rFonts w:ascii="Verdana" w:hAnsi="Verdana" w:cs="Segoe UI"/>
-          <w:b/>
-          <w:bCs/>
-          <w:color w:val="000000" w:themeColor="text1"/>
-          <w:sz w:val="20"/>
-          <w:szCs w:val="20"/>
-        </w:rPr>
-      </w:pPr>
+        <w:t> </w:t>
+      </w:r>
     </w:p>
     <w:p>
       <w:pPr>
         <w:pStyle w:val="paragraph"/>
         <w:spacing w:before="0" w:beforeAutospacing="0" w:after="0" w:afterAutospacing="0"/>
         <w:textAlignment w:val="baseline"/>
-        <w:rPr>
-          <w:rFonts w:ascii="Verdana" w:hAnsi="Verdana" w:cs="Segoe UI"/>
-          <w:b/>
-          <w:bCs/>
-          <w:color w:val="000000"/>
-          <w:sz w:val="20"/>
-          <w:szCs w:val="20"/>
-        </w:rPr>
-      </w:pPr>
-      <w:r>
-        <w:rPr>
-          <w:rStyle w:val="normaltextrun"/>
-          <w:rFonts w:ascii="Verdana" w:hAnsi="Verdana" w:cs="Segoe UI"/>
-          <w:b/>
-          <w:bCs/>
-          <w:color w:val="000000" w:themeColor="text1"/>
-          <w:sz w:val="20"/>
-          <w:szCs w:val="20"/>
-        </w:rPr>
-        <w:t>Education</w:t>
-      </w:r>
-      <w:r>
-        <w:rPr>
-          <w:rStyle w:val="contentcontrolboundarysink"/>
-          <w:rFonts w:ascii="Arial" w:hAnsi="Arial" w:cs="Arial"/>
-          <w:b/>
-          <w:bCs/>
-          <w:color w:val="000000" w:themeColor="text1"/>
-          <w:sz w:val="20"/>
-          <w:szCs w:val="20"/>
-        </w:rPr>
-        <w:t>​</w:t>
-      </w:r>
-      <w:r>
-        <w:rPr>
-          <w:rStyle w:val="eop"/>
-          <w:rFonts w:ascii="Verdana" w:hAnsi="Verdana" w:cs="Segoe UI"/>
-          <w:b/>
-          <w:bCs/>
-          <w:color w:val="000000" w:themeColor="text1"/>
-          <w:sz w:val="20"/>
-          <w:szCs w:val="20"/>
-        </w:rPr>
-        <w:t> </w:t>
-      </w:r>
-    </w:p>
-    <w:p>
-      <w:pPr>
-        <w:pStyle w:val="paragraph"/>
-        <w:spacing w:before="0" w:beforeAutospacing="0" w:after="0" w:afterAutospacing="0"/>
-        <w:ind w:left="502"/>
         <w:rPr>
           <w:rStyle w:val="normaltextrun"/>
           <w:rFonts w:ascii="Verdana" w:eastAsia="Arial" w:hAnsi="Verdana" w:cs="Arial"/>
@@ -4948,7 +4553,47 @@
           <w:sz w:val="20"/>
           <w:szCs w:val="20"/>
         </w:rPr>
-        <w:t xml:space="preserve">’s in Computer Applications </w:t>
+        <w:t xml:space="preserve"> of</w:t>
+      </w:r>
+      <w:r>
+        <w:rPr>
+          <w:rStyle w:val="normaltextrun"/>
+          <w:rFonts w:ascii="Verdana" w:eastAsia="Arial" w:hAnsi="Verdana" w:cs="Arial"/>
+          <w:color w:val="000000" w:themeColor="text1"/>
+          <w:sz w:val="20"/>
+          <w:szCs w:val="20"/>
+        </w:rPr>
+        <w:t xml:space="preserve"> Computer </w:t>
+      </w:r>
+      <w:r>
+        <w:rPr>
+          <w:rStyle w:val="normaltextrun"/>
+          <w:rFonts w:ascii="Verdana" w:eastAsia="Arial" w:hAnsi="Verdana" w:cs="Arial"/>
+          <w:color w:val="000000" w:themeColor="text1"/>
+          <w:sz w:val="20"/>
+          <w:szCs w:val="20"/>
+        </w:rPr>
+        <w:t>Applications</w:t>
+      </w:r>
+      <w:r>
+        <w:rPr>
+          <w:rStyle w:val="normaltextrun"/>
+          <w:rFonts w:ascii="Verdana" w:eastAsia="Arial" w:hAnsi="Verdana" w:cs="Arial"/>
+          <w:color w:val="000000" w:themeColor="text1"/>
+          <w:sz w:val="20"/>
+          <w:szCs w:val="20"/>
+        </w:rPr>
+        <w:t xml:space="preserve"> (MCA)</w:t>
+      </w:r>
+      <w:r>
+        <w:rPr>
+          <w:rStyle w:val="normaltextrun"/>
+          <w:rFonts w:ascii="Verdana" w:eastAsia="Arial" w:hAnsi="Verdana" w:cs="Arial"/>
+          <w:color w:val="000000" w:themeColor="text1"/>
+          <w:sz w:val="20"/>
+          <w:szCs w:val="20"/>
+        </w:rPr>
+        <w:t xml:space="preserve"> </w:t>
       </w:r>
       <w:r>
         <w:rPr>
@@ -4979,63 +4624,6 @@
           <w:szCs w:val="20"/>
         </w:rPr>
         <w:t>​ </w:t>
-      </w:r>
-    </w:p>
-    <w:p>
-      <w:pPr>
-        <w:pStyle w:val="paragraph"/>
-        <w:numPr>
-          <w:ilvl w:val="0"/>
-          <w:numId w:val="6"/>
-        </w:numPr>
-        <w:spacing w:before="0" w:beforeAutospacing="0" w:after="0" w:afterAutospacing="0"/>
-        <w:rPr>
-          <w:rStyle w:val="normaltextrun"/>
-          <w:rFonts w:ascii="Verdana" w:eastAsia="Arial" w:hAnsi="Verdana" w:cs="Arial"/>
-          <w:color w:val="000000" w:themeColor="text1"/>
-          <w:sz w:val="20"/>
-          <w:szCs w:val="20"/>
-        </w:rPr>
-      </w:pPr>
-      <w:r>
-        <w:rPr>
-          <w:rStyle w:val="normaltextrun"/>
-          <w:rFonts w:ascii="Verdana" w:eastAsia="Arial" w:hAnsi="Verdana" w:cs="Arial"/>
-          <w:color w:val="000000" w:themeColor="text1"/>
-          <w:sz w:val="20"/>
-          <w:szCs w:val="20"/>
-        </w:rPr>
-        <w:t>Bachelor’s in Science - Mathematics</w:t>
-      </w:r>
-      <w:r>
-        <w:rPr>
-          <w:rStyle w:val="normaltextrun"/>
-          <w:rFonts w:ascii="Verdana" w:eastAsia="Arial" w:hAnsi="Verdana" w:cs="Arial"/>
-          <w:color w:val="000000" w:themeColor="text1"/>
-          <w:sz w:val="20"/>
-          <w:szCs w:val="20"/>
-        </w:rPr>
-        <w:t xml:space="preserve"> </w:t>
-      </w:r>
-      <w:r>
-        <w:rPr>
-          <w:rStyle w:val="normaltextrun"/>
-          <w:rFonts w:ascii="Verdana" w:eastAsia="Arial" w:hAnsi="Verdana" w:cs="Arial"/>
-          <w:color w:val="000000" w:themeColor="text1"/>
-          <w:sz w:val="20"/>
-          <w:szCs w:val="20"/>
-        </w:rPr>
-        <w:t xml:space="preserve">from Andhra University, </w:t>
-      </w:r>
-      <w:r>
-        <w:rPr>
-          <w:rStyle w:val="normaltextrun"/>
-          <w:rFonts w:ascii="Verdana" w:eastAsia="Arial" w:hAnsi="Verdana" w:cs="Arial"/>
-          <w:color w:val="000000" w:themeColor="text1"/>
-          <w:sz w:val="20"/>
-          <w:szCs w:val="20"/>
-        </w:rPr>
-        <w:t>1998  </w:t>
       </w:r>
     </w:p>
     <w:p>
@@ -5066,21 +4654,6 @@
           <w:szCs w:val="20"/>
         </w:rPr>
       </w:pPr>
-    </w:p>
-    <w:p>
-      <w:pPr>
-        <w:pStyle w:val="paragraph"/>
-        <w:spacing w:before="0" w:beforeAutospacing="0" w:after="0" w:afterAutospacing="0"/>
-        <w:rPr>
-          <w:rStyle w:val="normaltextrun"/>
-          <w:rFonts w:ascii="Verdana" w:hAnsi="Verdana" w:cs="Segoe UI"/>
-          <w:b/>
-          <w:bCs/>
-          <w:color w:val="000000" w:themeColor="text1"/>
-          <w:sz w:val="20"/>
-          <w:szCs w:val="20"/>
-        </w:rPr>
-      </w:pPr>
       <w:r>
         <w:rPr>
           <w:rStyle w:val="normaltextrun"/>
@@ -5168,25 +4741,76 @@
     </w:p>
     <w:p>
       <w:pPr>
-        <w:pStyle w:val="ListParagraph"/>
-        <w:rPr>
-          <w:rStyle w:val="normaltextrun"/>
-          <w:rFonts w:ascii="Verdana" w:eastAsia="Arial" w:hAnsi="Verdana" w:cs="Arial"/>
-          <w:color w:val="000000" w:themeColor="text1"/>
-          <w:sz w:val="20"/>
-          <w:szCs w:val="20"/>
-        </w:rPr>
-      </w:pPr>
-    </w:p>
-    <w:p>
-      <w:pPr>
-        <w:pStyle w:val="ListParagraph"/>
-        <w:rPr>
-          <w:rStyle w:val="normaltextrun"/>
-          <w:rFonts w:asciiTheme="minorHAnsi" w:eastAsiaTheme="minorEastAsia" w:hAnsiTheme="minorHAnsi" w:cstheme="minorBidi"/>
-          <w:color w:val="000000" w:themeColor="text1"/>
-          <w:sz w:val="20"/>
-          <w:szCs w:val="20"/>
+        <w:pStyle w:val="paragraph"/>
+        <w:numPr>
+          <w:ilvl w:val="0"/>
+          <w:numId w:val="3"/>
+        </w:numPr>
+        <w:spacing w:before="0" w:beforeAutospacing="0" w:after="0" w:afterAutospacing="0"/>
+        <w:ind w:left="502"/>
+        <w:rPr>
+          <w:rStyle w:val="normaltextrun"/>
+          <w:rFonts w:ascii="Verdana" w:eastAsia="Arial" w:hAnsi="Verdana" w:cs="Arial"/>
+          <w:color w:val="000000" w:themeColor="text1"/>
+          <w:sz w:val="20"/>
+          <w:szCs w:val="20"/>
+          <w:lang w:val="fr-FR"/>
+        </w:rPr>
+      </w:pPr>
+      <w:r>
+        <w:rPr>
+          <w:rStyle w:val="normaltextrun"/>
+          <w:rFonts w:ascii="Verdana" w:eastAsia="Arial" w:hAnsi="Verdana" w:cs="Arial"/>
+          <w:color w:val="000000" w:themeColor="text1"/>
+          <w:sz w:val="20"/>
+          <w:szCs w:val="20"/>
+          <w:lang w:val="fr-FR"/>
+        </w:rPr>
+        <w:t>Microsoft Certified: Azure AI Engineer Associate (In Progress)</w:t>
+      </w:r>
+    </w:p>
+    <w:p>
+      <w:pPr>
+        <w:pStyle w:val="paragraph"/>
+        <w:numPr>
+          <w:ilvl w:val="0"/>
+          <w:numId w:val="3"/>
+        </w:numPr>
+        <w:spacing w:before="0" w:beforeAutospacing="0" w:after="0" w:afterAutospacing="0"/>
+        <w:ind w:left="502"/>
+        <w:rPr>
+          <w:rStyle w:val="normaltextrun"/>
+          <w:rFonts w:ascii="Verdana" w:eastAsia="Arial" w:hAnsi="Verdana" w:cs="Arial"/>
+          <w:color w:val="000000" w:themeColor="text1"/>
+          <w:sz w:val="20"/>
+          <w:szCs w:val="20"/>
+          <w:lang w:val="fr-FR"/>
+        </w:rPr>
+      </w:pPr>
+      <w:r>
+        <w:rPr>
+          <w:rStyle w:val="normaltextrun"/>
+          <w:rFonts w:ascii="Verdana" w:eastAsia="Arial" w:hAnsi="Verdana" w:cs="Arial"/>
+          <w:color w:val="000000" w:themeColor="text1"/>
+          <w:sz w:val="20"/>
+          <w:szCs w:val="20"/>
+          <w:lang w:val="fr-FR"/>
+        </w:rPr>
+        <w:t>AWS Certified Machine Learning – Specialty (Planned)</w:t>
+      </w:r>
+    </w:p>
+    <w:p>
+      <w:pPr>
+        <w:pStyle w:val="paragraph"/>
+        <w:spacing w:before="0" w:beforeAutospacing="0" w:after="0" w:afterAutospacing="0"/>
+        <w:ind w:left="502"/>
+        <w:rPr>
+          <w:rStyle w:val="normaltextrun"/>
+          <w:rFonts w:ascii="Verdana" w:eastAsia="Arial" w:hAnsi="Verdana" w:cs="Arial"/>
+          <w:color w:val="000000" w:themeColor="text1"/>
+          <w:sz w:val="20"/>
+          <w:szCs w:val="20"/>
+          <w:lang w:val="fr-FR"/>
         </w:rPr>
       </w:pPr>
     </w:p>
@@ -5249,42 +4873,61 @@
       <w:r>
         <w:rPr>
           <w:rFonts w:ascii="Verdana" w:hAnsi="Verdana" w:cs="Segoe UI"/>
-          <w:b/>
-          <w:bCs/>
           <w:sz w:val="20"/>
           <w:szCs w:val="20"/>
           <w14:ligatures w14:val="none"/>
         </w:rPr>
-        <w:t>Improved system reliability:</w:t>
-      </w:r>
-      <w:r>
+        <w:t>Designed enterprise AI platforms that automated payment operations, robotics diagnostics, and document intelligence using Machine Learning, RAG, and Agentic AI.</w:t>
+      </w:r>
+    </w:p>
+    <w:p>
+      <w:pPr>
+        <w:pStyle w:val="ListParagraph"/>
+        <w:numPr>
+          <w:ilvl w:val="0"/>
+          <w:numId w:val="2"/>
+        </w:numPr>
+        <w:spacing w:line="300" w:lineRule="atLeast"/>
         <w:rPr>
           <w:rFonts w:ascii="Verdana" w:hAnsi="Verdana" w:cs="Segoe UI"/>
           <w:sz w:val="20"/>
           <w:szCs w:val="20"/>
           <w14:ligatures w14:val="none"/>
         </w:rPr>
-        <w:t xml:space="preserve"> Reduced downtime by </w:t>
-      </w:r>
+      </w:pPr>
       <w:r>
         <w:rPr>
           <w:rFonts w:ascii="Verdana" w:hAnsi="Verdana" w:cs="Segoe UI"/>
-          <w:b/>
-          <w:bCs/>
           <w:sz w:val="20"/>
           <w:szCs w:val="20"/>
           <w14:ligatures w14:val="none"/>
         </w:rPr>
-        <w:t>25%</w:t>
-      </w:r>
-      <w:r>
+        <w:t>Built production-ready multi-agent AI systems that significantly reduced manual investigations through semantic search, AI recommendations, and automated workflow orchestration.</w:t>
+      </w:r>
+    </w:p>
+    <w:p>
+      <w:pPr>
+        <w:pStyle w:val="ListParagraph"/>
+        <w:numPr>
+          <w:ilvl w:val="0"/>
+          <w:numId w:val="2"/>
+        </w:numPr>
+        <w:spacing w:line="300" w:lineRule="atLeast"/>
         <w:rPr>
           <w:rFonts w:ascii="Verdana" w:hAnsi="Verdana" w:cs="Segoe UI"/>
           <w:sz w:val="20"/>
           <w:szCs w:val="20"/>
           <w14:ligatures w14:val="none"/>
         </w:rPr>
-        <w:t xml:space="preserve"> through proactive monitoring and optimization at Amazon Robotics. </w:t>
+      </w:pPr>
+      <w:r>
+        <w:rPr>
+          <w:rFonts w:ascii="Verdana" w:hAnsi="Verdana" w:cs="Segoe UI"/>
+          <w:sz w:val="20"/>
+          <w:szCs w:val="20"/>
+          <w14:ligatures w14:val="none"/>
+        </w:rPr>
+        <w:t>Developed scalable AI services using Python, FastAPI, LangGraph, ChromaDB, and local LLMs following Clean Architecture and SOLID principles.</w:t>
       </w:r>
     </w:p>
     <w:p>
@@ -5305,127 +4948,16 @@
       <w:r>
         <w:rPr>
           <w:rFonts w:ascii="Verdana" w:hAnsi="Verdana" w:cs="Segoe UI"/>
-          <w:b/>
-          <w:bCs/>
           <w:sz w:val="20"/>
           <w:szCs w:val="20"/>
           <w14:ligatures w14:val="none"/>
         </w:rPr>
-        <w:t>Accelerated delivery cycles:</w:t>
-      </w:r>
-      <w:r>
-        <w:rPr>
-          <w:rFonts w:ascii="Verdana" w:hAnsi="Verdana" w:cs="Segoe UI"/>
-          <w:sz w:val="20"/>
-          <w:szCs w:val="20"/>
-          <w14:ligatures w14:val="none"/>
-        </w:rPr>
-        <w:t xml:space="preserve"> Increased development velocity by </w:t>
-      </w:r>
-      <w:r>
-        <w:rPr>
-          <w:rFonts w:ascii="Verdana" w:hAnsi="Verdana" w:cs="Segoe UI"/>
-          <w:b/>
-          <w:bCs/>
-          <w:sz w:val="20"/>
-          <w:szCs w:val="20"/>
-          <w14:ligatures w14:val="none"/>
-        </w:rPr>
-        <w:t>30%</w:t>
-      </w:r>
-      <w:r>
-        <w:rPr>
-          <w:rFonts w:ascii="Verdana" w:hAnsi="Verdana" w:cs="Segoe UI"/>
-          <w:sz w:val="20"/>
-          <w:szCs w:val="20"/>
-          <w14:ligatures w14:val="none"/>
-        </w:rPr>
-        <w:t xml:space="preserve"> by implementing Agile practices and DevOps tools (</w:t>
-      </w:r>
-      <w:r>
-        <w:rPr>
-          <w:rFonts w:ascii="Verdana" w:hAnsi="Verdana" w:cs="Segoe UI"/>
-          <w:b/>
-          <w:bCs/>
-          <w:sz w:val="20"/>
-          <w:szCs w:val="20"/>
-          <w14:ligatures w14:val="none"/>
-        </w:rPr>
-        <w:t>Jenkins, Docker, Kubernetes</w:t>
-      </w:r>
-      <w:r>
-        <w:rPr>
-          <w:rFonts w:ascii="Verdana" w:hAnsi="Verdana" w:cs="Segoe UI"/>
-          <w:sz w:val="20"/>
-          <w:szCs w:val="20"/>
-          <w14:ligatures w14:val="none"/>
-        </w:rPr>
-        <w:t xml:space="preserve">). </w:t>
-      </w:r>
-    </w:p>
-    <w:p>
-      <w:pPr>
-        <w:pStyle w:val="ListParagraph"/>
-        <w:numPr>
-          <w:ilvl w:val="0"/>
-          <w:numId w:val="2"/>
-        </w:numPr>
-        <w:spacing w:line="300" w:lineRule="atLeast"/>
-        <w:rPr>
-          <w:rFonts w:ascii="Verdana" w:hAnsi="Verdana" w:cs="Segoe UI"/>
-          <w:sz w:val="20"/>
-          <w:szCs w:val="20"/>
-          <w14:ligatures w14:val="none"/>
-        </w:rPr>
-      </w:pPr>
-      <w:r>
-        <w:rPr>
-          <w:rFonts w:ascii="Verdana" w:hAnsi="Verdana" w:cs="Segoe UI"/>
-          <w:b/>
-          <w:bCs/>
-          <w:sz w:val="20"/>
-          <w:szCs w:val="20"/>
-          <w14:ligatures w14:val="none"/>
-        </w:rPr>
-        <w:t>Boosted user satisfaction:</w:t>
-      </w:r>
-      <w:r>
-        <w:rPr>
-          <w:rFonts w:ascii="Verdana" w:hAnsi="Verdana" w:cs="Segoe UI"/>
-          <w:sz w:val="20"/>
-          <w:szCs w:val="20"/>
-          <w14:ligatures w14:val="none"/>
-        </w:rPr>
-        <w:t xml:space="preserve"> Enhanced UI and optimized application performance, resulting in a </w:t>
-      </w:r>
-      <w:r>
-        <w:rPr>
-          <w:rFonts w:ascii="Verdana" w:hAnsi="Verdana" w:cs="Segoe UI"/>
-          <w:b/>
-          <w:bCs/>
-          <w:sz w:val="20"/>
-          <w:szCs w:val="20"/>
-          <w14:ligatures w14:val="none"/>
-        </w:rPr>
-        <w:t>30% increase in engagement</w:t>
-      </w:r>
-      <w:r>
-        <w:rPr>
-          <w:rFonts w:ascii="Verdana" w:hAnsi="Verdana" w:cs="Segoe UI"/>
-          <w:sz w:val="20"/>
-          <w:szCs w:val="20"/>
-          <w14:ligatures w14:val="none"/>
-        </w:rPr>
-        <w:t>.</w:t>
-      </w:r>
-    </w:p>
-    <w:p>
-      <w:pPr>
-        <w:pStyle w:val="paragraph"/>
-        <w:numPr>
-          <w:ilvl w:val="0"/>
-          <w:numId w:val="2"/>
-        </w:numPr>
+        <w:t>Delivered enterprise AI solutions across energy, healthcare, manufacturing, and robotics domains using cloud-native technologies and modern AI frameworks.</w:t>
+      </w:r>
+    </w:p>
+    <w:p>
+      <w:pPr>
+        <w:pStyle w:val="paragraph"/>
         <w:spacing w:before="0" w:beforeAutospacing="0" w:after="0" w:afterAutospacing="0"/>
         <w:ind w:left="502"/>
         <w:rPr>
@@ -5439,18 +4971,6 @@
     </w:p>
     <w:p>
       <w:pPr>
-        <w:pStyle w:val="ListParagraph"/>
-        <w:rPr>
-          <w:rStyle w:val="normaltextrun"/>
-          <w:rFonts w:asciiTheme="minorHAnsi" w:eastAsiaTheme="minorEastAsia" w:hAnsiTheme="minorHAnsi" w:cstheme="minorBidi"/>
-          <w:color w:val="000000" w:themeColor="text1"/>
-          <w:sz w:val="20"/>
-          <w:szCs w:val="20"/>
-        </w:rPr>
-      </w:pPr>
-    </w:p>
-    <w:p>
-      <w:pPr>
         <w:pStyle w:val="paragraph"/>
         <w:spacing w:before="0" w:beforeAutospacing="0" w:after="0" w:afterAutospacing="0"/>
         <w:rPr>
@@ -5473,72 +4993,7 @@
           <w:sz w:val="20"/>
           <w:szCs w:val="20"/>
         </w:rPr>
-        <w:t>Professional Development</w:t>
-      </w:r>
-    </w:p>
-    <w:p>
-      <w:pPr>
-        <w:pStyle w:val="paragraph"/>
-        <w:spacing w:before="0" w:beforeAutospacing="0" w:after="0" w:afterAutospacing="0"/>
-        <w:rPr>
-          <w:rStyle w:val="normaltextrun"/>
-          <w:rFonts w:ascii="Verdana" w:hAnsi="Verdana" w:cs="Segoe UI"/>
-          <w:b/>
-          <w:bCs/>
-          <w:color w:val="000000" w:themeColor="text1"/>
-          <w:sz w:val="20"/>
-          <w:szCs w:val="20"/>
-        </w:rPr>
-      </w:pPr>
-    </w:p>
-    <w:p>
-      <w:pPr>
-        <w:pStyle w:val="ListParagraph"/>
-        <w:numPr>
-          <w:ilvl w:val="0"/>
-          <w:numId w:val="2"/>
-        </w:numPr>
-        <w:spacing w:line="300" w:lineRule="atLeast"/>
-        <w:rPr>
-          <w:rFonts w:ascii="Verdana" w:hAnsi="Verdana" w:cs="Segoe UI"/>
-          <w:sz w:val="20"/>
-          <w:szCs w:val="20"/>
-          <w14:ligatures w14:val="none"/>
-        </w:rPr>
-      </w:pPr>
-      <w:r>
-        <w:rPr>
-          <w:rFonts w:ascii="Verdana" w:hAnsi="Verdana" w:cs="Segoe UI"/>
-          <w:sz w:val="20"/>
-          <w:szCs w:val="20"/>
-          <w14:ligatures w14:val="none"/>
-        </w:rPr>
-        <w:t xml:space="preserve">Active contributor to open-source projects (Angular, Node.js). </w:t>
-      </w:r>
-    </w:p>
-    <w:p>
-      <w:pPr>
-        <w:pStyle w:val="ListParagraph"/>
-        <w:numPr>
-          <w:ilvl w:val="0"/>
-          <w:numId w:val="2"/>
-        </w:numPr>
-        <w:spacing w:line="300" w:lineRule="atLeast"/>
-        <w:rPr>
-          <w:rFonts w:ascii="Verdana" w:hAnsi="Verdana" w:cs="Segoe UI"/>
-          <w:sz w:val="20"/>
-          <w:szCs w:val="20"/>
-          <w14:ligatures w14:val="none"/>
-        </w:rPr>
-      </w:pPr>
-      <w:r>
-        <w:rPr>
-          <w:rFonts w:ascii="Verdana" w:hAnsi="Verdana" w:cs="Segoe UI"/>
-          <w:sz w:val="20"/>
-          <w:szCs w:val="20"/>
-          <w14:ligatures w14:val="none"/>
-        </w:rPr>
-        <w:t>Regular attendee of cloud, microservices, and frontend technology conferences/webinars.</w:t>
+        <w:t>AI Projects</w:t>
       </w:r>
     </w:p>
     <w:p>
@@ -5546,12 +5001,112 @@
         <w:pStyle w:val="ListParagraph"/>
         <w:spacing w:line="300" w:lineRule="atLeast"/>
         <w:rPr>
-          <w:rFonts w:cs="Segoe UI"/>
-          <w:b/>
-          <w:bCs/>
+          <w:rFonts w:ascii="Verdana" w:hAnsi="Verdana" w:cs="Segoe UI"/>
+          <w:sz w:val="20"/>
+          <w:szCs w:val="20"/>
           <w14:ligatures w14:val="none"/>
         </w:rPr>
       </w:pPr>
+    </w:p>
+    <w:p>
+      <w:pPr>
+        <w:pStyle w:val="ListParagraph"/>
+        <w:numPr>
+          <w:ilvl w:val="0"/>
+          <w:numId w:val="2"/>
+        </w:numPr>
+        <w:spacing w:line="300" w:lineRule="atLeast"/>
+        <w:rPr>
+          <w:rFonts w:ascii="Verdana" w:hAnsi="Verdana" w:cs="Segoe UI"/>
+          <w:sz w:val="20"/>
+          <w:szCs w:val="20"/>
+          <w14:ligatures w14:val="none"/>
+        </w:rPr>
+      </w:pPr>
+      <w:r>
+        <w:rPr>
+          <w:rFonts w:ascii="Verdana" w:hAnsi="Verdana" w:cs="Segoe UI"/>
+          <w:sz w:val="20"/>
+          <w:szCs w:val="20"/>
+          <w14:ligatures w14:val="none"/>
+        </w:rPr>
+        <w:t>Enterprise Payment Intelligence Platform – Agentic AI, LangGraph, RAG, FastAPI, ChromaDB, Ollama</w:t>
+      </w:r>
+    </w:p>
+    <w:p>
+      <w:pPr>
+        <w:pStyle w:val="ListParagraph"/>
+        <w:numPr>
+          <w:ilvl w:val="0"/>
+          <w:numId w:val="2"/>
+        </w:numPr>
+        <w:spacing w:line="300" w:lineRule="atLeast"/>
+        <w:rPr>
+          <w:rFonts w:ascii="Verdana" w:hAnsi="Verdana" w:cs="Segoe UI"/>
+          <w:sz w:val="20"/>
+          <w:szCs w:val="20"/>
+          <w14:ligatures w14:val="none"/>
+        </w:rPr>
+      </w:pPr>
+      <w:r>
+        <w:rPr>
+          <w:rFonts w:ascii="Verdana" w:hAnsi="Verdana" w:cs="Segoe UI"/>
+          <w:sz w:val="20"/>
+          <w:szCs w:val="20"/>
+          <w14:ligatures w14:val="none"/>
+        </w:rPr>
+        <w:t>Amazon Robotics AI Assistant – Multi-Agent AI, Predictive Maintenance, Semantic Search</w:t>
+      </w:r>
+    </w:p>
+    <w:p>
+      <w:pPr>
+        <w:pStyle w:val="ListParagraph"/>
+        <w:numPr>
+          <w:ilvl w:val="0"/>
+          <w:numId w:val="2"/>
+        </w:numPr>
+        <w:spacing w:line="300" w:lineRule="atLeast"/>
+        <w:rPr>
+          <w:rFonts w:ascii="Verdana" w:hAnsi="Verdana" w:cs="Segoe UI"/>
+          <w:sz w:val="20"/>
+          <w:szCs w:val="20"/>
+          <w14:ligatures w14:val="none"/>
+        </w:rPr>
+      </w:pPr>
+      <w:r>
+        <w:rPr>
+          <w:rFonts w:ascii="Verdana" w:hAnsi="Verdana" w:cs="Segoe UI"/>
+          <w:sz w:val="20"/>
+          <w:szCs w:val="20"/>
+          <w14:ligatures w14:val="none"/>
+        </w:rPr>
+        <w:t>Enterprise Knowledge Intelligence Platform – Llama, RAG, Prompt Engineering, ChromaDB</w:t>
+      </w:r>
+    </w:p>
+    <w:p>
+      <w:pPr>
+        <w:pStyle w:val="ListParagraph"/>
+        <w:numPr>
+          <w:ilvl w:val="0"/>
+          <w:numId w:val="2"/>
+        </w:numPr>
+        <w:spacing w:line="300" w:lineRule="atLeast"/>
+        <w:rPr>
+          <w:rFonts w:ascii="Verdana" w:hAnsi="Verdana" w:cs="Segoe UI"/>
+          <w:sz w:val="20"/>
+          <w:szCs w:val="20"/>
+          <w14:ligatures w14:val="none"/>
+        </w:rPr>
+      </w:pPr>
+      <w:r>
+        <w:rPr>
+          <w:rFonts w:ascii="Verdana" w:hAnsi="Verdana" w:cs="Segoe UI"/>
+          <w:sz w:val="20"/>
+          <w:szCs w:val="20"/>
+          <w14:ligatures w14:val="none"/>
+        </w:rPr>
+        <w:t>AI Feasibility Study Platform – Machine Learning, Scikit-learn, Logistic Regression, FastAPI</w:t>
+      </w:r>
     </w:p>
     <w:p>
       <w:pPr>
@@ -5559,8 +5114,6 @@
         <w:spacing w:line="300" w:lineRule="atLeast"/>
         <w:rPr>
           <w:rFonts w:ascii="Verdana" w:hAnsi="Verdana" w:cs="Segoe UI"/>
-          <w:b/>
-          <w:bCs/>
           <w:sz w:val="20"/>
           <w:szCs w:val="20"/>
           <w14:ligatures w14:val="none"/>
@@ -5955,6 +5508,155 @@
     </w:lvl>
   </w:abstractNum>
   <w:abstractNum w:abstractNumId="3" w15:restartNumberingAfterBreak="0">
+    <w:nsid w:val="1D2D7ABC"/>
+    <w:multiLevelType w:val="multilevel"/>
+    <w:tmpl w:val="909887F8"/>
+    <w:lvl w:ilvl="0">
+      <w:start w:val="1"/>
+      <w:numFmt w:val="bullet"/>
+      <w:lvlText w:val=""/>
+      <w:lvlJc w:val="left"/>
+      <w:pPr>
+        <w:tabs>
+          <w:tab w:val="num" w:pos="720"/>
+        </w:tabs>
+        <w:ind w:left="720" w:hanging="360"/>
+      </w:pPr>
+      <w:rPr>
+        <w:rFonts w:ascii="Symbol" w:hAnsi="Symbol" w:hint="default"/>
+        <w:sz w:val="20"/>
+      </w:rPr>
+    </w:lvl>
+    <w:lvl w:ilvl="1" w:tentative="1">
+      <w:start w:val="1"/>
+      <w:numFmt w:val="bullet"/>
+      <w:lvlText w:val="o"/>
+      <w:lvlJc w:val="left"/>
+      <w:pPr>
+        <w:tabs>
+          <w:tab w:val="num" w:pos="1440"/>
+        </w:tabs>
+        <w:ind w:left="1440" w:hanging="360"/>
+      </w:pPr>
+      <w:rPr>
+        <w:rFonts w:ascii="Courier New" w:hAnsi="Courier New" w:hint="default"/>
+        <w:sz w:val="20"/>
+      </w:rPr>
+    </w:lvl>
+    <w:lvl w:ilvl="2" w:tentative="1">
+      <w:start w:val="1"/>
+      <w:numFmt w:val="bullet"/>
+      <w:lvlText w:val=""/>
+      <w:lvlJc w:val="left"/>
+      <w:pPr>
+        <w:tabs>
+          <w:tab w:val="num" w:pos="2160"/>
+        </w:tabs>
+        <w:ind w:left="2160" w:hanging="360"/>
+      </w:pPr>
+      <w:rPr>
+        <w:rFonts w:ascii="Wingdings" w:hAnsi="Wingdings" w:hint="default"/>
+        <w:sz w:val="20"/>
+      </w:rPr>
+    </w:lvl>
+    <w:lvl w:ilvl="3" w:tentative="1">
+      <w:start w:val="1"/>
+      <w:numFmt w:val="bullet"/>
+      <w:lvlText w:val=""/>
+      <w:lvlJc w:val="left"/>
+      <w:pPr>
+        <w:tabs>
+          <w:tab w:val="num" w:pos="2880"/>
+        </w:tabs>
+        <w:ind w:left="2880" w:hanging="360"/>
+      </w:pPr>
+      <w:rPr>
+        <w:rFonts w:ascii="Wingdings" w:hAnsi="Wingdings" w:hint="default"/>
+        <w:sz w:val="20"/>
+      </w:rPr>
+    </w:lvl>
+    <w:lvl w:ilvl="4" w:tentative="1">
+      <w:start w:val="1"/>
+      <w:numFmt w:val="bullet"/>
+      <w:lvlText w:val=""/>
+      <w:lvlJc w:val="left"/>
+      <w:pPr>
+        <w:tabs>
+          <w:tab w:val="num" w:pos="3600"/>
+        </w:tabs>
+        <w:ind w:left="3600" w:hanging="360"/>
+      </w:pPr>
+      <w:rPr>
+        <w:rFonts w:ascii="Wingdings" w:hAnsi="Wingdings" w:hint="default"/>
+        <w:sz w:val="20"/>
+      </w:rPr>
+    </w:lvl>
+    <w:lvl w:ilvl="5" w:tentative="1">
+      <w:start w:val="1"/>
+      <w:numFmt w:val="bullet"/>
+      <w:lvlText w:val=""/>
+      <w:lvlJc w:val="left"/>
+      <w:pPr>
+        <w:tabs>
+          <w:tab w:val="num" w:pos="4320"/>
+        </w:tabs>
+        <w:ind w:left="4320" w:hanging="360"/>
+      </w:pPr>
+      <w:rPr>
+        <w:rFonts w:ascii="Wingdings" w:hAnsi="Wingdings" w:hint="default"/>
+        <w:sz w:val="20"/>
+      </w:rPr>
+    </w:lvl>
+    <w:lvl w:ilvl="6" w:tentative="1">
+      <w:start w:val="1"/>
+      <w:numFmt w:val="bullet"/>
+      <w:lvlText w:val=""/>
+      <w:lvlJc w:val="left"/>
+      <w:pPr>
+        <w:tabs>
+          <w:tab w:val="num" w:pos="5040"/>
+        </w:tabs>
+        <w:ind w:left="5040" w:hanging="360"/>
+      </w:pPr>
+      <w:rPr>
+        <w:rFonts w:ascii="Wingdings" w:hAnsi="Wingdings" w:hint="default"/>
+        <w:sz w:val="20"/>
+      </w:rPr>
+    </w:lvl>
+    <w:lvl w:ilvl="7" w:tentative="1">
+      <w:start w:val="1"/>
+      <w:numFmt w:val="bullet"/>
+      <w:lvlText w:val=""/>
+      <w:lvlJc w:val="left"/>
+      <w:pPr>
+        <w:tabs>
+          <w:tab w:val="num" w:pos="5760"/>
+        </w:tabs>
+        <w:ind w:left="5760" w:hanging="360"/>
+      </w:pPr>
+      <w:rPr>
+        <w:rFonts w:ascii="Wingdings" w:hAnsi="Wingdings" w:hint="default"/>
+        <w:sz w:val="20"/>
+      </w:rPr>
+    </w:lvl>
+    <w:lvl w:ilvl="8" w:tentative="1">
+      <w:start w:val="1"/>
+      <w:numFmt w:val="bullet"/>
+      <w:lvlText w:val=""/>
+      <w:lvlJc w:val="left"/>
+      <w:pPr>
+        <w:tabs>
+          <w:tab w:val="num" w:pos="6480"/>
+        </w:tabs>
+        <w:ind w:left="6480" w:hanging="360"/>
+      </w:pPr>
+      <w:rPr>
+        <w:rFonts w:ascii="Wingdings" w:hAnsi="Wingdings" w:hint="default"/>
+        <w:sz w:val="20"/>
+      </w:rPr>
+    </w:lvl>
+  </w:abstractNum>
+  <w:abstractNum w:abstractNumId="4" w15:restartNumberingAfterBreak="0">
     <w:nsid w:val="20842DB3"/>
     <w:multiLevelType w:val="hybridMultilevel"/>
     <w:tmpl w:val="37DA2028"/>
@@ -6067,7 +5769,7 @@
       </w:rPr>
     </w:lvl>
   </w:abstractNum>
-  <w:abstractNum w:abstractNumId="4" w15:restartNumberingAfterBreak="0">
+  <w:abstractNum w:abstractNumId="5" w15:restartNumberingAfterBreak="0">
     <w:nsid w:val="258A465E"/>
     <w:multiLevelType w:val="multilevel"/>
     <w:tmpl w:val="AC18B582"/>
@@ -6216,7 +5918,7 @@
       </w:rPr>
     </w:lvl>
   </w:abstractNum>
-  <w:abstractNum w:abstractNumId="5" w15:restartNumberingAfterBreak="0">
+  <w:abstractNum w:abstractNumId="6" w15:restartNumberingAfterBreak="0">
     <w:nsid w:val="2CB96973"/>
     <w:multiLevelType w:val="multilevel"/>
     <w:tmpl w:val="466E5B48"/>
@@ -6365,7 +6067,7 @@
       </w:rPr>
     </w:lvl>
   </w:abstractNum>
-  <w:abstractNum w:abstractNumId="6" w15:restartNumberingAfterBreak="0">
+  <w:abstractNum w:abstractNumId="7" w15:restartNumberingAfterBreak="0">
     <w:nsid w:val="353AFBB2"/>
     <w:multiLevelType w:val="hybridMultilevel"/>
     <w:tmpl w:val="AF6AE26E"/>
@@ -6478,7 +6180,156 @@
       </w:rPr>
     </w:lvl>
   </w:abstractNum>
-  <w:abstractNum w:abstractNumId="7" w15:restartNumberingAfterBreak="0">
+  <w:abstractNum w:abstractNumId="8" w15:restartNumberingAfterBreak="0">
+    <w:nsid w:val="3CC0540A"/>
+    <w:multiLevelType w:val="multilevel"/>
+    <w:tmpl w:val="994EAEF6"/>
+    <w:lvl w:ilvl="0">
+      <w:start w:val="1"/>
+      <w:numFmt w:val="bullet"/>
+      <w:lvlText w:val=""/>
+      <w:lvlJc w:val="left"/>
+      <w:pPr>
+        <w:tabs>
+          <w:tab w:val="num" w:pos="720"/>
+        </w:tabs>
+        <w:ind w:left="720" w:hanging="360"/>
+      </w:pPr>
+      <w:rPr>
+        <w:rFonts w:ascii="Symbol" w:hAnsi="Symbol" w:hint="default"/>
+        <w:sz w:val="20"/>
+      </w:rPr>
+    </w:lvl>
+    <w:lvl w:ilvl="1" w:tentative="1">
+      <w:start w:val="1"/>
+      <w:numFmt w:val="bullet"/>
+      <w:lvlText w:val="o"/>
+      <w:lvlJc w:val="left"/>
+      <w:pPr>
+        <w:tabs>
+          <w:tab w:val="num" w:pos="1440"/>
+        </w:tabs>
+        <w:ind w:left="1440" w:hanging="360"/>
+      </w:pPr>
+      <w:rPr>
+        <w:rFonts w:ascii="Courier New" w:hAnsi="Courier New" w:hint="default"/>
+        <w:sz w:val="20"/>
+      </w:rPr>
+    </w:lvl>
+    <w:lvl w:ilvl="2" w:tentative="1">
+      <w:start w:val="1"/>
+      <w:numFmt w:val="bullet"/>
+      <w:lvlText w:val=""/>
+      <w:lvlJc w:val="left"/>
+      <w:pPr>
+        <w:tabs>
+          <w:tab w:val="num" w:pos="2160"/>
+        </w:tabs>
+        <w:ind w:left="2160" w:hanging="360"/>
+      </w:pPr>
+      <w:rPr>
+        <w:rFonts w:ascii="Wingdings" w:hAnsi="Wingdings" w:hint="default"/>
+        <w:sz w:val="20"/>
+      </w:rPr>
+    </w:lvl>
+    <w:lvl w:ilvl="3" w:tentative="1">
+      <w:start w:val="1"/>
+      <w:numFmt w:val="bullet"/>
+      <w:lvlText w:val=""/>
+      <w:lvlJc w:val="left"/>
+      <w:pPr>
+        <w:tabs>
+          <w:tab w:val="num" w:pos="2880"/>
+        </w:tabs>
+        <w:ind w:left="2880" w:hanging="360"/>
+      </w:pPr>
+      <w:rPr>
+        <w:rFonts w:ascii="Wingdings" w:hAnsi="Wingdings" w:hint="default"/>
+        <w:sz w:val="20"/>
+      </w:rPr>
+    </w:lvl>
+    <w:lvl w:ilvl="4" w:tentative="1">
+      <w:start w:val="1"/>
+      <w:numFmt w:val="bullet"/>
+      <w:lvlText w:val=""/>
+      <w:lvlJc w:val="left"/>
+      <w:pPr>
+        <w:tabs>
+          <w:tab w:val="num" w:pos="3600"/>
+        </w:tabs>
+        <w:ind w:left="3600" w:hanging="360"/>
+      </w:pPr>
+      <w:rPr>
+        <w:rFonts w:ascii="Wingdings" w:hAnsi="Wingdings" w:hint="default"/>
+        <w:sz w:val="20"/>
+      </w:rPr>
+    </w:lvl>
+    <w:lvl w:ilvl="5" w:tentative="1">
+      <w:start w:val="1"/>
+      <w:numFmt w:val="bullet"/>
+      <w:lvlText w:val=""/>
+      <w:lvlJc w:val="left"/>
+      <w:pPr>
+        <w:tabs>
+          <w:tab w:val="num" w:pos="4320"/>
+        </w:tabs>
+        <w:ind w:left="4320" w:hanging="360"/>
+      </w:pPr>
+      <w:rPr>
+        <w:rFonts w:ascii="Wingdings" w:hAnsi="Wingdings" w:hint="default"/>
+        <w:sz w:val="20"/>
+      </w:rPr>
+    </w:lvl>
+    <w:lvl w:ilvl="6" w:tentative="1">
+      <w:start w:val="1"/>
+      <w:numFmt w:val="bullet"/>
+      <w:lvlText w:val=""/>
+      <w:lvlJc w:val="left"/>
+      <w:pPr>
+        <w:tabs>
+          <w:tab w:val="num" w:pos="5040"/>
+        </w:tabs>
+        <w:ind w:left="5040" w:hanging="360"/>
+      </w:pPr>
+      <w:rPr>
+        <w:rFonts w:ascii="Wingdings" w:hAnsi="Wingdings" w:hint="default"/>
+        <w:sz w:val="20"/>
+      </w:rPr>
+    </w:lvl>
+    <w:lvl w:ilvl="7" w:tentative="1">
+      <w:start w:val="1"/>
+      <w:numFmt w:val="bullet"/>
+      <w:lvlText w:val=""/>
+      <w:lvlJc w:val="left"/>
+      <w:pPr>
+        <w:tabs>
+          <w:tab w:val="num" w:pos="5760"/>
+        </w:tabs>
+        <w:ind w:left="5760" w:hanging="360"/>
+      </w:pPr>
+      <w:rPr>
+        <w:rFonts w:ascii="Wingdings" w:hAnsi="Wingdings" w:hint="default"/>
+        <w:sz w:val="20"/>
+      </w:rPr>
+    </w:lvl>
+    <w:lvl w:ilvl="8" w:tentative="1">
+      <w:start w:val="1"/>
+      <w:numFmt w:val="bullet"/>
+      <w:lvlText w:val=""/>
+      <w:lvlJc w:val="left"/>
+      <w:pPr>
+        <w:tabs>
+          <w:tab w:val="num" w:pos="6480"/>
+        </w:tabs>
+        <w:ind w:left="6480" w:hanging="360"/>
+      </w:pPr>
+      <w:rPr>
+        <w:rFonts w:ascii="Wingdings" w:hAnsi="Wingdings" w:hint="default"/>
+        <w:sz w:val="20"/>
+      </w:rPr>
+    </w:lvl>
+  </w:abstractNum>
+  <w:abstractNum w:abstractNumId="9" w15:restartNumberingAfterBreak="0">
     <w:nsid w:val="47AA2099"/>
     <w:multiLevelType w:val="hybridMultilevel"/>
     <w:tmpl w:val="6C4E7B86"/>
@@ -6591,7 +6442,7 @@
       </w:rPr>
     </w:lvl>
   </w:abstractNum>
-  <w:abstractNum w:abstractNumId="8" w15:restartNumberingAfterBreak="0">
+  <w:abstractNum w:abstractNumId="10" w15:restartNumberingAfterBreak="0">
     <w:nsid w:val="53FA54ED"/>
     <w:multiLevelType w:val="hybridMultilevel"/>
     <w:tmpl w:val="6B7497D6"/>
@@ -6680,7 +6531,156 @@
       </w:pPr>
     </w:lvl>
   </w:abstractNum>
-  <w:abstractNum w:abstractNumId="9" w15:restartNumberingAfterBreak="0">
+  <w:abstractNum w:abstractNumId="11" w15:restartNumberingAfterBreak="0">
+    <w:nsid w:val="53FA583F"/>
+    <w:multiLevelType w:val="multilevel"/>
+    <w:tmpl w:val="72140B1A"/>
+    <w:lvl w:ilvl="0">
+      <w:start w:val="1"/>
+      <w:numFmt w:val="bullet"/>
+      <w:lvlText w:val=""/>
+      <w:lvlJc w:val="left"/>
+      <w:pPr>
+        <w:tabs>
+          <w:tab w:val="num" w:pos="720"/>
+        </w:tabs>
+        <w:ind w:left="720" w:hanging="360"/>
+      </w:pPr>
+      <w:rPr>
+        <w:rFonts w:ascii="Symbol" w:hAnsi="Symbol" w:hint="default"/>
+        <w:sz w:val="20"/>
+      </w:rPr>
+    </w:lvl>
+    <w:lvl w:ilvl="1" w:tentative="1">
+      <w:start w:val="1"/>
+      <w:numFmt w:val="bullet"/>
+      <w:lvlText w:val="o"/>
+      <w:lvlJc w:val="left"/>
+      <w:pPr>
+        <w:tabs>
+          <w:tab w:val="num" w:pos="1440"/>
+        </w:tabs>
+        <w:ind w:left="1440" w:hanging="360"/>
+      </w:pPr>
+      <w:rPr>
+        <w:rFonts w:ascii="Courier New" w:hAnsi="Courier New" w:hint="default"/>
+        <w:sz w:val="20"/>
+      </w:rPr>
+    </w:lvl>
+    <w:lvl w:ilvl="2" w:tentative="1">
+      <w:start w:val="1"/>
+      <w:numFmt w:val="bullet"/>
+      <w:lvlText w:val=""/>
+      <w:lvlJc w:val="left"/>
+      <w:pPr>
+        <w:tabs>
+          <w:tab w:val="num" w:pos="2160"/>
+        </w:tabs>
+        <w:ind w:left="2160" w:hanging="360"/>
+      </w:pPr>
+      <w:rPr>
+        <w:rFonts w:ascii="Wingdings" w:hAnsi="Wingdings" w:hint="default"/>
+        <w:sz w:val="20"/>
+      </w:rPr>
+    </w:lvl>
+    <w:lvl w:ilvl="3" w:tentative="1">
+      <w:start w:val="1"/>
+      <w:numFmt w:val="bullet"/>
+      <w:lvlText w:val=""/>
+      <w:lvlJc w:val="left"/>
+      <w:pPr>
+        <w:tabs>
+          <w:tab w:val="num" w:pos="2880"/>
+        </w:tabs>
+        <w:ind w:left="2880" w:hanging="360"/>
+      </w:pPr>
+      <w:rPr>
+        <w:rFonts w:ascii="Wingdings" w:hAnsi="Wingdings" w:hint="default"/>
+        <w:sz w:val="20"/>
+      </w:rPr>
+    </w:lvl>
+    <w:lvl w:ilvl="4" w:tentative="1">
+      <w:start w:val="1"/>
+      <w:numFmt w:val="bullet"/>
+      <w:lvlText w:val=""/>
+      <w:lvlJc w:val="left"/>
+      <w:pPr>
+        <w:tabs>
+          <w:tab w:val="num" w:pos="3600"/>
+        </w:tabs>
+        <w:ind w:left="3600" w:hanging="360"/>
+      </w:pPr>
+      <w:rPr>
+        <w:rFonts w:ascii="Wingdings" w:hAnsi="Wingdings" w:hint="default"/>
+        <w:sz w:val="20"/>
+      </w:rPr>
+    </w:lvl>
+    <w:lvl w:ilvl="5" w:tentative="1">
+      <w:start w:val="1"/>
+      <w:numFmt w:val="bullet"/>
+      <w:lvlText w:val=""/>
+      <w:lvlJc w:val="left"/>
+      <w:pPr>
+        <w:tabs>
+          <w:tab w:val="num" w:pos="4320"/>
+        </w:tabs>
+        <w:ind w:left="4320" w:hanging="360"/>
+      </w:pPr>
+      <w:rPr>
+        <w:rFonts w:ascii="Wingdings" w:hAnsi="Wingdings" w:hint="default"/>
+        <w:sz w:val="20"/>
+      </w:rPr>
+    </w:lvl>
+    <w:lvl w:ilvl="6" w:tentative="1">
+      <w:start w:val="1"/>
+      <w:numFmt w:val="bullet"/>
+      <w:lvlText w:val=""/>
+      <w:lvlJc w:val="left"/>
+      <w:pPr>
+        <w:tabs>
+          <w:tab w:val="num" w:pos="5040"/>
+        </w:tabs>
+        <w:ind w:left="5040" w:hanging="360"/>
+      </w:pPr>
+      <w:rPr>
+        <w:rFonts w:ascii="Wingdings" w:hAnsi="Wingdings" w:hint="default"/>
+        <w:sz w:val="20"/>
+      </w:rPr>
+    </w:lvl>
+    <w:lvl w:ilvl="7" w:tentative="1">
+      <w:start w:val="1"/>
+      <w:numFmt w:val="bullet"/>
+      <w:lvlText w:val=""/>
+      <w:lvlJc w:val="left"/>
+      <w:pPr>
+        <w:tabs>
+          <w:tab w:val="num" w:pos="5760"/>
+        </w:tabs>
+        <w:ind w:left="5760" w:hanging="360"/>
+      </w:pPr>
+      <w:rPr>
+        <w:rFonts w:ascii="Wingdings" w:hAnsi="Wingdings" w:hint="default"/>
+        <w:sz w:val="20"/>
+      </w:rPr>
+    </w:lvl>
+    <w:lvl w:ilvl="8" w:tentative="1">
+      <w:start w:val="1"/>
+      <w:numFmt w:val="bullet"/>
+      <w:lvlText w:val=""/>
+      <w:lvlJc w:val="left"/>
+      <w:pPr>
+        <w:tabs>
+          <w:tab w:val="num" w:pos="6480"/>
+        </w:tabs>
+        <w:ind w:left="6480" w:hanging="360"/>
+      </w:pPr>
+      <w:rPr>
+        <w:rFonts w:ascii="Wingdings" w:hAnsi="Wingdings" w:hint="default"/>
+        <w:sz w:val="20"/>
+      </w:rPr>
+    </w:lvl>
+  </w:abstractNum>
+  <w:abstractNum w:abstractNumId="12" w15:restartNumberingAfterBreak="0">
     <w:nsid w:val="544A4F93"/>
     <w:multiLevelType w:val="hybridMultilevel"/>
     <w:tmpl w:val="1FBE3930"/>
@@ -6829,7 +6829,7 @@
       </w:rPr>
     </w:lvl>
   </w:abstractNum>
-  <w:abstractNum w:abstractNumId="10" w15:restartNumberingAfterBreak="0">
+  <w:abstractNum w:abstractNumId="13" w15:restartNumberingAfterBreak="0">
     <w:nsid w:val="5811590B"/>
     <w:multiLevelType w:val="multilevel"/>
     <w:tmpl w:val="8E2EDCE4"/>
@@ -6978,7 +6978,7 @@
       </w:rPr>
     </w:lvl>
   </w:abstractNum>
-  <w:abstractNum w:abstractNumId="11" w15:restartNumberingAfterBreak="0">
+  <w:abstractNum w:abstractNumId="14" w15:restartNumberingAfterBreak="0">
     <w:nsid w:val="5D14F5CE"/>
     <w:multiLevelType w:val="hybridMultilevel"/>
     <w:tmpl w:val="B02C30A8"/>
@@ -7091,7 +7091,7 @@
       </w:rPr>
     </w:lvl>
   </w:abstractNum>
-  <w:abstractNum w:abstractNumId="12" w15:restartNumberingAfterBreak="0">
+  <w:abstractNum w:abstractNumId="15" w15:restartNumberingAfterBreak="0">
     <w:nsid w:val="6E697927"/>
     <w:multiLevelType w:val="multilevel"/>
     <w:tmpl w:val="1ACA05AC"/>
@@ -7240,7 +7240,7 @@
       </w:rPr>
     </w:lvl>
   </w:abstractNum>
-  <w:abstractNum w:abstractNumId="13" w15:restartNumberingAfterBreak="0">
+  <w:abstractNum w:abstractNumId="16" w15:restartNumberingAfterBreak="0">
     <w:nsid w:val="70FE9C40"/>
     <w:multiLevelType w:val="hybridMultilevel"/>
     <w:tmpl w:val="531234FC"/>
@@ -7353,7 +7353,156 @@
       </w:rPr>
     </w:lvl>
   </w:abstractNum>
-  <w:abstractNum w:abstractNumId="14" w15:restartNumberingAfterBreak="0">
+  <w:abstractNum w:abstractNumId="17" w15:restartNumberingAfterBreak="0">
+    <w:nsid w:val="746A47A5"/>
+    <w:multiLevelType w:val="multilevel"/>
+    <w:tmpl w:val="AD6A4D72"/>
+    <w:lvl w:ilvl="0">
+      <w:start w:val="1"/>
+      <w:numFmt w:val="bullet"/>
+      <w:lvlText w:val=""/>
+      <w:lvlJc w:val="left"/>
+      <w:pPr>
+        <w:tabs>
+          <w:tab w:val="num" w:pos="720"/>
+        </w:tabs>
+        <w:ind w:left="720" w:hanging="360"/>
+      </w:pPr>
+      <w:rPr>
+        <w:rFonts w:ascii="Symbol" w:hAnsi="Symbol" w:hint="default"/>
+        <w:sz w:val="20"/>
+      </w:rPr>
+    </w:lvl>
+    <w:lvl w:ilvl="1" w:tentative="1">
+      <w:start w:val="1"/>
+      <w:numFmt w:val="bullet"/>
+      <w:lvlText w:val="o"/>
+      <w:lvlJc w:val="left"/>
+      <w:pPr>
+        <w:tabs>
+          <w:tab w:val="num" w:pos="1440"/>
+        </w:tabs>
+        <w:ind w:left="1440" w:hanging="360"/>
+      </w:pPr>
+      <w:rPr>
+        <w:rFonts w:ascii="Courier New" w:hAnsi="Courier New" w:hint="default"/>
+        <w:sz w:val="20"/>
+      </w:rPr>
+    </w:lvl>
+    <w:lvl w:ilvl="2" w:tentative="1">
+      <w:start w:val="1"/>
+      <w:numFmt w:val="bullet"/>
+      <w:lvlText w:val=""/>
+      <w:lvlJc w:val="left"/>
+      <w:pPr>
+        <w:tabs>
+          <w:tab w:val="num" w:pos="2160"/>
+        </w:tabs>
+        <w:ind w:left="2160" w:hanging="360"/>
+      </w:pPr>
+      <w:rPr>
+        <w:rFonts w:ascii="Wingdings" w:hAnsi="Wingdings" w:hint="default"/>
+        <w:sz w:val="20"/>
+      </w:rPr>
+    </w:lvl>
+    <w:lvl w:ilvl="3" w:tentative="1">
+      <w:start w:val="1"/>
+      <w:numFmt w:val="bullet"/>
+      <w:lvlText w:val=""/>
+      <w:lvlJc w:val="left"/>
+      <w:pPr>
+        <w:tabs>
+          <w:tab w:val="num" w:pos="2880"/>
+        </w:tabs>
+        <w:ind w:left="2880" w:hanging="360"/>
+      </w:pPr>
+      <w:rPr>
+        <w:rFonts w:ascii="Wingdings" w:hAnsi="Wingdings" w:hint="default"/>
+        <w:sz w:val="20"/>
+      </w:rPr>
+    </w:lvl>
+    <w:lvl w:ilvl="4" w:tentative="1">
+      <w:start w:val="1"/>
+      <w:numFmt w:val="bullet"/>
+      <w:lvlText w:val=""/>
+      <w:lvlJc w:val="left"/>
+      <w:pPr>
+        <w:tabs>
+          <w:tab w:val="num" w:pos="3600"/>
+        </w:tabs>
+        <w:ind w:left="3600" w:hanging="360"/>
+      </w:pPr>
+      <w:rPr>
+        <w:rFonts w:ascii="Wingdings" w:hAnsi="Wingdings" w:hint="default"/>
+        <w:sz w:val="20"/>
+      </w:rPr>
+    </w:lvl>
+    <w:lvl w:ilvl="5" w:tentative="1">
+      <w:start w:val="1"/>
+      <w:numFmt w:val="bullet"/>
+      <w:lvlText w:val=""/>
+      <w:lvlJc w:val="left"/>
+      <w:pPr>
+        <w:tabs>
+          <w:tab w:val="num" w:pos="4320"/>
+        </w:tabs>
+        <w:ind w:left="4320" w:hanging="360"/>
+      </w:pPr>
+      <w:rPr>
+        <w:rFonts w:ascii="Wingdings" w:hAnsi="Wingdings" w:hint="default"/>
+        <w:sz w:val="20"/>
+      </w:rPr>
+    </w:lvl>
+    <w:lvl w:ilvl="6" w:tentative="1">
+      <w:start w:val="1"/>
+      <w:numFmt w:val="bullet"/>
+      <w:lvlText w:val=""/>
+      <w:lvlJc w:val="left"/>
+      <w:pPr>
+        <w:tabs>
+          <w:tab w:val="num" w:pos="5040"/>
+        </w:tabs>
+        <w:ind w:left="5040" w:hanging="360"/>
+      </w:pPr>
+      <w:rPr>
+        <w:rFonts w:ascii="Wingdings" w:hAnsi="Wingdings" w:hint="default"/>
+        <w:sz w:val="20"/>
+      </w:rPr>
+    </w:lvl>
+    <w:lvl w:ilvl="7" w:tentative="1">
+      <w:start w:val="1"/>
+      <w:numFmt w:val="bullet"/>
+      <w:lvlText w:val=""/>
+      <w:lvlJc w:val="left"/>
+      <w:pPr>
+        <w:tabs>
+          <w:tab w:val="num" w:pos="5760"/>
+        </w:tabs>
+        <w:ind w:left="5760" w:hanging="360"/>
+      </w:pPr>
+      <w:rPr>
+        <w:rFonts w:ascii="Wingdings" w:hAnsi="Wingdings" w:hint="default"/>
+        <w:sz w:val="20"/>
+      </w:rPr>
+    </w:lvl>
+    <w:lvl w:ilvl="8" w:tentative="1">
+      <w:start w:val="1"/>
+      <w:numFmt w:val="bullet"/>
+      <w:lvlText w:val=""/>
+      <w:lvlJc w:val="left"/>
+      <w:pPr>
+        <w:tabs>
+          <w:tab w:val="num" w:pos="6480"/>
+        </w:tabs>
+        <w:ind w:left="6480" w:hanging="360"/>
+      </w:pPr>
+      <w:rPr>
+        <w:rFonts w:ascii="Wingdings" w:hAnsi="Wingdings" w:hint="default"/>
+        <w:sz w:val="20"/>
+      </w:rPr>
+    </w:lvl>
+  </w:abstractNum>
+  <w:abstractNum w:abstractNumId="18" w15:restartNumberingAfterBreak="0">
     <w:nsid w:val="74F0B8A3"/>
     <w:multiLevelType w:val="hybridMultilevel"/>
     <w:tmpl w:val="CFA8DDE8"/>
@@ -7467,31 +7616,31 @@
     </w:lvl>
   </w:abstractNum>
   <w:num w:numId="1" w16cid:durableId="334458815">
+    <w:abstractNumId w:val="9"/>
+  </w:num>
+  <w:num w:numId="2" w16cid:durableId="214583793">
     <w:abstractNumId w:val="7"/>
   </w:num>
-  <w:num w:numId="2" w16cid:durableId="214583793">
-    <w:abstractNumId w:val="6"/>
-  </w:num>
   <w:num w:numId="3" w16cid:durableId="713694102">
-    <w:abstractNumId w:val="11"/>
+    <w:abstractNumId w:val="14"/>
   </w:num>
   <w:num w:numId="4" w16cid:durableId="29185513">
-    <w:abstractNumId w:val="14"/>
+    <w:abstractNumId w:val="18"/>
   </w:num>
   <w:num w:numId="5" w16cid:durableId="1435520989">
-    <w:abstractNumId w:val="13"/>
+    <w:abstractNumId w:val="16"/>
   </w:num>
   <w:num w:numId="6" w16cid:durableId="639772710">
     <w:abstractNumId w:val="1"/>
   </w:num>
   <w:num w:numId="7" w16cid:durableId="1473867004">
-    <w:abstractNumId w:val="3"/>
+    <w:abstractNumId w:val="4"/>
   </w:num>
   <w:num w:numId="8" w16cid:durableId="403067390">
-    <w:abstractNumId w:val="9"/>
+    <w:abstractNumId w:val="12"/>
   </w:num>
   <w:num w:numId="9" w16cid:durableId="811942021">
-    <w:abstractNumId w:val="8"/>
+    <w:abstractNumId w:val="10"/>
     <w:lvlOverride w:ilvl="0"/>
     <w:lvlOverride w:ilvl="1">
       <w:startOverride w:val="1"/>
@@ -7525,16 +7674,28 @@
     <w:abstractNumId w:val="0"/>
   </w:num>
   <w:num w:numId="12" w16cid:durableId="1899319657">
-    <w:abstractNumId w:val="12"/>
+    <w:abstractNumId w:val="15"/>
   </w:num>
   <w:num w:numId="13" w16cid:durableId="816461947">
+    <w:abstractNumId w:val="6"/>
+  </w:num>
+  <w:num w:numId="14" w16cid:durableId="1771511534">
     <w:abstractNumId w:val="5"/>
   </w:num>
-  <w:num w:numId="14" w16cid:durableId="1771511534">
-    <w:abstractNumId w:val="4"/>
+  <w:num w:numId="15" w16cid:durableId="1610624565">
+    <w:abstractNumId w:val="13"/>
   </w:num>
-  <w:num w:numId="15" w16cid:durableId="1610624565">
-    <w:abstractNumId w:val="10"/>
+  <w:num w:numId="16" w16cid:durableId="916136757">
+    <w:abstractNumId w:val="17"/>
+  </w:num>
+  <w:num w:numId="17" w16cid:durableId="1463110128">
+    <w:abstractNumId w:val="8"/>
+  </w:num>
+  <w:num w:numId="18" w16cid:durableId="550263779">
+    <w:abstractNumId w:val="11"/>
+  </w:num>
+  <w:num w:numId="19" w16cid:durableId="1819953522">
+    <w:abstractNumId w:val="3"/>
   </w:num>
   <w:numIdMacAtCleanup w:val="10"/>
 </w:numbering>
